--- a/5.Основы проектирования баз данных.docx
+++ b/5.Основы проектирования баз данных.docx
@@ -7,10 +7,7 @@
         <w:pStyle w:val="1"/>
       </w:pPr>
       <w:r>
-        <w:t xml:space="preserve">#1 </w:t>
-      </w:r>
-      <w:r>
-        <w:t>Основы понятия баз данных</w:t>
+        <w:t>#1 Основы понятия баз данных</w:t>
       </w:r>
     </w:p>
     <w:p>
@@ -33,19 +30,7 @@
         <w:t>Данные</w:t>
       </w:r>
       <w:r>
-        <w:t xml:space="preserve"> </w:t>
-      </w:r>
-      <w:r>
-        <w:t>— это</w:t>
-      </w:r>
-      <w:r>
-        <w:t xml:space="preserve"> </w:t>
-      </w:r>
-      <w:r>
-        <w:t>информация,</w:t>
-      </w:r>
-      <w:r>
-        <w:t xml:space="preserve"> представленная в определённом виде, позволяющем автоматизировать её сбор, хранение и дальнейшую обработку человеком или информационным средством.</w:t>
+        <w:t xml:space="preserve"> — это информация, представленная в определённом виде, позволяющем автоматизировать её сбор, хранение и дальнейшую обработку человеком или информационным средством.</w:t>
       </w:r>
     </w:p>
     <w:p>
@@ -65,13 +50,7 @@
         <w:t>База данных</w:t>
       </w:r>
       <w:r>
-        <w:t xml:space="preserve"> </w:t>
-      </w:r>
-      <w:r>
-        <w:t>— это</w:t>
-      </w:r>
-      <w:r>
-        <w:t xml:space="preserve"> совокупность данных, организованных по определённым правилам, предусматривающим общие принципы описания, хранения и манипулирования данными.</w:t>
+        <w:t xml:space="preserve"> — это совокупность данных, организованных по определённым правилам, предусматривающим общие принципы описания, хранения и манипулирования данными.</w:t>
       </w:r>
     </w:p>
     <w:p>
@@ -91,13 +70,7 @@
         <w:t>СУБД</w:t>
       </w:r>
       <w:r>
-        <w:t xml:space="preserve"> (система управления баз данных) </w:t>
-      </w:r>
-      <w:r>
-        <w:t>— это</w:t>
-      </w:r>
-      <w:r>
-        <w:t xml:space="preserve"> комплекс программ, позволяющим создать базу данных и манипулировать данными </w:t>
+        <w:t xml:space="preserve"> (система управления баз данных) — это комплекс программ, позволяющим создать базу данных и манипулировать данными </w:t>
       </w:r>
       <w:r>
         <w:rPr>
@@ -127,13 +100,7 @@
         <w:t>АИС</w:t>
       </w:r>
       <w:r>
-        <w:t xml:space="preserve"> (автоматизированная информационная система) </w:t>
-      </w:r>
-      <w:r>
-        <w:t>— это</w:t>
-      </w:r>
-      <w:r>
-        <w:t xml:space="preserve"> система, реализующая автоматизированный сбор, обработку и манипулирование данными.</w:t>
+        <w:t xml:space="preserve"> (автоматизированная информационная система) — это система, реализующая автоматизированный сбор, обработку и манипулирование данными.</w:t>
       </w:r>
     </w:p>
     <w:p>
@@ -307,6 +274,17 @@
     </w:p>
     <w:p>
       <w:pPr>
+        <w:rPr>
+          <w:sz w:val="18"/>
+          <w:szCs w:val="18"/>
+        </w:rPr>
+      </w:pPr>
+      <w:r>
+        <w:br w:type="page"/>
+      </w:r>
+    </w:p>
+    <w:p>
+      <w:pPr>
         <w:pStyle w:val="ac"/>
         <w:numPr>
           <w:ilvl w:val="0"/>
@@ -314,6 +292,7 @@
         </w:numPr>
       </w:pPr>
       <w:r>
+        <w:lastRenderedPageBreak/>
         <w:t>Реляционная модель.</w:t>
       </w:r>
     </w:p>
@@ -338,13 +317,7 @@
         </w:numPr>
       </w:pPr>
       <w:r>
-        <w:t xml:space="preserve">Каждая строка таблицы </w:t>
-      </w:r>
-      <w:r>
-        <w:t>— это</w:t>
-      </w:r>
-      <w:r>
-        <w:t xml:space="preserve"> информация об одном конкретном объекте.</w:t>
+        <w:t>Каждая строка таблицы — это информация об одном конкретном объекте.</w:t>
       </w:r>
     </w:p>
     <w:p>
@@ -356,7 +329,6 @@
         </w:numPr>
       </w:pPr>
       <w:r>
-        <w:lastRenderedPageBreak/>
         <w:t>Столбцы содержат свойства этого объекта.</w:t>
       </w:r>
     </w:p>
@@ -437,13 +409,7 @@
         </w:numPr>
       </w:pPr>
       <w:r>
-        <w:t xml:space="preserve">Чёткое моделирование данных </w:t>
-      </w:r>
-      <w:r>
-        <w:t>— это</w:t>
-      </w:r>
-      <w:r>
-        <w:t xml:space="preserve"> создание модели, которая точно отображает реальный сценарий.</w:t>
+        <w:t>Чёткое моделирование данных — это создание модели, которая точно отображает реальный сценарий.</w:t>
       </w:r>
     </w:p>
     <w:p>
@@ -479,19 +445,7 @@
         </w:numPr>
       </w:pPr>
       <w:r>
-        <w:t xml:space="preserve">Определение типов данных и ограничений </w:t>
-      </w:r>
-      <w:r>
-        <w:t>— это</w:t>
-      </w:r>
-      <w:r>
-        <w:t xml:space="preserve"> выбор соответствующих типов данных и ограничений</w:t>
-      </w:r>
-      <w:r>
-        <w:t>,</w:t>
-      </w:r>
-      <w:r>
-        <w:t xml:space="preserve"> и применение ограничений.</w:t>
+        <w:t>Определение типов данных и ограничений — это выбор соответствующих типов данных и ограничений, и применение ограничений.</w:t>
       </w:r>
     </w:p>
     <w:p>
@@ -507,50 +461,115 @@
         <w:pStyle w:val="ac"/>
       </w:pPr>
       <w:r>
-        <w:t>БД,</w:t>
-      </w:r>
-      <w:r>
-        <w:t xml:space="preserve"> основанные </w:t>
-      </w:r>
-      <w:r>
-        <w:t>на реляционной модели,</w:t>
-      </w:r>
-      <w:r>
-        <w:t xml:space="preserve"> называются </w:t>
+        <w:t xml:space="preserve">БД, основанные на реляционной модели, называются </w:t>
       </w:r>
       <w:r>
         <w:rPr>
           <w:b/>
           <w:bCs/>
         </w:rPr>
-        <w:t>Реляционными базами данны</w:t>
-      </w:r>
-      <w:r>
+        <w:t>Реляционными базами данных.</w:t>
+      </w:r>
+    </w:p>
+    <w:p>
+      <w:pPr>
+        <w:pStyle w:val="ac"/>
+      </w:pPr>
+    </w:p>
+    <w:p>
+      <w:pPr>
+        <w:pStyle w:val="ac"/>
+      </w:pPr>
+      <w:r>
+        <w:t>Основные понятия РБД;</w:t>
+      </w:r>
+    </w:p>
+    <w:p>
+      <w:pPr>
+        <w:pStyle w:val="ac"/>
+        <w:numPr>
+          <w:ilvl w:val="0"/>
+          <w:numId w:val="17"/>
+        </w:numPr>
+      </w:pPr>
+      <w:r>
+        <w:t>Сущность (таблица) — это представление набора реальных объектов (людей, товаров, вещей, событий, мест), которые имеют общие атрибуты или характеристики;</w:t>
+      </w:r>
+    </w:p>
+    <w:p>
+      <w:pPr>
+        <w:pStyle w:val="ac"/>
+        <w:numPr>
+          <w:ilvl w:val="0"/>
+          <w:numId w:val="17"/>
+        </w:numPr>
+      </w:pPr>
+      <w:r>
+        <w:t>Атрибут (поле) — это именованная характеристика, являющаяся некоторым свойством существа;</w:t>
+      </w:r>
+    </w:p>
+    <w:p>
+      <w:pPr>
+        <w:pStyle w:val="ac"/>
+        <w:numPr>
+          <w:ilvl w:val="0"/>
+          <w:numId w:val="17"/>
+        </w:numPr>
+      </w:pPr>
+      <w:r>
+        <w:t>Кортеж (записи/строки) — это каждая строка таблицы, в которой хранятся данные разных типов.</w:t>
+      </w:r>
+    </w:p>
+    <w:p>
+      <w:pPr>
+        <w:pStyle w:val="ac"/>
+        <w:numPr>
+          <w:ilvl w:val="0"/>
+          <w:numId w:val="17"/>
+        </w:numPr>
+      </w:pPr>
+      <w:r>
+        <w:t>Связь (стрелочки) — это некоторая ассоциация между двумя сущностями. Одна сущность может быть связана с другой сущностью или с самой собой.</w:t>
+      </w:r>
+    </w:p>
+    <w:p>
+      <w:pPr>
+        <w:pStyle w:val="ac"/>
+        <w:numPr>
+          <w:ilvl w:val="0"/>
+          <w:numId w:val="17"/>
+        </w:numPr>
+      </w:pPr>
+      <w:r>
+        <w:t>Значение атрибута — это одно поле в таблице.</w:t>
+      </w:r>
+    </w:p>
+    <w:p>
+      <w:pPr>
+        <w:rPr>
+          <w:sz w:val="18"/>
+          <w:szCs w:val="18"/>
+        </w:rPr>
+      </w:pPr>
+      <w:r>
+        <w:br w:type="page"/>
+      </w:r>
+    </w:p>
+    <w:p>
+      <w:pPr>
+        <w:pStyle w:val="ac"/>
         <w:rPr>
           <w:b/>
           <w:bCs/>
         </w:rPr>
-        <w:t>х</w:t>
-      </w:r>
+      </w:pPr>
       <w:r>
         <w:rPr>
           <w:b/>
           <w:bCs/>
         </w:rPr>
-        <w:t>.</w:t>
-      </w:r>
-    </w:p>
-    <w:p>
-      <w:pPr>
-        <w:pStyle w:val="ac"/>
-      </w:pPr>
-    </w:p>
-    <w:p>
-      <w:pPr>
-        <w:pStyle w:val="ac"/>
-      </w:pPr>
-      <w:r>
-        <w:t>Основные понятия РБД;</w:t>
+        <w:lastRenderedPageBreak/>
+        <w:t>Популярные СУБД</w:t>
       </w:r>
     </w:p>
     <w:p>
@@ -558,17 +577,11 @@
         <w:pStyle w:val="ac"/>
         <w:numPr>
           <w:ilvl w:val="0"/>
-          <w:numId w:val="17"/>
+          <w:numId w:val="20"/>
         </w:numPr>
       </w:pPr>
       <w:r>
-        <w:t xml:space="preserve">Сущность (таблица) </w:t>
-      </w:r>
-      <w:r>
-        <w:t>— это</w:t>
-      </w:r>
-      <w:r>
-        <w:t xml:space="preserve"> представление набора реальных объектов (людей, товаров, вещей, событий, мест), которые имеют общие атрибуты или характеристики;</w:t>
+        <w:t>MySQL</w:t>
       </w:r>
     </w:p>
     <w:p>
@@ -576,17 +589,11 @@
         <w:pStyle w:val="ac"/>
         <w:numPr>
           <w:ilvl w:val="0"/>
-          <w:numId w:val="17"/>
+          <w:numId w:val="20"/>
         </w:numPr>
       </w:pPr>
       <w:r>
-        <w:t xml:space="preserve">Атрибут (поле) </w:t>
-      </w:r>
-      <w:r>
-        <w:t>— это</w:t>
-      </w:r>
-      <w:r>
-        <w:t xml:space="preserve"> именованная характеристика, являющаяся некоторым свойством существа;</w:t>
+        <w:t>PostgreSQL</w:t>
       </w:r>
     </w:p>
     <w:p>
@@ -594,23 +601,11 @@
         <w:pStyle w:val="ac"/>
         <w:numPr>
           <w:ilvl w:val="0"/>
-          <w:numId w:val="17"/>
+          <w:numId w:val="20"/>
         </w:numPr>
       </w:pPr>
       <w:r>
-        <w:t xml:space="preserve">Кортеж (записи/строки) </w:t>
-      </w:r>
-      <w:r>
-        <w:t>— это</w:t>
-      </w:r>
-      <w:r>
-        <w:t xml:space="preserve"> каждая строка </w:t>
-      </w:r>
-      <w:r>
-        <w:t>таблицы,</w:t>
-      </w:r>
-      <w:r>
-        <w:t xml:space="preserve"> в которой хранятся данные разных типов.</w:t>
+        <w:t>Microsoft SQL Server</w:t>
       </w:r>
     </w:p>
     <w:p>
@@ -618,17 +613,11 @@
         <w:pStyle w:val="ac"/>
         <w:numPr>
           <w:ilvl w:val="0"/>
-          <w:numId w:val="17"/>
+          <w:numId w:val="20"/>
         </w:numPr>
       </w:pPr>
       <w:r>
-        <w:t xml:space="preserve">Связь (стрелочки) </w:t>
-      </w:r>
-      <w:r>
-        <w:t>— это</w:t>
-      </w:r>
-      <w:r>
-        <w:t xml:space="preserve"> некоторая ассоциация между двумя сущностями. Одна сущность может быть связана с другой сущностью или с самой собой.</w:t>
+        <w:t>Oracle</w:t>
       </w:r>
     </w:p>
     <w:p>
@@ -636,98 +625,220 @@
         <w:pStyle w:val="ac"/>
         <w:numPr>
           <w:ilvl w:val="0"/>
-          <w:numId w:val="17"/>
+          <w:numId w:val="20"/>
         </w:numPr>
       </w:pPr>
       <w:r>
-        <w:t xml:space="preserve">Значение атрибута </w:t>
-      </w:r>
-      <w:r>
-        <w:t>— это</w:t>
-      </w:r>
-      <w:r>
-        <w:t xml:space="preserve"> одно поле в таблице.</w:t>
-      </w:r>
-    </w:p>
-    <w:p>
-      <w:pPr>
-        <w:pStyle w:val="ac"/>
-      </w:pPr>
-    </w:p>
-    <w:p>
-      <w:pPr>
-        <w:pStyle w:val="ac"/>
+        <w:t>MongoDB</w:t>
+      </w:r>
+    </w:p>
+    <w:p>
+      <w:pPr>
+        <w:pStyle w:val="2"/>
+      </w:pPr>
+      <w:r>
+        <w:t>Язык запросов</w:t>
+      </w:r>
+    </w:p>
+    <w:p>
+      <w:pPr>
+        <w:pStyle w:val="ac"/>
+      </w:pPr>
+      <w:r>
+        <w:t>Для работы с БД используется язык SQL. У него присутствуют несколько диалектов, которые зависят от программ. С помощью SQL можно осуществлять различные операции в БД с информацией с помощью "запросов". С помощью запросов можно добавлять, изменять и удалять записи, а также создавать, модифицировать и удалять таблицы.</w:t>
+      </w:r>
+    </w:p>
+    <w:p>
+      <w:pPr>
+        <w:pStyle w:val="ac"/>
+      </w:pPr>
+    </w:p>
+    <w:p>
+      <w:pPr>
+        <w:pStyle w:val="ac"/>
+      </w:pPr>
+      <w:r>
+        <w:t>Виды диалектов SQL в СУБД:</w:t>
+      </w:r>
+    </w:p>
+    <w:p>
+      <w:pPr>
+        <w:pStyle w:val="ac"/>
+        <w:numPr>
+          <w:ilvl w:val="0"/>
+          <w:numId w:val="22"/>
+        </w:numPr>
+      </w:pPr>
+      <w:r>
+        <w:t>T-SQL (</w:t>
+      </w:r>
+      <w:proofErr w:type="spellStart"/>
+      <w:r>
+        <w:t>Transact</w:t>
+      </w:r>
+      <w:proofErr w:type="spellEnd"/>
+      <w:r>
+        <w:t xml:space="preserve"> SQL</w:t>
+      </w:r>
+      <w:r>
+        <w:t>) - используется в СУБД Microsoft SQL Server.</w:t>
+      </w:r>
+    </w:p>
+    <w:p>
+      <w:pPr>
+        <w:pStyle w:val="ac"/>
+        <w:numPr>
+          <w:ilvl w:val="0"/>
+          <w:numId w:val="22"/>
+        </w:numPr>
+      </w:pPr>
+      <w:r>
+        <w:t>PL/SQL (</w:t>
+      </w:r>
+      <w:proofErr w:type="spellStart"/>
+      <w:r>
+        <w:t>Procedural</w:t>
+      </w:r>
+      <w:proofErr w:type="spellEnd"/>
+      <w:r>
+        <w:t xml:space="preserve"> Language/SQL) - используется в СУБД Oracle.</w:t>
+      </w:r>
+    </w:p>
+    <w:p>
+      <w:pPr>
+        <w:pStyle w:val="ac"/>
+        <w:numPr>
+          <w:ilvl w:val="0"/>
+          <w:numId w:val="22"/>
+        </w:numPr>
+      </w:pPr>
+      <w:r>
+        <w:t>SQL/PSM (SQL/</w:t>
+      </w:r>
+      <w:proofErr w:type="spellStart"/>
+      <w:r>
+        <w:t>Persistent</w:t>
+      </w:r>
+      <w:proofErr w:type="spellEnd"/>
+      <w:r>
+        <w:t xml:space="preserve"> </w:t>
+      </w:r>
+      <w:proofErr w:type="spellStart"/>
+      <w:r>
+        <w:t>Stored</w:t>
+      </w:r>
+      <w:proofErr w:type="spellEnd"/>
+      <w:r>
+        <w:t xml:space="preserve"> </w:t>
+      </w:r>
+      <w:proofErr w:type="spellStart"/>
+      <w:r>
+        <w:t>Module</w:t>
+      </w:r>
+      <w:proofErr w:type="spellEnd"/>
+      <w:r>
+        <w:t>) - используется в СУБД MySQL.</w:t>
+      </w:r>
+    </w:p>
+    <w:p>
+      <w:pPr>
+        <w:pStyle w:val="ac"/>
+        <w:numPr>
+          <w:ilvl w:val="0"/>
+          <w:numId w:val="22"/>
+        </w:numPr>
+      </w:pPr>
+      <w:proofErr w:type="spellStart"/>
+      <w:r>
+        <w:t>PLpg</w:t>
+      </w:r>
+      <w:proofErr w:type="spellEnd"/>
+      <w:r>
+        <w:t>/SQL (</w:t>
+      </w:r>
+      <w:proofErr w:type="spellStart"/>
+      <w:r>
+        <w:t>Procedual</w:t>
+      </w:r>
+      <w:proofErr w:type="spellEnd"/>
+      <w:r>
+        <w:t xml:space="preserve"> Language/</w:t>
+      </w:r>
+      <w:proofErr w:type="spellStart"/>
+      <w:r>
+        <w:t>postgreSQL</w:t>
+      </w:r>
+      <w:proofErr w:type="spellEnd"/>
+      <w:r>
+        <w:t>) - используется в СУБД PostgreSQL.</w:t>
+      </w:r>
+    </w:p>
+    <w:p>
+      <w:pPr>
+        <w:pStyle w:val="ac"/>
+        <w:numPr>
+          <w:ilvl w:val="0"/>
+          <w:numId w:val="22"/>
+        </w:numPr>
+      </w:pPr>
+      <w:r>
+        <w:t xml:space="preserve">SQLPL (SQL </w:t>
+      </w:r>
+      <w:proofErr w:type="spellStart"/>
+      <w:r>
+        <w:t>Prosedual</w:t>
+      </w:r>
+      <w:proofErr w:type="spellEnd"/>
+      <w:r>
+        <w:t xml:space="preserve"> Language) - используется в СУБД DB2</w:t>
+      </w:r>
+    </w:p>
+    <w:p>
+      <w:pPr>
+        <w:pStyle w:val="ac"/>
+        <w:numPr>
+          <w:ilvl w:val="0"/>
+          <w:numId w:val="22"/>
+        </w:numPr>
+      </w:pPr>
+      <w:r>
+        <w:t>Jet SQL - используется в СУБД Microsoft Access.</w:t>
+      </w:r>
+    </w:p>
+    <w:p>
+      <w:pPr>
+        <w:pStyle w:val="ac"/>
+      </w:pPr>
+    </w:p>
+    <w:p>
+      <w:pPr>
+        <w:pStyle w:val="ac"/>
+      </w:pPr>
+      <w:r>
         <w:rPr>
           <w:b/>
           <w:bCs/>
         </w:rPr>
-      </w:pPr>
-      <w:r>
-        <w:rPr>
-          <w:b/>
-          <w:bCs/>
-        </w:rPr>
-        <w:t>Популярные СУБД</w:t>
-      </w:r>
-    </w:p>
-    <w:p>
-      <w:pPr>
-        <w:pStyle w:val="ac"/>
-        <w:numPr>
-          <w:ilvl w:val="0"/>
-          <w:numId w:val="20"/>
-        </w:numPr>
-      </w:pPr>
-      <w:r>
-        <w:t>MySQL</w:t>
-      </w:r>
-    </w:p>
-    <w:p>
-      <w:pPr>
-        <w:pStyle w:val="ac"/>
-        <w:numPr>
-          <w:ilvl w:val="0"/>
-          <w:numId w:val="20"/>
-        </w:numPr>
-      </w:pPr>
-      <w:r>
-        <w:t>PostgreSQL</w:t>
-      </w:r>
-    </w:p>
-    <w:p>
-      <w:pPr>
-        <w:pStyle w:val="ac"/>
-        <w:numPr>
-          <w:ilvl w:val="0"/>
-          <w:numId w:val="20"/>
-        </w:numPr>
-      </w:pPr>
-      <w:r>
-        <w:t>Microsoft SQL Server</w:t>
-      </w:r>
-    </w:p>
-    <w:p>
-      <w:pPr>
-        <w:pStyle w:val="ac"/>
-        <w:numPr>
-          <w:ilvl w:val="0"/>
-          <w:numId w:val="20"/>
-        </w:numPr>
-      </w:pPr>
-      <w:r>
-        <w:t>Oracle</w:t>
-      </w:r>
-    </w:p>
-    <w:p>
-      <w:pPr>
-        <w:pStyle w:val="ac"/>
-        <w:numPr>
-          <w:ilvl w:val="0"/>
-          <w:numId w:val="20"/>
-        </w:numPr>
-      </w:pPr>
-      <w:r>
-        <w:t>MongoDB</w:t>
+        <w:t>SQL</w:t>
+      </w:r>
+      <w:r>
+        <w:t xml:space="preserve"> (</w:t>
+      </w:r>
+      <w:proofErr w:type="spellStart"/>
+      <w:r>
+        <w:t>Structured</w:t>
+      </w:r>
+      <w:proofErr w:type="spellEnd"/>
+      <w:r>
+        <w:t xml:space="preserve"> </w:t>
+      </w:r>
+      <w:proofErr w:type="spellStart"/>
+      <w:r>
+        <w:t>Query</w:t>
+      </w:r>
+      <w:proofErr w:type="spellEnd"/>
+      <w:r>
+        <w:t xml:space="preserve"> Language) - язык структурированных запросов.</w:t>
       </w:r>
     </w:p>
     <w:sectPr>
@@ -878,6 +989,92 @@
 <file path=word/numbering.xml><?xml version="1.0" encoding="utf-8"?>
 <w:numbering xmlns:wpc="http://schemas.microsoft.com/office/word/2010/wordprocessingCanvas" xmlns:cx="http://schemas.microsoft.com/office/drawing/2014/chartex" xmlns:cx1="http://schemas.microsoft.com/office/drawing/2015/9/8/chartex" xmlns:cx2="http://schemas.microsoft.com/office/drawing/2015/10/21/chartex" xmlns:cx3="http://schemas.microsoft.com/office/drawing/2016/5/9/chartex" xmlns:cx4="http://schemas.microsoft.com/office/drawing/2016/5/10/chartex" xmlns:cx5="http://schemas.microsoft.com/office/drawing/2016/5/11/chartex" xmlns:cx6="http://schemas.microsoft.com/office/drawing/2016/5/12/chartex" xmlns:cx7="http://schemas.microsoft.com/office/drawing/2016/5/13/chartex" xmlns:cx8="http://schemas.microsoft.com/office/drawing/2016/5/14/chartex" xmlns:mc="http://schemas.openxmlformats.org/markup-compatibility/2006" xmlns:aink="http://schemas.microsoft.com/office/drawing/2016/ink" xmlns:am3d="http://schemas.microsoft.com/office/drawing/2017/model3d" xmlns:o="urn:schemas-microsoft-com:office:office" xmlns:oel="http://schemas.microsoft.com/office/2019/extlst" xmlns:r="http://schemas.openxmlformats.org/officeDocument/2006/relationships" xmlns:m="http://schemas.openxmlformats.org/officeDocument/2006/math" xmlns:v="urn:schemas-microsoft-com:vml" xmlns:wp14="http://schemas.microsoft.com/office/word/2010/wordprocessingDrawing" xmlns:wp="http://schemas.openxmlformats.org/drawingml/2006/wordprocessingDrawing" xmlns:w10="urn:schemas-microsoft-com:office:word" xmlns:w="http://schemas.openxmlformats.org/wordprocessingml/2006/main" xmlns:w14="http://schemas.microsoft.com/office/word/2010/wordml" xmlns:w15="http://schemas.microsoft.com/office/word/2012/wordml" xmlns:w16cex="http://schemas.microsoft.com/office/word/2018/wordml/cex" xmlns:w16cid="http://schemas.microsoft.com/office/word/2016/wordml/cid" xmlns:w16="http://schemas.microsoft.com/office/word/2018/wordml" xmlns:w16du="http://schemas.microsoft.com/office/word/2023/wordml/word16du" xmlns:w16sdtdh="http://schemas.microsoft.com/office/word/2020/wordml/sdtdatahash" xmlns:w16sdtfl="http://schemas.microsoft.com/office/word/2024/wordml/sdtformatlock" xmlns:w16se="http://schemas.microsoft.com/office/word/2015/wordml/symex" xmlns:wpg="http://schemas.microsoft.com/office/word/2010/wordprocessingGroup" xmlns:wpi="http://schemas.microsoft.com/office/word/2010/wordprocessingInk" xmlns:wne="http://schemas.microsoft.com/office/word/2006/wordml" xmlns:wps="http://schemas.microsoft.com/office/word/2010/wordprocessingShape" mc:Ignorable="w14 w15 w16se w16cid w16 w16cex w16sdtdh w16sdtfl w16du wp14">
   <w:abstractNum w:abstractNumId="0" w15:restartNumberingAfterBreak="0">
+    <w:nsid w:val="073B0A4B"/>
+    <w:multiLevelType w:val="hybridMultilevel"/>
+    <w:tmpl w:val="45146DC4"/>
+    <w:lvl w:ilvl="0" w:tplc="0409000F">
+      <w:start w:val="1"/>
+      <w:numFmt w:val="decimal"/>
+      <w:lvlText w:val="%1."/>
+      <w:lvlJc w:val="left"/>
+      <w:pPr>
+        <w:ind w:left="720" w:hanging="360"/>
+      </w:pPr>
+    </w:lvl>
+    <w:lvl w:ilvl="1" w:tplc="04090019" w:tentative="1">
+      <w:start w:val="1"/>
+      <w:numFmt w:val="lowerLetter"/>
+      <w:lvlText w:val="%2."/>
+      <w:lvlJc w:val="left"/>
+      <w:pPr>
+        <w:ind w:left="1440" w:hanging="360"/>
+      </w:pPr>
+    </w:lvl>
+    <w:lvl w:ilvl="2" w:tplc="0409001B" w:tentative="1">
+      <w:start w:val="1"/>
+      <w:numFmt w:val="lowerRoman"/>
+      <w:lvlText w:val="%3."/>
+      <w:lvlJc w:val="right"/>
+      <w:pPr>
+        <w:ind w:left="2160" w:hanging="180"/>
+      </w:pPr>
+    </w:lvl>
+    <w:lvl w:ilvl="3" w:tplc="0409000F" w:tentative="1">
+      <w:start w:val="1"/>
+      <w:numFmt w:val="decimal"/>
+      <w:lvlText w:val="%4."/>
+      <w:lvlJc w:val="left"/>
+      <w:pPr>
+        <w:ind w:left="2880" w:hanging="360"/>
+      </w:pPr>
+    </w:lvl>
+    <w:lvl w:ilvl="4" w:tplc="04090019" w:tentative="1">
+      <w:start w:val="1"/>
+      <w:numFmt w:val="lowerLetter"/>
+      <w:lvlText w:val="%5."/>
+      <w:lvlJc w:val="left"/>
+      <w:pPr>
+        <w:ind w:left="3600" w:hanging="360"/>
+      </w:pPr>
+    </w:lvl>
+    <w:lvl w:ilvl="5" w:tplc="0409001B" w:tentative="1">
+      <w:start w:val="1"/>
+      <w:numFmt w:val="lowerRoman"/>
+      <w:lvlText w:val="%6."/>
+      <w:lvlJc w:val="right"/>
+      <w:pPr>
+        <w:ind w:left="4320" w:hanging="180"/>
+      </w:pPr>
+    </w:lvl>
+    <w:lvl w:ilvl="6" w:tplc="0409000F" w:tentative="1">
+      <w:start w:val="1"/>
+      <w:numFmt w:val="decimal"/>
+      <w:lvlText w:val="%7."/>
+      <w:lvlJc w:val="left"/>
+      <w:pPr>
+        <w:ind w:left="5040" w:hanging="360"/>
+      </w:pPr>
+    </w:lvl>
+    <w:lvl w:ilvl="7" w:tplc="04090019" w:tentative="1">
+      <w:start w:val="1"/>
+      <w:numFmt w:val="lowerLetter"/>
+      <w:lvlText w:val="%8."/>
+      <w:lvlJc w:val="left"/>
+      <w:pPr>
+        <w:ind w:left="5760" w:hanging="360"/>
+      </w:pPr>
+    </w:lvl>
+    <w:lvl w:ilvl="8" w:tplc="0409001B" w:tentative="1">
+      <w:start w:val="1"/>
+      <w:numFmt w:val="lowerRoman"/>
+      <w:lvlText w:val="%9."/>
+      <w:lvlJc w:val="right"/>
+      <w:pPr>
+        <w:ind w:left="6480" w:hanging="180"/>
+      </w:pPr>
+    </w:lvl>
+  </w:abstractNum>
+  <w:abstractNum w:abstractNumId="1" w15:restartNumberingAfterBreak="0">
     <w:nsid w:val="0BAA233E"/>
     <w:multiLevelType w:val="hybridMultilevel"/>
     <w:tmpl w:val="85DE2A12"/>
@@ -990,7 +1187,7 @@
       </w:rPr>
     </w:lvl>
   </w:abstractNum>
-  <w:abstractNum w:abstractNumId="1" w15:restartNumberingAfterBreak="0">
+  <w:abstractNum w:abstractNumId="2" w15:restartNumberingAfterBreak="0">
     <w:nsid w:val="0F903570"/>
     <w:multiLevelType w:val="hybridMultilevel"/>
     <w:tmpl w:val="AB349ECC"/>
@@ -1103,7 +1300,121 @@
       </w:rPr>
     </w:lvl>
   </w:abstractNum>
-  <w:abstractNum w:abstractNumId="2" w15:restartNumberingAfterBreak="0">
+  <w:abstractNum w:abstractNumId="3" w15:restartNumberingAfterBreak="0">
+    <w:nsid w:val="1079246E"/>
+    <w:multiLevelType w:val="multilevel"/>
+    <w:tmpl w:val="087E26D6"/>
+    <w:lvl w:ilvl="0">
+      <w:start w:val="1"/>
+      <w:numFmt w:val="decimal"/>
+      <w:lvlText w:val="%1."/>
+      <w:lvlJc w:val="left"/>
+      <w:pPr>
+        <w:ind w:left="360" w:hanging="360"/>
+      </w:pPr>
+      <w:rPr>
+        <w:rFonts w:hint="default"/>
+      </w:rPr>
+    </w:lvl>
+    <w:lvl w:ilvl="1">
+      <w:start w:val="1"/>
+      <w:numFmt w:val="bullet"/>
+      <w:lvlText w:val=""/>
+      <w:lvlJc w:val="left"/>
+      <w:pPr>
+        <w:ind w:left="720" w:hanging="360"/>
+      </w:pPr>
+      <w:rPr>
+        <w:rFonts w:ascii="Symbol" w:hAnsi="Symbol" w:hint="default"/>
+        <w:color w:val="auto"/>
+      </w:rPr>
+    </w:lvl>
+    <w:lvl w:ilvl="2">
+      <w:start w:val="1"/>
+      <w:numFmt w:val="lowerRoman"/>
+      <w:lvlText w:val="%3)"/>
+      <w:lvlJc w:val="left"/>
+      <w:pPr>
+        <w:ind w:left="1080" w:hanging="360"/>
+      </w:pPr>
+      <w:rPr>
+        <w:rFonts w:hint="default"/>
+      </w:rPr>
+    </w:lvl>
+    <w:lvl w:ilvl="3">
+      <w:start w:val="1"/>
+      <w:numFmt w:val="decimal"/>
+      <w:lvlText w:val="(%4)"/>
+      <w:lvlJc w:val="left"/>
+      <w:pPr>
+        <w:ind w:left="1440" w:hanging="360"/>
+      </w:pPr>
+      <w:rPr>
+        <w:rFonts w:hint="default"/>
+      </w:rPr>
+    </w:lvl>
+    <w:lvl w:ilvl="4">
+      <w:start w:val="1"/>
+      <w:numFmt w:val="lowerLetter"/>
+      <w:lvlText w:val="(%5)"/>
+      <w:lvlJc w:val="left"/>
+      <w:pPr>
+        <w:ind w:left="1800" w:hanging="360"/>
+      </w:pPr>
+      <w:rPr>
+        <w:rFonts w:hint="default"/>
+      </w:rPr>
+    </w:lvl>
+    <w:lvl w:ilvl="5">
+      <w:start w:val="1"/>
+      <w:numFmt w:val="lowerRoman"/>
+      <w:lvlText w:val="(%6)"/>
+      <w:lvlJc w:val="left"/>
+      <w:pPr>
+        <w:ind w:left="2160" w:hanging="360"/>
+      </w:pPr>
+      <w:rPr>
+        <w:rFonts w:hint="default"/>
+      </w:rPr>
+    </w:lvl>
+    <w:lvl w:ilvl="6">
+      <w:start w:val="1"/>
+      <w:numFmt w:val="decimal"/>
+      <w:lvlText w:val="%7."/>
+      <w:lvlJc w:val="left"/>
+      <w:pPr>
+        <w:ind w:left="2520" w:hanging="360"/>
+      </w:pPr>
+      <w:rPr>
+        <w:rFonts w:hint="default"/>
+      </w:rPr>
+    </w:lvl>
+    <w:lvl w:ilvl="7">
+      <w:start w:val="1"/>
+      <w:numFmt w:val="lowerLetter"/>
+      <w:lvlText w:val="%8."/>
+      <w:lvlJc w:val="left"/>
+      <w:pPr>
+        <w:ind w:left="2880" w:hanging="360"/>
+      </w:pPr>
+      <w:rPr>
+        <w:rFonts w:hint="default"/>
+      </w:rPr>
+    </w:lvl>
+    <w:lvl w:ilvl="8">
+      <w:start w:val="1"/>
+      <w:numFmt w:val="lowerRoman"/>
+      <w:lvlText w:val="%9."/>
+      <w:lvlJc w:val="left"/>
+      <w:pPr>
+        <w:ind w:left="3240" w:hanging="360"/>
+      </w:pPr>
+      <w:rPr>
+        <w:rFonts w:hint="default"/>
+      </w:rPr>
+    </w:lvl>
+  </w:abstractNum>
+  <w:abstractNum w:abstractNumId="4" w15:restartNumberingAfterBreak="0">
     <w:nsid w:val="20AC11E4"/>
     <w:multiLevelType w:val="hybridMultilevel"/>
     <w:tmpl w:val="2FFEABE0"/>
@@ -1216,7 +1527,7 @@
       </w:rPr>
     </w:lvl>
   </w:abstractNum>
-  <w:abstractNum w:abstractNumId="3" w15:restartNumberingAfterBreak="0">
+  <w:abstractNum w:abstractNumId="5" w15:restartNumberingAfterBreak="0">
     <w:nsid w:val="218F253D"/>
     <w:multiLevelType w:val="hybridMultilevel"/>
     <w:tmpl w:val="BC8CD3B6"/>
@@ -1329,7 +1640,7 @@
       </w:rPr>
     </w:lvl>
   </w:abstractNum>
-  <w:abstractNum w:abstractNumId="4" w15:restartNumberingAfterBreak="0">
+  <w:abstractNum w:abstractNumId="6" w15:restartNumberingAfterBreak="0">
     <w:nsid w:val="30D22D7F"/>
     <w:multiLevelType w:val="hybridMultilevel"/>
     <w:tmpl w:val="4C48F526"/>
@@ -1442,7 +1753,7 @@
       </w:rPr>
     </w:lvl>
   </w:abstractNum>
-  <w:abstractNum w:abstractNumId="5" w15:restartNumberingAfterBreak="0">
+  <w:abstractNum w:abstractNumId="7" w15:restartNumberingAfterBreak="0">
     <w:nsid w:val="321504D1"/>
     <w:multiLevelType w:val="hybridMultilevel"/>
     <w:tmpl w:val="EBEEB53A"/>
@@ -1555,7 +1866,7 @@
       </w:rPr>
     </w:lvl>
   </w:abstractNum>
-  <w:abstractNum w:abstractNumId="6" w15:restartNumberingAfterBreak="0">
+  <w:abstractNum w:abstractNumId="8" w15:restartNumberingAfterBreak="0">
     <w:nsid w:val="444B2F3A"/>
     <w:multiLevelType w:val="hybridMultilevel"/>
     <w:tmpl w:val="E4927358"/>
@@ -1668,7 +1979,7 @@
       </w:rPr>
     </w:lvl>
   </w:abstractNum>
-  <w:abstractNum w:abstractNumId="7" w15:restartNumberingAfterBreak="0">
+  <w:abstractNum w:abstractNumId="9" w15:restartNumberingAfterBreak="0">
     <w:nsid w:val="451F6B59"/>
     <w:multiLevelType w:val="hybridMultilevel"/>
     <w:tmpl w:val="0CF2F644"/>
@@ -1781,7 +2092,7 @@
       </w:rPr>
     </w:lvl>
   </w:abstractNum>
-  <w:abstractNum w:abstractNumId="8" w15:restartNumberingAfterBreak="0">
+  <w:abstractNum w:abstractNumId="10" w15:restartNumberingAfterBreak="0">
     <w:nsid w:val="45F33A6C"/>
     <w:multiLevelType w:val="multilevel"/>
     <w:tmpl w:val="65A00BF4"/>
@@ -1895,7 +2206,7 @@
       </w:rPr>
     </w:lvl>
   </w:abstractNum>
-  <w:abstractNum w:abstractNumId="9" w15:restartNumberingAfterBreak="0">
+  <w:abstractNum w:abstractNumId="11" w15:restartNumberingAfterBreak="0">
     <w:nsid w:val="56887157"/>
     <w:multiLevelType w:val="hybridMultilevel"/>
     <w:tmpl w:val="C82CF192"/>
@@ -1981,7 +2292,7 @@
       </w:pPr>
     </w:lvl>
   </w:abstractNum>
-  <w:abstractNum w:abstractNumId="10" w15:restartNumberingAfterBreak="0">
+  <w:abstractNum w:abstractNumId="12" w15:restartNumberingAfterBreak="0">
     <w:nsid w:val="5F79024F"/>
     <w:multiLevelType w:val="multilevel"/>
     <w:tmpl w:val="F03603FA"/>
@@ -2095,7 +2406,7 @@
       </w:rPr>
     </w:lvl>
   </w:abstractNum>
-  <w:abstractNum w:abstractNumId="11" w15:restartNumberingAfterBreak="0">
+  <w:abstractNum w:abstractNumId="13" w15:restartNumberingAfterBreak="0">
     <w:nsid w:val="637842FD"/>
     <w:multiLevelType w:val="hybridMultilevel"/>
     <w:tmpl w:val="46DEFE36"/>
@@ -2208,7 +2519,7 @@
       </w:rPr>
     </w:lvl>
   </w:abstractNum>
-  <w:abstractNum w:abstractNumId="12" w15:restartNumberingAfterBreak="0">
+  <w:abstractNum w:abstractNumId="14" w15:restartNumberingAfterBreak="0">
     <w:nsid w:val="64166A4D"/>
     <w:multiLevelType w:val="hybridMultilevel"/>
     <w:tmpl w:val="BD9EF6DE"/>
@@ -2294,7 +2605,7 @@
       </w:pPr>
     </w:lvl>
   </w:abstractNum>
-  <w:abstractNum w:abstractNumId="13" w15:restartNumberingAfterBreak="0">
+  <w:abstractNum w:abstractNumId="15" w15:restartNumberingAfterBreak="0">
     <w:nsid w:val="67BB386B"/>
     <w:multiLevelType w:val="multilevel"/>
     <w:tmpl w:val="58D8E9AE"/>
@@ -2408,7 +2719,7 @@
       </w:rPr>
     </w:lvl>
   </w:abstractNum>
-  <w:abstractNum w:abstractNumId="14" w15:restartNumberingAfterBreak="0">
+  <w:abstractNum w:abstractNumId="16" w15:restartNumberingAfterBreak="0">
     <w:nsid w:val="70F11623"/>
     <w:multiLevelType w:val="hybridMultilevel"/>
     <w:tmpl w:val="4232E888"/>
@@ -2521,7 +2832,7 @@
       </w:rPr>
     </w:lvl>
   </w:abstractNum>
-  <w:abstractNum w:abstractNumId="15" w15:restartNumberingAfterBreak="0">
+  <w:abstractNum w:abstractNumId="17" w15:restartNumberingAfterBreak="0">
     <w:nsid w:val="712D0B29"/>
     <w:multiLevelType w:val="hybridMultilevel"/>
     <w:tmpl w:val="F95244CA"/>
@@ -2613,7 +2924,7 @@
       </w:pPr>
     </w:lvl>
   </w:abstractNum>
-  <w:abstractNum w:abstractNumId="16" w15:restartNumberingAfterBreak="0">
+  <w:abstractNum w:abstractNumId="18" w15:restartNumberingAfterBreak="0">
     <w:nsid w:val="722541F7"/>
     <w:multiLevelType w:val="hybridMultilevel"/>
     <w:tmpl w:val="BDF04394"/>
@@ -2726,7 +3037,7 @@
       </w:rPr>
     </w:lvl>
   </w:abstractNum>
-  <w:abstractNum w:abstractNumId="17" w15:restartNumberingAfterBreak="0">
+  <w:abstractNum w:abstractNumId="19" w15:restartNumberingAfterBreak="0">
     <w:nsid w:val="72C52F91"/>
     <w:multiLevelType w:val="hybridMultilevel"/>
     <w:tmpl w:val="126029C0"/>
@@ -2839,7 +3150,7 @@
       </w:rPr>
     </w:lvl>
   </w:abstractNum>
-  <w:abstractNum w:abstractNumId="18" w15:restartNumberingAfterBreak="0">
+  <w:abstractNum w:abstractNumId="20" w15:restartNumberingAfterBreak="0">
     <w:nsid w:val="73D21A5B"/>
     <w:multiLevelType w:val="hybridMultilevel"/>
     <w:tmpl w:val="9586E2E4"/>
@@ -2925,7 +3236,7 @@
       </w:pPr>
     </w:lvl>
   </w:abstractNum>
-  <w:abstractNum w:abstractNumId="19" w15:restartNumberingAfterBreak="0">
+  <w:abstractNum w:abstractNumId="21" w15:restartNumberingAfterBreak="0">
     <w:nsid w:val="7D8F1865"/>
     <w:multiLevelType w:val="multilevel"/>
     <w:tmpl w:val="58D8E9AE"/>
@@ -3040,64 +3351,70 @@
     </w:lvl>
   </w:abstractNum>
   <w:num w:numId="1" w16cid:durableId="1694964843">
+    <w:abstractNumId w:val="19"/>
+  </w:num>
+  <w:num w:numId="2" w16cid:durableId="368606771">
+    <w:abstractNumId w:val="7"/>
+  </w:num>
+  <w:num w:numId="3" w16cid:durableId="933438129">
+    <w:abstractNumId w:val="4"/>
+  </w:num>
+  <w:num w:numId="4" w16cid:durableId="1578712521">
+    <w:abstractNumId w:val="1"/>
+  </w:num>
+  <w:num w:numId="5" w16cid:durableId="2036617979">
+    <w:abstractNumId w:val="5"/>
+  </w:num>
+  <w:num w:numId="6" w16cid:durableId="2131389973">
+    <w:abstractNumId w:val="13"/>
+  </w:num>
+  <w:num w:numId="7" w16cid:durableId="928738859">
+    <w:abstractNumId w:val="9"/>
+  </w:num>
+  <w:num w:numId="8" w16cid:durableId="956788988">
+    <w:abstractNumId w:val="11"/>
+  </w:num>
+  <w:num w:numId="9" w16cid:durableId="1670062955">
+    <w:abstractNumId w:val="16"/>
+  </w:num>
+  <w:num w:numId="10" w16cid:durableId="1356928992">
+    <w:abstractNumId w:val="6"/>
+  </w:num>
+  <w:num w:numId="11" w16cid:durableId="1973636751">
+    <w:abstractNumId w:val="2"/>
+  </w:num>
+  <w:num w:numId="12" w16cid:durableId="2079208632">
+    <w:abstractNumId w:val="8"/>
+  </w:num>
+  <w:num w:numId="13" w16cid:durableId="1018048507">
+    <w:abstractNumId w:val="14"/>
+  </w:num>
+  <w:num w:numId="14" w16cid:durableId="616067702">
+    <w:abstractNumId w:val="12"/>
+  </w:num>
+  <w:num w:numId="15" w16cid:durableId="492182446">
     <w:abstractNumId w:val="17"/>
   </w:num>
-  <w:num w:numId="2" w16cid:durableId="368606771">
-    <w:abstractNumId w:val="5"/>
+  <w:num w:numId="16" w16cid:durableId="1448158042">
+    <w:abstractNumId w:val="18"/>
   </w:num>
-  <w:num w:numId="3" w16cid:durableId="933438129">
-    <w:abstractNumId w:val="2"/>
+  <w:num w:numId="17" w16cid:durableId="194463556">
+    <w:abstractNumId w:val="21"/>
   </w:num>
-  <w:num w:numId="4" w16cid:durableId="1578712521">
+  <w:num w:numId="18" w16cid:durableId="1003237408">
+    <w:abstractNumId w:val="15"/>
+  </w:num>
+  <w:num w:numId="19" w16cid:durableId="1439369886">
+    <w:abstractNumId w:val="20"/>
+  </w:num>
+  <w:num w:numId="20" w16cid:durableId="2104570707">
+    <w:abstractNumId w:val="10"/>
+  </w:num>
+  <w:num w:numId="21" w16cid:durableId="1708338081">
     <w:abstractNumId w:val="0"/>
   </w:num>
-  <w:num w:numId="5" w16cid:durableId="2036617979">
+  <w:num w:numId="22" w16cid:durableId="976227825">
     <w:abstractNumId w:val="3"/>
-  </w:num>
-  <w:num w:numId="6" w16cid:durableId="2131389973">
-    <w:abstractNumId w:val="11"/>
-  </w:num>
-  <w:num w:numId="7" w16cid:durableId="928738859">
-    <w:abstractNumId w:val="7"/>
-  </w:num>
-  <w:num w:numId="8" w16cid:durableId="956788988">
-    <w:abstractNumId w:val="9"/>
-  </w:num>
-  <w:num w:numId="9" w16cid:durableId="1670062955">
-    <w:abstractNumId w:val="14"/>
-  </w:num>
-  <w:num w:numId="10" w16cid:durableId="1356928992">
-    <w:abstractNumId w:val="4"/>
-  </w:num>
-  <w:num w:numId="11" w16cid:durableId="1973636751">
-    <w:abstractNumId w:val="1"/>
-  </w:num>
-  <w:num w:numId="12" w16cid:durableId="2079208632">
-    <w:abstractNumId w:val="6"/>
-  </w:num>
-  <w:num w:numId="13" w16cid:durableId="1018048507">
-    <w:abstractNumId w:val="12"/>
-  </w:num>
-  <w:num w:numId="14" w16cid:durableId="616067702">
-    <w:abstractNumId w:val="10"/>
-  </w:num>
-  <w:num w:numId="15" w16cid:durableId="492182446">
-    <w:abstractNumId w:val="15"/>
-  </w:num>
-  <w:num w:numId="16" w16cid:durableId="1448158042">
-    <w:abstractNumId w:val="16"/>
-  </w:num>
-  <w:num w:numId="17" w16cid:durableId="194463556">
-    <w:abstractNumId w:val="19"/>
-  </w:num>
-  <w:num w:numId="18" w16cid:durableId="1003237408">
-    <w:abstractNumId w:val="13"/>
-  </w:num>
-  <w:num w:numId="19" w16cid:durableId="1439369886">
-    <w:abstractNumId w:val="18"/>
-  </w:num>
-  <w:num w:numId="20" w16cid:durableId="2104570707">
-    <w:abstractNumId w:val="8"/>
   </w:num>
 </w:numbering>
 </file>

--- a/5.Основы проектирования баз данных.docx
+++ b/5.Основы проектирования баз данных.docx
@@ -839,6 +839,488 @@
       <w:proofErr w:type="spellEnd"/>
       <w:r>
         <w:t xml:space="preserve"> Language) - язык структурированных запросов.</w:t>
+      </w:r>
+    </w:p>
+    <w:p>
+      <w:pPr>
+        <w:pStyle w:val="1"/>
+        <w:rPr>
+          <w:lang w:val="en-US"/>
+        </w:rPr>
+      </w:pPr>
+      <w:r>
+        <w:t xml:space="preserve">#2 </w:t>
+      </w:r>
+      <w:r>
+        <w:t>Основные этапы проектирования БД</w:t>
+      </w:r>
+    </w:p>
+    <w:p>
+      <w:pPr>
+        <w:pStyle w:val="ac"/>
+        <w:rPr>
+          <w:lang w:val="en-US"/>
+        </w:rPr>
+      </w:pPr>
+      <w:r>
+        <w:t>05.09.25</w:t>
+      </w:r>
+    </w:p>
+    <w:p>
+      <w:pPr>
+        <w:pStyle w:val="ac"/>
+        <w:rPr>
+          <w:lang w:val="en-US"/>
+        </w:rPr>
+      </w:pPr>
+    </w:p>
+    <w:p>
+      <w:pPr>
+        <w:pStyle w:val="ac"/>
+      </w:pPr>
+      <w:r>
+        <w:t>Создание БД включает несколько этапов</w:t>
+      </w:r>
+    </w:p>
+    <w:p>
+      <w:pPr>
+        <w:pStyle w:val="2"/>
+        <w:rPr>
+          <w:lang w:val="en-US"/>
+        </w:rPr>
+      </w:pPr>
+      <w:r>
+        <w:t>1. Анализ требований</w:t>
+      </w:r>
+    </w:p>
+    <w:p>
+      <w:pPr>
+        <w:pStyle w:val="ac"/>
+      </w:pPr>
+      <w:r>
+        <w:t>Цель</w:t>
+      </w:r>
+      <w:r>
+        <w:t>: выявить</w:t>
+      </w:r>
+      <w:r>
+        <w:t xml:space="preserve"> и детально определить запросы к БД</w:t>
+      </w:r>
+    </w:p>
+    <w:p>
+      <w:pPr>
+        <w:pStyle w:val="ac"/>
+      </w:pPr>
+    </w:p>
+    <w:p>
+      <w:pPr>
+        <w:pStyle w:val="ac"/>
+      </w:pPr>
+      <w:r>
+        <w:t>Задачи:</w:t>
+      </w:r>
+    </w:p>
+    <w:p>
+      <w:pPr>
+        <w:pStyle w:val="ac"/>
+        <w:numPr>
+          <w:ilvl w:val="0"/>
+          <w:numId w:val="24"/>
+        </w:numPr>
+      </w:pPr>
+      <w:r>
+        <w:t>проанализировать требования;</w:t>
+      </w:r>
+    </w:p>
+    <w:p>
+      <w:pPr>
+        <w:pStyle w:val="ac"/>
+        <w:numPr>
+          <w:ilvl w:val="0"/>
+          <w:numId w:val="24"/>
+        </w:numPr>
+      </w:pPr>
+      <w:r>
+        <w:t>идентифицировать функциональные (ЧТО система должна делать обязательно) и не функциональные (КАК система должна выполнять свои функции) требования;</w:t>
+      </w:r>
+    </w:p>
+    <w:p>
+      <w:pPr>
+        <w:pStyle w:val="ac"/>
+        <w:numPr>
+          <w:ilvl w:val="0"/>
+          <w:numId w:val="24"/>
+        </w:numPr>
+      </w:pPr>
+      <w:r>
+        <w:t>ограничения и предпочтения;</w:t>
+      </w:r>
+    </w:p>
+    <w:p>
+      <w:pPr>
+        <w:pStyle w:val="2"/>
+        <w:rPr>
+          <w:lang w:val="en-US"/>
+        </w:rPr>
+      </w:pPr>
+      <w:r>
+        <w:lastRenderedPageBreak/>
+        <w:t>2. Проектирование</w:t>
+      </w:r>
+    </w:p>
+    <w:p>
+      <w:pPr>
+        <w:pStyle w:val="ac"/>
+      </w:pPr>
+      <w:r>
+        <w:t>Второй этап делится на 3 под-этапа:</w:t>
+      </w:r>
+    </w:p>
+    <w:p>
+      <w:pPr>
+        <w:pStyle w:val="ac"/>
+        <w:numPr>
+          <w:ilvl w:val="0"/>
+          <w:numId w:val="26"/>
+        </w:numPr>
+      </w:pPr>
+      <w:r>
+        <w:t xml:space="preserve">Концептуальное (инфологическое) проектирование </w:t>
+      </w:r>
+      <w:r>
+        <w:t>— это</w:t>
+      </w:r>
+      <w:r>
+        <w:t xml:space="preserve"> построение абстрактной модели данных.</w:t>
+      </w:r>
+    </w:p>
+    <w:p>
+      <w:pPr>
+        <w:pStyle w:val="ac"/>
+        <w:numPr>
+          <w:ilvl w:val="1"/>
+          <w:numId w:val="26"/>
+        </w:numPr>
+      </w:pPr>
+      <w:r>
+        <w:t>Задачи:</w:t>
+      </w:r>
+    </w:p>
+    <w:p>
+      <w:pPr>
+        <w:pStyle w:val="ac"/>
+        <w:numPr>
+          <w:ilvl w:val="2"/>
+          <w:numId w:val="27"/>
+        </w:numPr>
+      </w:pPr>
+      <w:r>
+        <w:t xml:space="preserve">определение сущностей и их </w:t>
+      </w:r>
+      <w:r>
+        <w:t>атрибутов.</w:t>
+      </w:r>
+    </w:p>
+    <w:p>
+      <w:pPr>
+        <w:pStyle w:val="ac"/>
+        <w:numPr>
+          <w:ilvl w:val="2"/>
+          <w:numId w:val="27"/>
+        </w:numPr>
+      </w:pPr>
+      <w:r>
+        <w:t>определение отношений между сущностями (связь);</w:t>
+      </w:r>
+    </w:p>
+    <w:p>
+      <w:pPr>
+        <w:pStyle w:val="ac"/>
+        <w:numPr>
+          <w:ilvl w:val="1"/>
+          <w:numId w:val="27"/>
+        </w:numPr>
+      </w:pPr>
+      <w:r>
+        <w:t>Правила создания концептуального проектирования:</w:t>
+      </w:r>
+    </w:p>
+    <w:p>
+      <w:pPr>
+        <w:pStyle w:val="ac"/>
+        <w:numPr>
+          <w:ilvl w:val="2"/>
+          <w:numId w:val="28"/>
+        </w:numPr>
+      </w:pPr>
+      <w:r>
+        <w:t>Квадрат - сущность;</w:t>
+      </w:r>
+    </w:p>
+    <w:p>
+      <w:pPr>
+        <w:pStyle w:val="ac"/>
+        <w:numPr>
+          <w:ilvl w:val="2"/>
+          <w:numId w:val="28"/>
+        </w:numPr>
+      </w:pPr>
+      <w:r>
+        <w:t>Овал - атрибуты сущности;</w:t>
+      </w:r>
+    </w:p>
+    <w:p>
+      <w:pPr>
+        <w:pStyle w:val="ac"/>
+        <w:numPr>
+          <w:ilvl w:val="2"/>
+          <w:numId w:val="28"/>
+        </w:numPr>
+      </w:pPr>
+      <w:r>
+        <w:t>Линии - связи;</w:t>
+      </w:r>
+    </w:p>
+    <w:p>
+      <w:pPr>
+        <w:pStyle w:val="ac"/>
+        <w:numPr>
+          <w:ilvl w:val="0"/>
+          <w:numId w:val="28"/>
+        </w:numPr>
+      </w:pPr>
+      <w:r>
+        <w:t>Логическое (дата-логическое) проектирование:</w:t>
+      </w:r>
+    </w:p>
+    <w:p>
+      <w:pPr>
+        <w:pStyle w:val="ac"/>
+        <w:numPr>
+          <w:ilvl w:val="1"/>
+          <w:numId w:val="28"/>
+        </w:numPr>
+      </w:pPr>
+      <w:r>
+        <w:t xml:space="preserve">Это преобразование абстрактной модели, предметной области в чёткую структуру, которая описывает сущности их атрибуты и взаимосвязи, а </w:t>
+      </w:r>
+      <w:r>
+        <w:t>также</w:t>
+      </w:r>
+      <w:r>
+        <w:t xml:space="preserve"> ограничения.</w:t>
+      </w:r>
+    </w:p>
+    <w:p>
+      <w:pPr>
+        <w:pStyle w:val="ac"/>
+        <w:numPr>
+          <w:ilvl w:val="1"/>
+          <w:numId w:val="28"/>
+        </w:numPr>
+      </w:pPr>
+      <w:r>
+        <w:t>Схемы из концептуального проектирования переходят в логическое проектирование. Изменения в схеме:</w:t>
+      </w:r>
+    </w:p>
+    <w:p>
+      <w:pPr>
+        <w:pStyle w:val="ac"/>
+        <w:numPr>
+          <w:ilvl w:val="2"/>
+          <w:numId w:val="30"/>
+        </w:numPr>
+      </w:pPr>
+      <w:r>
+        <w:t>Квадраты становятся заголовками;</w:t>
+      </w:r>
+    </w:p>
+    <w:p>
+      <w:pPr>
+        <w:pStyle w:val="ac"/>
+        <w:numPr>
+          <w:ilvl w:val="2"/>
+          <w:numId w:val="30"/>
+        </w:numPr>
+      </w:pPr>
+      <w:r>
+        <w:t>Овалы становятся пунктами в таблице;</w:t>
+      </w:r>
+    </w:p>
+    <w:p>
+      <w:pPr>
+        <w:pStyle w:val="ac"/>
+        <w:numPr>
+          <w:ilvl w:val="2"/>
+          <w:numId w:val="30"/>
+        </w:numPr>
+      </w:pPr>
+      <w:r>
+        <w:t>Происходит уточнение связей (</w:t>
+      </w:r>
+      <w:r>
+        <w:t>1–1</w:t>
+      </w:r>
+      <w:r>
+        <w:t>, 1-N, N-N)</w:t>
+      </w:r>
+    </w:p>
+    <w:p>
+      <w:pPr>
+        <w:pStyle w:val="ac"/>
+        <w:numPr>
+          <w:ilvl w:val="0"/>
+          <w:numId w:val="28"/>
+        </w:numPr>
+      </w:pPr>
+      <w:r>
+        <w:t>Физическое проектирование:</w:t>
+      </w:r>
+    </w:p>
+    <w:p>
+      <w:pPr>
+        <w:pStyle w:val="ac"/>
+        <w:numPr>
+          <w:ilvl w:val="1"/>
+          <w:numId w:val="28"/>
+        </w:numPr>
+      </w:pPr>
+      <w:r>
+        <w:t>реализация логического проектирования в конкретном СУБД;</w:t>
+      </w:r>
+    </w:p>
+    <w:p>
+      <w:pPr>
+        <w:pStyle w:val="2"/>
+      </w:pPr>
+      <w:r>
+        <w:t>3. Реализация</w:t>
+      </w:r>
+    </w:p>
+    <w:p>
+      <w:pPr>
+        <w:pStyle w:val="ac"/>
+      </w:pPr>
+    </w:p>
+    <w:p>
+      <w:pPr>
+        <w:pStyle w:val="ac"/>
+      </w:pPr>
+      <w:r>
+        <w:t>Это уточнение физического проектирования.</w:t>
+      </w:r>
+    </w:p>
+    <w:p>
+      <w:pPr>
+        <w:pStyle w:val="ac"/>
+        <w:numPr>
+          <w:ilvl w:val="0"/>
+          <w:numId w:val="32"/>
+        </w:numPr>
+      </w:pPr>
+      <w:r>
+        <w:t>создание индексов;</w:t>
+      </w:r>
+    </w:p>
+    <w:p>
+      <w:pPr>
+        <w:pStyle w:val="ac"/>
+        <w:numPr>
+          <w:ilvl w:val="0"/>
+          <w:numId w:val="32"/>
+        </w:numPr>
+      </w:pPr>
+      <w:r>
+        <w:t>создание ограничений;</w:t>
+      </w:r>
+    </w:p>
+    <w:p>
+      <w:pPr>
+        <w:pStyle w:val="ac"/>
+        <w:numPr>
+          <w:ilvl w:val="0"/>
+          <w:numId w:val="32"/>
+        </w:numPr>
+      </w:pPr>
+      <w:r>
+        <w:t>создание триггеров;</w:t>
+      </w:r>
+    </w:p>
+    <w:p>
+      <w:pPr>
+        <w:pStyle w:val="ac"/>
+        <w:numPr>
+          <w:ilvl w:val="0"/>
+          <w:numId w:val="32"/>
+        </w:numPr>
+      </w:pPr>
+      <w:r>
+        <w:t>создание прав доступа;</w:t>
+      </w:r>
+    </w:p>
+    <w:p>
+      <w:pPr>
+        <w:pStyle w:val="ac"/>
+        <w:numPr>
+          <w:ilvl w:val="0"/>
+          <w:numId w:val="32"/>
+        </w:numPr>
+      </w:pPr>
+      <w:r>
+        <w:t>заполнение таблиц данными;</w:t>
+      </w:r>
+    </w:p>
+    <w:p>
+      <w:pPr>
+        <w:pStyle w:val="ac"/>
+        <w:numPr>
+          <w:ilvl w:val="0"/>
+          <w:numId w:val="32"/>
+        </w:numPr>
+      </w:pPr>
+      <w:r>
+        <w:t>интеграция в программу, в которой будет использоваться в БД;</w:t>
+      </w:r>
+    </w:p>
+    <w:p>
+      <w:pPr>
+        <w:pStyle w:val="ac"/>
+        <w:numPr>
+          <w:ilvl w:val="0"/>
+          <w:numId w:val="32"/>
+        </w:numPr>
+      </w:pPr>
+      <w:r>
+        <w:t>интеграция в приложение, где будет использоваться БД;</w:t>
+      </w:r>
+    </w:p>
+    <w:p>
+      <w:pPr>
+        <w:pStyle w:val="ac"/>
+      </w:pPr>
+    </w:p>
+    <w:p>
+      <w:pPr>
+        <w:pStyle w:val="2"/>
+      </w:pPr>
+      <w:r>
+        <w:t>4. Эксплуатация и поддержка актуальности</w:t>
+      </w:r>
+    </w:p>
+    <w:p>
+      <w:pPr>
+        <w:pStyle w:val="ac"/>
+      </w:pPr>
+    </w:p>
+    <w:p>
+      <w:pPr>
+        <w:pStyle w:val="ac"/>
+        <w:rPr>
+          <w:lang w:val="en-US"/>
+        </w:rPr>
+      </w:pPr>
+      <w:r>
+        <w:t>После внедрения БД, важно написать документацию по использованию, обновлению по мере развития системы.</w:t>
       </w:r>
     </w:p>
     <w:sectPr>
@@ -1415,6 +1897,120 @@
     </w:lvl>
   </w:abstractNum>
   <w:abstractNum w:abstractNumId="4" w15:restartNumberingAfterBreak="0">
+    <w:nsid w:val="14FF2DB3"/>
+    <w:multiLevelType w:val="multilevel"/>
+    <w:tmpl w:val="BEB83A76"/>
+    <w:lvl w:ilvl="0">
+      <w:start w:val="1"/>
+      <w:numFmt w:val="bullet"/>
+      <w:lvlText w:val=""/>
+      <w:lvlJc w:val="left"/>
+      <w:pPr>
+        <w:ind w:left="360" w:hanging="360"/>
+      </w:pPr>
+      <w:rPr>
+        <w:rFonts w:ascii="Symbol" w:hAnsi="Symbol" w:hint="default"/>
+      </w:rPr>
+    </w:lvl>
+    <w:lvl w:ilvl="1">
+      <w:start w:val="1"/>
+      <w:numFmt w:val="bullet"/>
+      <w:lvlText w:val=""/>
+      <w:lvlJc w:val="left"/>
+      <w:pPr>
+        <w:ind w:left="720" w:hanging="360"/>
+      </w:pPr>
+      <w:rPr>
+        <w:rFonts w:ascii="Symbol" w:hAnsi="Symbol" w:hint="default"/>
+        <w:color w:val="auto"/>
+      </w:rPr>
+    </w:lvl>
+    <w:lvl w:ilvl="2">
+      <w:start w:val="1"/>
+      <w:numFmt w:val="lowerRoman"/>
+      <w:lvlText w:val="%3)"/>
+      <w:lvlJc w:val="left"/>
+      <w:pPr>
+        <w:ind w:left="1080" w:hanging="360"/>
+      </w:pPr>
+      <w:rPr>
+        <w:rFonts w:hint="default"/>
+      </w:rPr>
+    </w:lvl>
+    <w:lvl w:ilvl="3">
+      <w:start w:val="1"/>
+      <w:numFmt w:val="decimal"/>
+      <w:lvlText w:val="(%4)"/>
+      <w:lvlJc w:val="left"/>
+      <w:pPr>
+        <w:ind w:left="1440" w:hanging="360"/>
+      </w:pPr>
+      <w:rPr>
+        <w:rFonts w:hint="default"/>
+      </w:rPr>
+    </w:lvl>
+    <w:lvl w:ilvl="4">
+      <w:start w:val="1"/>
+      <w:numFmt w:val="lowerLetter"/>
+      <w:lvlText w:val="(%5)"/>
+      <w:lvlJc w:val="left"/>
+      <w:pPr>
+        <w:ind w:left="1800" w:hanging="360"/>
+      </w:pPr>
+      <w:rPr>
+        <w:rFonts w:hint="default"/>
+      </w:rPr>
+    </w:lvl>
+    <w:lvl w:ilvl="5">
+      <w:start w:val="1"/>
+      <w:numFmt w:val="lowerRoman"/>
+      <w:lvlText w:val="(%6)"/>
+      <w:lvlJc w:val="left"/>
+      <w:pPr>
+        <w:ind w:left="2160" w:hanging="360"/>
+      </w:pPr>
+      <w:rPr>
+        <w:rFonts w:hint="default"/>
+      </w:rPr>
+    </w:lvl>
+    <w:lvl w:ilvl="6">
+      <w:start w:val="1"/>
+      <w:numFmt w:val="decimal"/>
+      <w:lvlText w:val="%7."/>
+      <w:lvlJc w:val="left"/>
+      <w:pPr>
+        <w:ind w:left="2520" w:hanging="360"/>
+      </w:pPr>
+      <w:rPr>
+        <w:rFonts w:hint="default"/>
+      </w:rPr>
+    </w:lvl>
+    <w:lvl w:ilvl="7">
+      <w:start w:val="1"/>
+      <w:numFmt w:val="lowerLetter"/>
+      <w:lvlText w:val="%8."/>
+      <w:lvlJc w:val="left"/>
+      <w:pPr>
+        <w:ind w:left="2880" w:hanging="360"/>
+      </w:pPr>
+      <w:rPr>
+        <w:rFonts w:hint="default"/>
+      </w:rPr>
+    </w:lvl>
+    <w:lvl w:ilvl="8">
+      <w:start w:val="1"/>
+      <w:numFmt w:val="lowerRoman"/>
+      <w:lvlText w:val="%9."/>
+      <w:lvlJc w:val="left"/>
+      <w:pPr>
+        <w:ind w:left="3240" w:hanging="360"/>
+      </w:pPr>
+      <w:rPr>
+        <w:rFonts w:hint="default"/>
+      </w:rPr>
+    </w:lvl>
+  </w:abstractNum>
+  <w:abstractNum w:abstractNumId="5" w15:restartNumberingAfterBreak="0">
     <w:nsid w:val="20AC11E4"/>
     <w:multiLevelType w:val="hybridMultilevel"/>
     <w:tmpl w:val="2FFEABE0"/>
@@ -1527,7 +2123,7 @@
       </w:rPr>
     </w:lvl>
   </w:abstractNum>
-  <w:abstractNum w:abstractNumId="5" w15:restartNumberingAfterBreak="0">
+  <w:abstractNum w:abstractNumId="6" w15:restartNumberingAfterBreak="0">
     <w:nsid w:val="218F253D"/>
     <w:multiLevelType w:val="hybridMultilevel"/>
     <w:tmpl w:val="BC8CD3B6"/>
@@ -1640,7 +2236,122 @@
       </w:rPr>
     </w:lvl>
   </w:abstractNum>
-  <w:abstractNum w:abstractNumId="6" w15:restartNumberingAfterBreak="0">
+  <w:abstractNum w:abstractNumId="7" w15:restartNumberingAfterBreak="0">
+    <w:nsid w:val="2B7E2CC4"/>
+    <w:multiLevelType w:val="multilevel"/>
+    <w:tmpl w:val="5D642F7E"/>
+    <w:lvl w:ilvl="0">
+      <w:start w:val="1"/>
+      <w:numFmt w:val="decimal"/>
+      <w:lvlText w:val="%1."/>
+      <w:lvlJc w:val="left"/>
+      <w:pPr>
+        <w:ind w:left="360" w:hanging="360"/>
+      </w:pPr>
+      <w:rPr>
+        <w:rFonts w:hint="default"/>
+      </w:rPr>
+    </w:lvl>
+    <w:lvl w:ilvl="1">
+      <w:start w:val="1"/>
+      <w:numFmt w:val="bullet"/>
+      <w:lvlText w:val=""/>
+      <w:lvlJc w:val="left"/>
+      <w:pPr>
+        <w:ind w:left="720" w:hanging="360"/>
+      </w:pPr>
+      <w:rPr>
+        <w:rFonts w:ascii="Symbol" w:hAnsi="Symbol" w:hint="default"/>
+        <w:color w:val="auto"/>
+      </w:rPr>
+    </w:lvl>
+    <w:lvl w:ilvl="2">
+      <w:start w:val="1"/>
+      <w:numFmt w:val="bullet"/>
+      <w:lvlText w:val=""/>
+      <w:lvlJc w:val="left"/>
+      <w:pPr>
+        <w:ind w:left="1080" w:hanging="360"/>
+      </w:pPr>
+      <w:rPr>
+        <w:rFonts w:ascii="Symbol" w:hAnsi="Symbol" w:hint="default"/>
+        <w:color w:val="auto"/>
+      </w:rPr>
+    </w:lvl>
+    <w:lvl w:ilvl="3">
+      <w:start w:val="1"/>
+      <w:numFmt w:val="decimal"/>
+      <w:lvlText w:val="(%4)"/>
+      <w:lvlJc w:val="left"/>
+      <w:pPr>
+        <w:ind w:left="1440" w:hanging="360"/>
+      </w:pPr>
+      <w:rPr>
+        <w:rFonts w:hint="default"/>
+      </w:rPr>
+    </w:lvl>
+    <w:lvl w:ilvl="4">
+      <w:start w:val="1"/>
+      <w:numFmt w:val="lowerLetter"/>
+      <w:lvlText w:val="(%5)"/>
+      <w:lvlJc w:val="left"/>
+      <w:pPr>
+        <w:ind w:left="1800" w:hanging="360"/>
+      </w:pPr>
+      <w:rPr>
+        <w:rFonts w:hint="default"/>
+      </w:rPr>
+    </w:lvl>
+    <w:lvl w:ilvl="5">
+      <w:start w:val="1"/>
+      <w:numFmt w:val="lowerRoman"/>
+      <w:lvlText w:val="(%6)"/>
+      <w:lvlJc w:val="left"/>
+      <w:pPr>
+        <w:ind w:left="2160" w:hanging="360"/>
+      </w:pPr>
+      <w:rPr>
+        <w:rFonts w:hint="default"/>
+      </w:rPr>
+    </w:lvl>
+    <w:lvl w:ilvl="6">
+      <w:start w:val="1"/>
+      <w:numFmt w:val="decimal"/>
+      <w:lvlText w:val="%7."/>
+      <w:lvlJc w:val="left"/>
+      <w:pPr>
+        <w:ind w:left="2520" w:hanging="360"/>
+      </w:pPr>
+      <w:rPr>
+        <w:rFonts w:hint="default"/>
+      </w:rPr>
+    </w:lvl>
+    <w:lvl w:ilvl="7">
+      <w:start w:val="1"/>
+      <w:numFmt w:val="lowerLetter"/>
+      <w:lvlText w:val="%8."/>
+      <w:lvlJc w:val="left"/>
+      <w:pPr>
+        <w:ind w:left="2880" w:hanging="360"/>
+      </w:pPr>
+      <w:rPr>
+        <w:rFonts w:hint="default"/>
+      </w:rPr>
+    </w:lvl>
+    <w:lvl w:ilvl="8">
+      <w:start w:val="1"/>
+      <w:numFmt w:val="lowerRoman"/>
+      <w:lvlText w:val="%9."/>
+      <w:lvlJc w:val="left"/>
+      <w:pPr>
+        <w:ind w:left="3240" w:hanging="360"/>
+      </w:pPr>
+      <w:rPr>
+        <w:rFonts w:hint="default"/>
+      </w:rPr>
+    </w:lvl>
+  </w:abstractNum>
+  <w:abstractNum w:abstractNumId="8" w15:restartNumberingAfterBreak="0">
     <w:nsid w:val="30D22D7F"/>
     <w:multiLevelType w:val="hybridMultilevel"/>
     <w:tmpl w:val="4C48F526"/>
@@ -1753,7 +2464,7 @@
       </w:rPr>
     </w:lvl>
   </w:abstractNum>
-  <w:abstractNum w:abstractNumId="7" w15:restartNumberingAfterBreak="0">
+  <w:abstractNum w:abstractNumId="9" w15:restartNumberingAfterBreak="0">
     <w:nsid w:val="321504D1"/>
     <w:multiLevelType w:val="hybridMultilevel"/>
     <w:tmpl w:val="EBEEB53A"/>
@@ -1866,7 +2577,237 @@
       </w:rPr>
     </w:lvl>
   </w:abstractNum>
-  <w:abstractNum w:abstractNumId="8" w15:restartNumberingAfterBreak="0">
+  <w:abstractNum w:abstractNumId="10" w15:restartNumberingAfterBreak="0">
+    <w:nsid w:val="33852713"/>
+    <w:multiLevelType w:val="multilevel"/>
+    <w:tmpl w:val="5D642F7E"/>
+    <w:lvl w:ilvl="0">
+      <w:start w:val="1"/>
+      <w:numFmt w:val="decimal"/>
+      <w:lvlText w:val="%1."/>
+      <w:lvlJc w:val="left"/>
+      <w:pPr>
+        <w:ind w:left="360" w:hanging="360"/>
+      </w:pPr>
+      <w:rPr>
+        <w:rFonts w:hint="default"/>
+      </w:rPr>
+    </w:lvl>
+    <w:lvl w:ilvl="1">
+      <w:start w:val="1"/>
+      <w:numFmt w:val="bullet"/>
+      <w:lvlText w:val=""/>
+      <w:lvlJc w:val="left"/>
+      <w:pPr>
+        <w:ind w:left="720" w:hanging="360"/>
+      </w:pPr>
+      <w:rPr>
+        <w:rFonts w:ascii="Symbol" w:hAnsi="Symbol" w:hint="default"/>
+        <w:color w:val="auto"/>
+      </w:rPr>
+    </w:lvl>
+    <w:lvl w:ilvl="2">
+      <w:start w:val="1"/>
+      <w:numFmt w:val="bullet"/>
+      <w:lvlText w:val=""/>
+      <w:lvlJc w:val="left"/>
+      <w:pPr>
+        <w:ind w:left="1080" w:hanging="360"/>
+      </w:pPr>
+      <w:rPr>
+        <w:rFonts w:ascii="Symbol" w:hAnsi="Symbol" w:hint="default"/>
+        <w:color w:val="auto"/>
+      </w:rPr>
+    </w:lvl>
+    <w:lvl w:ilvl="3">
+      <w:start w:val="1"/>
+      <w:numFmt w:val="decimal"/>
+      <w:lvlText w:val="(%4)"/>
+      <w:lvlJc w:val="left"/>
+      <w:pPr>
+        <w:ind w:left="1440" w:hanging="360"/>
+      </w:pPr>
+      <w:rPr>
+        <w:rFonts w:hint="default"/>
+      </w:rPr>
+    </w:lvl>
+    <w:lvl w:ilvl="4">
+      <w:start w:val="1"/>
+      <w:numFmt w:val="lowerLetter"/>
+      <w:lvlText w:val="(%5)"/>
+      <w:lvlJc w:val="left"/>
+      <w:pPr>
+        <w:ind w:left="1800" w:hanging="360"/>
+      </w:pPr>
+      <w:rPr>
+        <w:rFonts w:hint="default"/>
+      </w:rPr>
+    </w:lvl>
+    <w:lvl w:ilvl="5">
+      <w:start w:val="1"/>
+      <w:numFmt w:val="lowerRoman"/>
+      <w:lvlText w:val="(%6)"/>
+      <w:lvlJc w:val="left"/>
+      <w:pPr>
+        <w:ind w:left="2160" w:hanging="360"/>
+      </w:pPr>
+      <w:rPr>
+        <w:rFonts w:hint="default"/>
+      </w:rPr>
+    </w:lvl>
+    <w:lvl w:ilvl="6">
+      <w:start w:val="1"/>
+      <w:numFmt w:val="decimal"/>
+      <w:lvlText w:val="%7."/>
+      <w:lvlJc w:val="left"/>
+      <w:pPr>
+        <w:ind w:left="2520" w:hanging="360"/>
+      </w:pPr>
+      <w:rPr>
+        <w:rFonts w:hint="default"/>
+      </w:rPr>
+    </w:lvl>
+    <w:lvl w:ilvl="7">
+      <w:start w:val="1"/>
+      <w:numFmt w:val="lowerLetter"/>
+      <w:lvlText w:val="%8."/>
+      <w:lvlJc w:val="left"/>
+      <w:pPr>
+        <w:ind w:left="2880" w:hanging="360"/>
+      </w:pPr>
+      <w:rPr>
+        <w:rFonts w:hint="default"/>
+      </w:rPr>
+    </w:lvl>
+    <w:lvl w:ilvl="8">
+      <w:start w:val="1"/>
+      <w:numFmt w:val="lowerRoman"/>
+      <w:lvlText w:val="%9."/>
+      <w:lvlJc w:val="left"/>
+      <w:pPr>
+        <w:ind w:left="3240" w:hanging="360"/>
+      </w:pPr>
+      <w:rPr>
+        <w:rFonts w:hint="default"/>
+      </w:rPr>
+    </w:lvl>
+  </w:abstractNum>
+  <w:abstractNum w:abstractNumId="11" w15:restartNumberingAfterBreak="0">
+    <w:nsid w:val="407229D9"/>
+    <w:multiLevelType w:val="multilevel"/>
+    <w:tmpl w:val="5D642F7E"/>
+    <w:lvl w:ilvl="0">
+      <w:start w:val="1"/>
+      <w:numFmt w:val="decimal"/>
+      <w:lvlText w:val="%1."/>
+      <w:lvlJc w:val="left"/>
+      <w:pPr>
+        <w:ind w:left="1068" w:hanging="360"/>
+      </w:pPr>
+      <w:rPr>
+        <w:rFonts w:hint="default"/>
+      </w:rPr>
+    </w:lvl>
+    <w:lvl w:ilvl="1">
+      <w:start w:val="1"/>
+      <w:numFmt w:val="bullet"/>
+      <w:lvlText w:val=""/>
+      <w:lvlJc w:val="left"/>
+      <w:pPr>
+        <w:ind w:left="1428" w:hanging="360"/>
+      </w:pPr>
+      <w:rPr>
+        <w:rFonts w:ascii="Symbol" w:hAnsi="Symbol" w:hint="default"/>
+        <w:color w:val="auto"/>
+      </w:rPr>
+    </w:lvl>
+    <w:lvl w:ilvl="2">
+      <w:start w:val="1"/>
+      <w:numFmt w:val="bullet"/>
+      <w:lvlText w:val=""/>
+      <w:lvlJc w:val="left"/>
+      <w:pPr>
+        <w:ind w:left="1788" w:hanging="360"/>
+      </w:pPr>
+      <w:rPr>
+        <w:rFonts w:ascii="Symbol" w:hAnsi="Symbol" w:hint="default"/>
+        <w:color w:val="auto"/>
+      </w:rPr>
+    </w:lvl>
+    <w:lvl w:ilvl="3">
+      <w:start w:val="1"/>
+      <w:numFmt w:val="decimal"/>
+      <w:lvlText w:val="(%4)"/>
+      <w:lvlJc w:val="left"/>
+      <w:pPr>
+        <w:ind w:left="2148" w:hanging="360"/>
+      </w:pPr>
+      <w:rPr>
+        <w:rFonts w:hint="default"/>
+      </w:rPr>
+    </w:lvl>
+    <w:lvl w:ilvl="4">
+      <w:start w:val="1"/>
+      <w:numFmt w:val="lowerLetter"/>
+      <w:lvlText w:val="(%5)"/>
+      <w:lvlJc w:val="left"/>
+      <w:pPr>
+        <w:ind w:left="2508" w:hanging="360"/>
+      </w:pPr>
+      <w:rPr>
+        <w:rFonts w:hint="default"/>
+      </w:rPr>
+    </w:lvl>
+    <w:lvl w:ilvl="5">
+      <w:start w:val="1"/>
+      <w:numFmt w:val="lowerRoman"/>
+      <w:lvlText w:val="(%6)"/>
+      <w:lvlJc w:val="left"/>
+      <w:pPr>
+        <w:ind w:left="2868" w:hanging="360"/>
+      </w:pPr>
+      <w:rPr>
+        <w:rFonts w:hint="default"/>
+      </w:rPr>
+    </w:lvl>
+    <w:lvl w:ilvl="6">
+      <w:start w:val="1"/>
+      <w:numFmt w:val="decimal"/>
+      <w:lvlText w:val="%7."/>
+      <w:lvlJc w:val="left"/>
+      <w:pPr>
+        <w:ind w:left="3228" w:hanging="360"/>
+      </w:pPr>
+      <w:rPr>
+        <w:rFonts w:hint="default"/>
+      </w:rPr>
+    </w:lvl>
+    <w:lvl w:ilvl="7">
+      <w:start w:val="1"/>
+      <w:numFmt w:val="lowerLetter"/>
+      <w:lvlText w:val="%8."/>
+      <w:lvlJc w:val="left"/>
+      <w:pPr>
+        <w:ind w:left="3588" w:hanging="360"/>
+      </w:pPr>
+      <w:rPr>
+        <w:rFonts w:hint="default"/>
+      </w:rPr>
+    </w:lvl>
+    <w:lvl w:ilvl="8">
+      <w:start w:val="1"/>
+      <w:numFmt w:val="lowerRoman"/>
+      <w:lvlText w:val="%9."/>
+      <w:lvlJc w:val="left"/>
+      <w:pPr>
+        <w:ind w:left="3948" w:hanging="360"/>
+      </w:pPr>
+      <w:rPr>
+        <w:rFonts w:hint="default"/>
+      </w:rPr>
+    </w:lvl>
+  </w:abstractNum>
+  <w:abstractNum w:abstractNumId="12" w15:restartNumberingAfterBreak="0">
     <w:nsid w:val="444B2F3A"/>
     <w:multiLevelType w:val="hybridMultilevel"/>
     <w:tmpl w:val="E4927358"/>
@@ -1979,7 +2920,7 @@
       </w:rPr>
     </w:lvl>
   </w:abstractNum>
-  <w:abstractNum w:abstractNumId="9" w15:restartNumberingAfterBreak="0">
+  <w:abstractNum w:abstractNumId="13" w15:restartNumberingAfterBreak="0">
     <w:nsid w:val="451F6B59"/>
     <w:multiLevelType w:val="hybridMultilevel"/>
     <w:tmpl w:val="0CF2F644"/>
@@ -2092,7 +3033,7 @@
       </w:rPr>
     </w:lvl>
   </w:abstractNum>
-  <w:abstractNum w:abstractNumId="10" w15:restartNumberingAfterBreak="0">
+  <w:abstractNum w:abstractNumId="14" w15:restartNumberingAfterBreak="0">
     <w:nsid w:val="45F33A6C"/>
     <w:multiLevelType w:val="multilevel"/>
     <w:tmpl w:val="65A00BF4"/>
@@ -2206,7 +3147,578 @@
       </w:rPr>
     </w:lvl>
   </w:abstractNum>
-  <w:abstractNum w:abstractNumId="11" w15:restartNumberingAfterBreak="0">
+  <w:abstractNum w:abstractNumId="15" w15:restartNumberingAfterBreak="0">
+    <w:nsid w:val="4D1D068A"/>
+    <w:multiLevelType w:val="multilevel"/>
+    <w:tmpl w:val="BEB83A76"/>
+    <w:lvl w:ilvl="0">
+      <w:start w:val="1"/>
+      <w:numFmt w:val="bullet"/>
+      <w:lvlText w:val=""/>
+      <w:lvlJc w:val="left"/>
+      <w:pPr>
+        <w:ind w:left="360" w:hanging="360"/>
+      </w:pPr>
+      <w:rPr>
+        <w:rFonts w:ascii="Symbol" w:hAnsi="Symbol" w:hint="default"/>
+      </w:rPr>
+    </w:lvl>
+    <w:lvl w:ilvl="1">
+      <w:start w:val="1"/>
+      <w:numFmt w:val="bullet"/>
+      <w:lvlText w:val=""/>
+      <w:lvlJc w:val="left"/>
+      <w:pPr>
+        <w:ind w:left="720" w:hanging="360"/>
+      </w:pPr>
+      <w:rPr>
+        <w:rFonts w:ascii="Symbol" w:hAnsi="Symbol" w:hint="default"/>
+        <w:color w:val="auto"/>
+      </w:rPr>
+    </w:lvl>
+    <w:lvl w:ilvl="2">
+      <w:start w:val="1"/>
+      <w:numFmt w:val="lowerRoman"/>
+      <w:lvlText w:val="%3)"/>
+      <w:lvlJc w:val="left"/>
+      <w:pPr>
+        <w:ind w:left="1080" w:hanging="360"/>
+      </w:pPr>
+      <w:rPr>
+        <w:rFonts w:hint="default"/>
+      </w:rPr>
+    </w:lvl>
+    <w:lvl w:ilvl="3">
+      <w:start w:val="1"/>
+      <w:numFmt w:val="decimal"/>
+      <w:lvlText w:val="(%4)"/>
+      <w:lvlJc w:val="left"/>
+      <w:pPr>
+        <w:ind w:left="1440" w:hanging="360"/>
+      </w:pPr>
+      <w:rPr>
+        <w:rFonts w:hint="default"/>
+      </w:rPr>
+    </w:lvl>
+    <w:lvl w:ilvl="4">
+      <w:start w:val="1"/>
+      <w:numFmt w:val="lowerLetter"/>
+      <w:lvlText w:val="(%5)"/>
+      <w:lvlJc w:val="left"/>
+      <w:pPr>
+        <w:ind w:left="1800" w:hanging="360"/>
+      </w:pPr>
+      <w:rPr>
+        <w:rFonts w:hint="default"/>
+      </w:rPr>
+    </w:lvl>
+    <w:lvl w:ilvl="5">
+      <w:start w:val="1"/>
+      <w:numFmt w:val="lowerRoman"/>
+      <w:lvlText w:val="(%6)"/>
+      <w:lvlJc w:val="left"/>
+      <w:pPr>
+        <w:ind w:left="2160" w:hanging="360"/>
+      </w:pPr>
+      <w:rPr>
+        <w:rFonts w:hint="default"/>
+      </w:rPr>
+    </w:lvl>
+    <w:lvl w:ilvl="6">
+      <w:start w:val="1"/>
+      <w:numFmt w:val="decimal"/>
+      <w:lvlText w:val="%7."/>
+      <w:lvlJc w:val="left"/>
+      <w:pPr>
+        <w:ind w:left="2520" w:hanging="360"/>
+      </w:pPr>
+      <w:rPr>
+        <w:rFonts w:hint="default"/>
+      </w:rPr>
+    </w:lvl>
+    <w:lvl w:ilvl="7">
+      <w:start w:val="1"/>
+      <w:numFmt w:val="lowerLetter"/>
+      <w:lvlText w:val="%8."/>
+      <w:lvlJc w:val="left"/>
+      <w:pPr>
+        <w:ind w:left="2880" w:hanging="360"/>
+      </w:pPr>
+      <w:rPr>
+        <w:rFonts w:hint="default"/>
+      </w:rPr>
+    </w:lvl>
+    <w:lvl w:ilvl="8">
+      <w:start w:val="1"/>
+      <w:numFmt w:val="lowerRoman"/>
+      <w:lvlText w:val="%9."/>
+      <w:lvlJc w:val="left"/>
+      <w:pPr>
+        <w:ind w:left="3240" w:hanging="360"/>
+      </w:pPr>
+      <w:rPr>
+        <w:rFonts w:hint="default"/>
+      </w:rPr>
+    </w:lvl>
+  </w:abstractNum>
+  <w:abstractNum w:abstractNumId="16" w15:restartNumberingAfterBreak="0">
+    <w:nsid w:val="4DFE5AA0"/>
+    <w:multiLevelType w:val="multilevel"/>
+    <w:tmpl w:val="5D642F7E"/>
+    <w:lvl w:ilvl="0">
+      <w:start w:val="1"/>
+      <w:numFmt w:val="decimal"/>
+      <w:lvlText w:val="%1."/>
+      <w:lvlJc w:val="left"/>
+      <w:pPr>
+        <w:ind w:left="360" w:hanging="360"/>
+      </w:pPr>
+      <w:rPr>
+        <w:rFonts w:hint="default"/>
+      </w:rPr>
+    </w:lvl>
+    <w:lvl w:ilvl="1">
+      <w:start w:val="1"/>
+      <w:numFmt w:val="bullet"/>
+      <w:lvlText w:val=""/>
+      <w:lvlJc w:val="left"/>
+      <w:pPr>
+        <w:ind w:left="720" w:hanging="360"/>
+      </w:pPr>
+      <w:rPr>
+        <w:rFonts w:ascii="Symbol" w:hAnsi="Symbol" w:hint="default"/>
+        <w:color w:val="auto"/>
+      </w:rPr>
+    </w:lvl>
+    <w:lvl w:ilvl="2">
+      <w:start w:val="1"/>
+      <w:numFmt w:val="bullet"/>
+      <w:lvlText w:val=""/>
+      <w:lvlJc w:val="left"/>
+      <w:pPr>
+        <w:ind w:left="1080" w:hanging="360"/>
+      </w:pPr>
+      <w:rPr>
+        <w:rFonts w:ascii="Symbol" w:hAnsi="Symbol" w:hint="default"/>
+        <w:color w:val="auto"/>
+      </w:rPr>
+    </w:lvl>
+    <w:lvl w:ilvl="3">
+      <w:start w:val="1"/>
+      <w:numFmt w:val="decimal"/>
+      <w:lvlText w:val="(%4)"/>
+      <w:lvlJc w:val="left"/>
+      <w:pPr>
+        <w:ind w:left="1440" w:hanging="360"/>
+      </w:pPr>
+      <w:rPr>
+        <w:rFonts w:hint="default"/>
+      </w:rPr>
+    </w:lvl>
+    <w:lvl w:ilvl="4">
+      <w:start w:val="1"/>
+      <w:numFmt w:val="lowerLetter"/>
+      <w:lvlText w:val="(%5)"/>
+      <w:lvlJc w:val="left"/>
+      <w:pPr>
+        <w:ind w:left="1800" w:hanging="360"/>
+      </w:pPr>
+      <w:rPr>
+        <w:rFonts w:hint="default"/>
+      </w:rPr>
+    </w:lvl>
+    <w:lvl w:ilvl="5">
+      <w:start w:val="1"/>
+      <w:numFmt w:val="lowerRoman"/>
+      <w:lvlText w:val="(%6)"/>
+      <w:lvlJc w:val="left"/>
+      <w:pPr>
+        <w:ind w:left="2160" w:hanging="360"/>
+      </w:pPr>
+      <w:rPr>
+        <w:rFonts w:hint="default"/>
+      </w:rPr>
+    </w:lvl>
+    <w:lvl w:ilvl="6">
+      <w:start w:val="1"/>
+      <w:numFmt w:val="decimal"/>
+      <w:lvlText w:val="%7."/>
+      <w:lvlJc w:val="left"/>
+      <w:pPr>
+        <w:ind w:left="2520" w:hanging="360"/>
+      </w:pPr>
+      <w:rPr>
+        <w:rFonts w:hint="default"/>
+      </w:rPr>
+    </w:lvl>
+    <w:lvl w:ilvl="7">
+      <w:start w:val="1"/>
+      <w:numFmt w:val="lowerLetter"/>
+      <w:lvlText w:val="%8."/>
+      <w:lvlJc w:val="left"/>
+      <w:pPr>
+        <w:ind w:left="2880" w:hanging="360"/>
+      </w:pPr>
+      <w:rPr>
+        <w:rFonts w:hint="default"/>
+      </w:rPr>
+    </w:lvl>
+    <w:lvl w:ilvl="8">
+      <w:start w:val="1"/>
+      <w:numFmt w:val="lowerRoman"/>
+      <w:lvlText w:val="%9."/>
+      <w:lvlJc w:val="left"/>
+      <w:pPr>
+        <w:ind w:left="3240" w:hanging="360"/>
+      </w:pPr>
+      <w:rPr>
+        <w:rFonts w:hint="default"/>
+      </w:rPr>
+    </w:lvl>
+  </w:abstractNum>
+  <w:abstractNum w:abstractNumId="17" w15:restartNumberingAfterBreak="0">
+    <w:nsid w:val="50290968"/>
+    <w:multiLevelType w:val="hybridMultilevel"/>
+    <w:tmpl w:val="3E06BE96"/>
+    <w:lvl w:ilvl="0" w:tplc="04090001">
+      <w:start w:val="1"/>
+      <w:numFmt w:val="bullet"/>
+      <w:lvlText w:val=""/>
+      <w:lvlJc w:val="left"/>
+      <w:pPr>
+        <w:ind w:left="720" w:hanging="360"/>
+      </w:pPr>
+      <w:rPr>
+        <w:rFonts w:ascii="Symbol" w:hAnsi="Symbol" w:hint="default"/>
+      </w:rPr>
+    </w:lvl>
+    <w:lvl w:ilvl="1" w:tplc="04090003" w:tentative="1">
+      <w:start w:val="1"/>
+      <w:numFmt w:val="bullet"/>
+      <w:lvlText w:val="o"/>
+      <w:lvlJc w:val="left"/>
+      <w:pPr>
+        <w:ind w:left="1440" w:hanging="360"/>
+      </w:pPr>
+      <w:rPr>
+        <w:rFonts w:ascii="Courier New" w:hAnsi="Courier New" w:cs="Courier New" w:hint="default"/>
+      </w:rPr>
+    </w:lvl>
+    <w:lvl w:ilvl="2" w:tplc="04090005" w:tentative="1">
+      <w:start w:val="1"/>
+      <w:numFmt w:val="bullet"/>
+      <w:lvlText w:val=""/>
+      <w:lvlJc w:val="left"/>
+      <w:pPr>
+        <w:ind w:left="2160" w:hanging="360"/>
+      </w:pPr>
+      <w:rPr>
+        <w:rFonts w:ascii="Wingdings" w:hAnsi="Wingdings" w:hint="default"/>
+      </w:rPr>
+    </w:lvl>
+    <w:lvl w:ilvl="3" w:tplc="04090001" w:tentative="1">
+      <w:start w:val="1"/>
+      <w:numFmt w:val="bullet"/>
+      <w:lvlText w:val=""/>
+      <w:lvlJc w:val="left"/>
+      <w:pPr>
+        <w:ind w:left="2880" w:hanging="360"/>
+      </w:pPr>
+      <w:rPr>
+        <w:rFonts w:ascii="Symbol" w:hAnsi="Symbol" w:hint="default"/>
+      </w:rPr>
+    </w:lvl>
+    <w:lvl w:ilvl="4" w:tplc="04090003" w:tentative="1">
+      <w:start w:val="1"/>
+      <w:numFmt w:val="bullet"/>
+      <w:lvlText w:val="o"/>
+      <w:lvlJc w:val="left"/>
+      <w:pPr>
+        <w:ind w:left="3600" w:hanging="360"/>
+      </w:pPr>
+      <w:rPr>
+        <w:rFonts w:ascii="Courier New" w:hAnsi="Courier New" w:cs="Courier New" w:hint="default"/>
+      </w:rPr>
+    </w:lvl>
+    <w:lvl w:ilvl="5" w:tplc="04090005" w:tentative="1">
+      <w:start w:val="1"/>
+      <w:numFmt w:val="bullet"/>
+      <w:lvlText w:val=""/>
+      <w:lvlJc w:val="left"/>
+      <w:pPr>
+        <w:ind w:left="4320" w:hanging="360"/>
+      </w:pPr>
+      <w:rPr>
+        <w:rFonts w:ascii="Wingdings" w:hAnsi="Wingdings" w:hint="default"/>
+      </w:rPr>
+    </w:lvl>
+    <w:lvl w:ilvl="6" w:tplc="04090001" w:tentative="1">
+      <w:start w:val="1"/>
+      <w:numFmt w:val="bullet"/>
+      <w:lvlText w:val=""/>
+      <w:lvlJc w:val="left"/>
+      <w:pPr>
+        <w:ind w:left="5040" w:hanging="360"/>
+      </w:pPr>
+      <w:rPr>
+        <w:rFonts w:ascii="Symbol" w:hAnsi="Symbol" w:hint="default"/>
+      </w:rPr>
+    </w:lvl>
+    <w:lvl w:ilvl="7" w:tplc="04090003" w:tentative="1">
+      <w:start w:val="1"/>
+      <w:numFmt w:val="bullet"/>
+      <w:lvlText w:val="o"/>
+      <w:lvlJc w:val="left"/>
+      <w:pPr>
+        <w:ind w:left="5760" w:hanging="360"/>
+      </w:pPr>
+      <w:rPr>
+        <w:rFonts w:ascii="Courier New" w:hAnsi="Courier New" w:cs="Courier New" w:hint="default"/>
+      </w:rPr>
+    </w:lvl>
+    <w:lvl w:ilvl="8" w:tplc="04090005" w:tentative="1">
+      <w:start w:val="1"/>
+      <w:numFmt w:val="bullet"/>
+      <w:lvlText w:val=""/>
+      <w:lvlJc w:val="left"/>
+      <w:pPr>
+        <w:ind w:left="6480" w:hanging="360"/>
+      </w:pPr>
+      <w:rPr>
+        <w:rFonts w:ascii="Wingdings" w:hAnsi="Wingdings" w:hint="default"/>
+      </w:rPr>
+    </w:lvl>
+  </w:abstractNum>
+  <w:abstractNum w:abstractNumId="18" w15:restartNumberingAfterBreak="0">
+    <w:nsid w:val="52067497"/>
+    <w:multiLevelType w:val="multilevel"/>
+    <w:tmpl w:val="BEB83A76"/>
+    <w:lvl w:ilvl="0">
+      <w:start w:val="1"/>
+      <w:numFmt w:val="bullet"/>
+      <w:lvlText w:val=""/>
+      <w:lvlJc w:val="left"/>
+      <w:pPr>
+        <w:ind w:left="360" w:hanging="360"/>
+      </w:pPr>
+      <w:rPr>
+        <w:rFonts w:ascii="Symbol" w:hAnsi="Symbol" w:hint="default"/>
+      </w:rPr>
+    </w:lvl>
+    <w:lvl w:ilvl="1">
+      <w:start w:val="1"/>
+      <w:numFmt w:val="bullet"/>
+      <w:lvlText w:val=""/>
+      <w:lvlJc w:val="left"/>
+      <w:pPr>
+        <w:ind w:left="720" w:hanging="360"/>
+      </w:pPr>
+      <w:rPr>
+        <w:rFonts w:ascii="Symbol" w:hAnsi="Symbol" w:hint="default"/>
+        <w:color w:val="auto"/>
+      </w:rPr>
+    </w:lvl>
+    <w:lvl w:ilvl="2">
+      <w:start w:val="1"/>
+      <w:numFmt w:val="lowerRoman"/>
+      <w:lvlText w:val="%3)"/>
+      <w:lvlJc w:val="left"/>
+      <w:pPr>
+        <w:ind w:left="1080" w:hanging="360"/>
+      </w:pPr>
+      <w:rPr>
+        <w:rFonts w:hint="default"/>
+      </w:rPr>
+    </w:lvl>
+    <w:lvl w:ilvl="3">
+      <w:start w:val="1"/>
+      <w:numFmt w:val="decimal"/>
+      <w:lvlText w:val="(%4)"/>
+      <w:lvlJc w:val="left"/>
+      <w:pPr>
+        <w:ind w:left="1440" w:hanging="360"/>
+      </w:pPr>
+      <w:rPr>
+        <w:rFonts w:hint="default"/>
+      </w:rPr>
+    </w:lvl>
+    <w:lvl w:ilvl="4">
+      <w:start w:val="1"/>
+      <w:numFmt w:val="lowerLetter"/>
+      <w:lvlText w:val="(%5)"/>
+      <w:lvlJc w:val="left"/>
+      <w:pPr>
+        <w:ind w:left="1800" w:hanging="360"/>
+      </w:pPr>
+      <w:rPr>
+        <w:rFonts w:hint="default"/>
+      </w:rPr>
+    </w:lvl>
+    <w:lvl w:ilvl="5">
+      <w:start w:val="1"/>
+      <w:numFmt w:val="lowerRoman"/>
+      <w:lvlText w:val="(%6)"/>
+      <w:lvlJc w:val="left"/>
+      <w:pPr>
+        <w:ind w:left="2160" w:hanging="360"/>
+      </w:pPr>
+      <w:rPr>
+        <w:rFonts w:hint="default"/>
+      </w:rPr>
+    </w:lvl>
+    <w:lvl w:ilvl="6">
+      <w:start w:val="1"/>
+      <w:numFmt w:val="decimal"/>
+      <w:lvlText w:val="%7."/>
+      <w:lvlJc w:val="left"/>
+      <w:pPr>
+        <w:ind w:left="2520" w:hanging="360"/>
+      </w:pPr>
+      <w:rPr>
+        <w:rFonts w:hint="default"/>
+      </w:rPr>
+    </w:lvl>
+    <w:lvl w:ilvl="7">
+      <w:start w:val="1"/>
+      <w:numFmt w:val="lowerLetter"/>
+      <w:lvlText w:val="%8."/>
+      <w:lvlJc w:val="left"/>
+      <w:pPr>
+        <w:ind w:left="2880" w:hanging="360"/>
+      </w:pPr>
+      <w:rPr>
+        <w:rFonts w:hint="default"/>
+      </w:rPr>
+    </w:lvl>
+    <w:lvl w:ilvl="8">
+      <w:start w:val="1"/>
+      <w:numFmt w:val="lowerRoman"/>
+      <w:lvlText w:val="%9."/>
+      <w:lvlJc w:val="left"/>
+      <w:pPr>
+        <w:ind w:left="3240" w:hanging="360"/>
+      </w:pPr>
+      <w:rPr>
+        <w:rFonts w:hint="default"/>
+      </w:rPr>
+    </w:lvl>
+  </w:abstractNum>
+  <w:abstractNum w:abstractNumId="19" w15:restartNumberingAfterBreak="0">
+    <w:nsid w:val="528047F3"/>
+    <w:multiLevelType w:val="multilevel"/>
+    <w:tmpl w:val="5D642F7E"/>
+    <w:lvl w:ilvl="0">
+      <w:start w:val="1"/>
+      <w:numFmt w:val="decimal"/>
+      <w:lvlText w:val="%1."/>
+      <w:lvlJc w:val="left"/>
+      <w:pPr>
+        <w:ind w:left="360" w:hanging="360"/>
+      </w:pPr>
+      <w:rPr>
+        <w:rFonts w:hint="default"/>
+      </w:rPr>
+    </w:lvl>
+    <w:lvl w:ilvl="1">
+      <w:start w:val="1"/>
+      <w:numFmt w:val="bullet"/>
+      <w:lvlText w:val=""/>
+      <w:lvlJc w:val="left"/>
+      <w:pPr>
+        <w:ind w:left="720" w:hanging="360"/>
+      </w:pPr>
+      <w:rPr>
+        <w:rFonts w:ascii="Symbol" w:hAnsi="Symbol" w:hint="default"/>
+        <w:color w:val="auto"/>
+      </w:rPr>
+    </w:lvl>
+    <w:lvl w:ilvl="2">
+      <w:start w:val="1"/>
+      <w:numFmt w:val="bullet"/>
+      <w:lvlText w:val=""/>
+      <w:lvlJc w:val="left"/>
+      <w:pPr>
+        <w:ind w:left="1080" w:hanging="360"/>
+      </w:pPr>
+      <w:rPr>
+        <w:rFonts w:ascii="Symbol" w:hAnsi="Symbol" w:hint="default"/>
+        <w:color w:val="auto"/>
+      </w:rPr>
+    </w:lvl>
+    <w:lvl w:ilvl="3">
+      <w:start w:val="1"/>
+      <w:numFmt w:val="decimal"/>
+      <w:lvlText w:val="(%4)"/>
+      <w:lvlJc w:val="left"/>
+      <w:pPr>
+        <w:ind w:left="1440" w:hanging="360"/>
+      </w:pPr>
+      <w:rPr>
+        <w:rFonts w:hint="default"/>
+      </w:rPr>
+    </w:lvl>
+    <w:lvl w:ilvl="4">
+      <w:start w:val="1"/>
+      <w:numFmt w:val="lowerLetter"/>
+      <w:lvlText w:val="(%5)"/>
+      <w:lvlJc w:val="left"/>
+      <w:pPr>
+        <w:ind w:left="1800" w:hanging="360"/>
+      </w:pPr>
+      <w:rPr>
+        <w:rFonts w:hint="default"/>
+      </w:rPr>
+    </w:lvl>
+    <w:lvl w:ilvl="5">
+      <w:start w:val="1"/>
+      <w:numFmt w:val="lowerRoman"/>
+      <w:lvlText w:val="(%6)"/>
+      <w:lvlJc w:val="left"/>
+      <w:pPr>
+        <w:ind w:left="2160" w:hanging="360"/>
+      </w:pPr>
+      <w:rPr>
+        <w:rFonts w:hint="default"/>
+      </w:rPr>
+    </w:lvl>
+    <w:lvl w:ilvl="6">
+      <w:start w:val="1"/>
+      <w:numFmt w:val="decimal"/>
+      <w:lvlText w:val="%7."/>
+      <w:lvlJc w:val="left"/>
+      <w:pPr>
+        <w:ind w:left="2520" w:hanging="360"/>
+      </w:pPr>
+      <w:rPr>
+        <w:rFonts w:hint="default"/>
+      </w:rPr>
+    </w:lvl>
+    <w:lvl w:ilvl="7">
+      <w:start w:val="1"/>
+      <w:numFmt w:val="lowerLetter"/>
+      <w:lvlText w:val="%8."/>
+      <w:lvlJc w:val="left"/>
+      <w:pPr>
+        <w:ind w:left="2880" w:hanging="360"/>
+      </w:pPr>
+      <w:rPr>
+        <w:rFonts w:hint="default"/>
+      </w:rPr>
+    </w:lvl>
+    <w:lvl w:ilvl="8">
+      <w:start w:val="1"/>
+      <w:numFmt w:val="lowerRoman"/>
+      <w:lvlText w:val="%9."/>
+      <w:lvlJc w:val="left"/>
+      <w:pPr>
+        <w:ind w:left="3240" w:hanging="360"/>
+      </w:pPr>
+      <w:rPr>
+        <w:rFonts w:hint="default"/>
+      </w:rPr>
+    </w:lvl>
+  </w:abstractNum>
+  <w:abstractNum w:abstractNumId="20" w15:restartNumberingAfterBreak="0">
     <w:nsid w:val="56887157"/>
     <w:multiLevelType w:val="hybridMultilevel"/>
     <w:tmpl w:val="C82CF192"/>
@@ -2292,7 +3804,122 @@
       </w:pPr>
     </w:lvl>
   </w:abstractNum>
-  <w:abstractNum w:abstractNumId="12" w15:restartNumberingAfterBreak="0">
+  <w:abstractNum w:abstractNumId="21" w15:restartNumberingAfterBreak="0">
+    <w:nsid w:val="5D2D5AE5"/>
+    <w:multiLevelType w:val="multilevel"/>
+    <w:tmpl w:val="5D642F7E"/>
+    <w:lvl w:ilvl="0">
+      <w:start w:val="1"/>
+      <w:numFmt w:val="decimal"/>
+      <w:lvlText w:val="%1."/>
+      <w:lvlJc w:val="left"/>
+      <w:pPr>
+        <w:ind w:left="360" w:hanging="360"/>
+      </w:pPr>
+      <w:rPr>
+        <w:rFonts w:hint="default"/>
+      </w:rPr>
+    </w:lvl>
+    <w:lvl w:ilvl="1">
+      <w:start w:val="1"/>
+      <w:numFmt w:val="bullet"/>
+      <w:lvlText w:val=""/>
+      <w:lvlJc w:val="left"/>
+      <w:pPr>
+        <w:ind w:left="720" w:hanging="360"/>
+      </w:pPr>
+      <w:rPr>
+        <w:rFonts w:ascii="Symbol" w:hAnsi="Symbol" w:hint="default"/>
+        <w:color w:val="auto"/>
+      </w:rPr>
+    </w:lvl>
+    <w:lvl w:ilvl="2">
+      <w:start w:val="1"/>
+      <w:numFmt w:val="bullet"/>
+      <w:lvlText w:val=""/>
+      <w:lvlJc w:val="left"/>
+      <w:pPr>
+        <w:ind w:left="1080" w:hanging="360"/>
+      </w:pPr>
+      <w:rPr>
+        <w:rFonts w:ascii="Symbol" w:hAnsi="Symbol" w:hint="default"/>
+        <w:color w:val="auto"/>
+      </w:rPr>
+    </w:lvl>
+    <w:lvl w:ilvl="3">
+      <w:start w:val="1"/>
+      <w:numFmt w:val="decimal"/>
+      <w:lvlText w:val="(%4)"/>
+      <w:lvlJc w:val="left"/>
+      <w:pPr>
+        <w:ind w:left="1440" w:hanging="360"/>
+      </w:pPr>
+      <w:rPr>
+        <w:rFonts w:hint="default"/>
+      </w:rPr>
+    </w:lvl>
+    <w:lvl w:ilvl="4">
+      <w:start w:val="1"/>
+      <w:numFmt w:val="lowerLetter"/>
+      <w:lvlText w:val="(%5)"/>
+      <w:lvlJc w:val="left"/>
+      <w:pPr>
+        <w:ind w:left="1800" w:hanging="360"/>
+      </w:pPr>
+      <w:rPr>
+        <w:rFonts w:hint="default"/>
+      </w:rPr>
+    </w:lvl>
+    <w:lvl w:ilvl="5">
+      <w:start w:val="1"/>
+      <w:numFmt w:val="lowerRoman"/>
+      <w:lvlText w:val="(%6)"/>
+      <w:lvlJc w:val="left"/>
+      <w:pPr>
+        <w:ind w:left="2160" w:hanging="360"/>
+      </w:pPr>
+      <w:rPr>
+        <w:rFonts w:hint="default"/>
+      </w:rPr>
+    </w:lvl>
+    <w:lvl w:ilvl="6">
+      <w:start w:val="1"/>
+      <w:numFmt w:val="decimal"/>
+      <w:lvlText w:val="%7."/>
+      <w:lvlJc w:val="left"/>
+      <w:pPr>
+        <w:ind w:left="2520" w:hanging="360"/>
+      </w:pPr>
+      <w:rPr>
+        <w:rFonts w:hint="default"/>
+      </w:rPr>
+    </w:lvl>
+    <w:lvl w:ilvl="7">
+      <w:start w:val="1"/>
+      <w:numFmt w:val="lowerLetter"/>
+      <w:lvlText w:val="%8."/>
+      <w:lvlJc w:val="left"/>
+      <w:pPr>
+        <w:ind w:left="2880" w:hanging="360"/>
+      </w:pPr>
+      <w:rPr>
+        <w:rFonts w:hint="default"/>
+      </w:rPr>
+    </w:lvl>
+    <w:lvl w:ilvl="8">
+      <w:start w:val="1"/>
+      <w:numFmt w:val="lowerRoman"/>
+      <w:lvlText w:val="%9."/>
+      <w:lvlJc w:val="left"/>
+      <w:pPr>
+        <w:ind w:left="3240" w:hanging="360"/>
+      </w:pPr>
+      <w:rPr>
+        <w:rFonts w:hint="default"/>
+      </w:rPr>
+    </w:lvl>
+  </w:abstractNum>
+  <w:abstractNum w:abstractNumId="22" w15:restartNumberingAfterBreak="0">
     <w:nsid w:val="5F79024F"/>
     <w:multiLevelType w:val="multilevel"/>
     <w:tmpl w:val="F03603FA"/>
@@ -2406,7 +4033,7 @@
       </w:rPr>
     </w:lvl>
   </w:abstractNum>
-  <w:abstractNum w:abstractNumId="13" w15:restartNumberingAfterBreak="0">
+  <w:abstractNum w:abstractNumId="23" w15:restartNumberingAfterBreak="0">
     <w:nsid w:val="637842FD"/>
     <w:multiLevelType w:val="hybridMultilevel"/>
     <w:tmpl w:val="46DEFE36"/>
@@ -2519,7 +4146,7 @@
       </w:rPr>
     </w:lvl>
   </w:abstractNum>
-  <w:abstractNum w:abstractNumId="14" w15:restartNumberingAfterBreak="0">
+  <w:abstractNum w:abstractNumId="24" w15:restartNumberingAfterBreak="0">
     <w:nsid w:val="64166A4D"/>
     <w:multiLevelType w:val="hybridMultilevel"/>
     <w:tmpl w:val="BD9EF6DE"/>
@@ -2605,7 +4232,7 @@
       </w:pPr>
     </w:lvl>
   </w:abstractNum>
-  <w:abstractNum w:abstractNumId="15" w15:restartNumberingAfterBreak="0">
+  <w:abstractNum w:abstractNumId="25" w15:restartNumberingAfterBreak="0">
     <w:nsid w:val="67BB386B"/>
     <w:multiLevelType w:val="multilevel"/>
     <w:tmpl w:val="58D8E9AE"/>
@@ -2719,7 +4346,7 @@
       </w:rPr>
     </w:lvl>
   </w:abstractNum>
-  <w:abstractNum w:abstractNumId="16" w15:restartNumberingAfterBreak="0">
+  <w:abstractNum w:abstractNumId="26" w15:restartNumberingAfterBreak="0">
     <w:nsid w:val="70F11623"/>
     <w:multiLevelType w:val="hybridMultilevel"/>
     <w:tmpl w:val="4232E888"/>
@@ -2832,7 +4459,7 @@
       </w:rPr>
     </w:lvl>
   </w:abstractNum>
-  <w:abstractNum w:abstractNumId="17" w15:restartNumberingAfterBreak="0">
+  <w:abstractNum w:abstractNumId="27" w15:restartNumberingAfterBreak="0">
     <w:nsid w:val="712D0B29"/>
     <w:multiLevelType w:val="hybridMultilevel"/>
     <w:tmpl w:val="F95244CA"/>
@@ -2924,7 +4551,7 @@
       </w:pPr>
     </w:lvl>
   </w:abstractNum>
-  <w:abstractNum w:abstractNumId="18" w15:restartNumberingAfterBreak="0">
+  <w:abstractNum w:abstractNumId="28" w15:restartNumberingAfterBreak="0">
     <w:nsid w:val="722541F7"/>
     <w:multiLevelType w:val="hybridMultilevel"/>
     <w:tmpl w:val="BDF04394"/>
@@ -3037,7 +4664,7 @@
       </w:rPr>
     </w:lvl>
   </w:abstractNum>
-  <w:abstractNum w:abstractNumId="19" w15:restartNumberingAfterBreak="0">
+  <w:abstractNum w:abstractNumId="29" w15:restartNumberingAfterBreak="0">
     <w:nsid w:val="72C52F91"/>
     <w:multiLevelType w:val="hybridMultilevel"/>
     <w:tmpl w:val="126029C0"/>
@@ -3150,7 +4777,7 @@
       </w:rPr>
     </w:lvl>
   </w:abstractNum>
-  <w:abstractNum w:abstractNumId="20" w15:restartNumberingAfterBreak="0">
+  <w:abstractNum w:abstractNumId="30" w15:restartNumberingAfterBreak="0">
     <w:nsid w:val="73D21A5B"/>
     <w:multiLevelType w:val="hybridMultilevel"/>
     <w:tmpl w:val="9586E2E4"/>
@@ -3236,7 +4863,7 @@
       </w:pPr>
     </w:lvl>
   </w:abstractNum>
-  <w:abstractNum w:abstractNumId="21" w15:restartNumberingAfterBreak="0">
+  <w:abstractNum w:abstractNumId="31" w15:restartNumberingAfterBreak="0">
     <w:nsid w:val="7D8F1865"/>
     <w:multiLevelType w:val="multilevel"/>
     <w:tmpl w:val="58D8E9AE"/>
@@ -3351,70 +4978,100 @@
     </w:lvl>
   </w:abstractNum>
   <w:num w:numId="1" w16cid:durableId="1694964843">
-    <w:abstractNumId w:val="19"/>
+    <w:abstractNumId w:val="29"/>
   </w:num>
   <w:num w:numId="2" w16cid:durableId="368606771">
-    <w:abstractNumId w:val="7"/>
+    <w:abstractNumId w:val="9"/>
   </w:num>
   <w:num w:numId="3" w16cid:durableId="933438129">
-    <w:abstractNumId w:val="4"/>
+    <w:abstractNumId w:val="5"/>
   </w:num>
   <w:num w:numId="4" w16cid:durableId="1578712521">
     <w:abstractNumId w:val="1"/>
   </w:num>
   <w:num w:numId="5" w16cid:durableId="2036617979">
-    <w:abstractNumId w:val="5"/>
+    <w:abstractNumId w:val="6"/>
   </w:num>
   <w:num w:numId="6" w16cid:durableId="2131389973">
+    <w:abstractNumId w:val="23"/>
+  </w:num>
+  <w:num w:numId="7" w16cid:durableId="928738859">
     <w:abstractNumId w:val="13"/>
   </w:num>
-  <w:num w:numId="7" w16cid:durableId="928738859">
-    <w:abstractNumId w:val="9"/>
-  </w:num>
   <w:num w:numId="8" w16cid:durableId="956788988">
-    <w:abstractNumId w:val="11"/>
+    <w:abstractNumId w:val="20"/>
   </w:num>
   <w:num w:numId="9" w16cid:durableId="1670062955">
-    <w:abstractNumId w:val="16"/>
+    <w:abstractNumId w:val="26"/>
   </w:num>
   <w:num w:numId="10" w16cid:durableId="1356928992">
-    <w:abstractNumId w:val="6"/>
+    <w:abstractNumId w:val="8"/>
   </w:num>
   <w:num w:numId="11" w16cid:durableId="1973636751">
     <w:abstractNumId w:val="2"/>
   </w:num>
   <w:num w:numId="12" w16cid:durableId="2079208632">
-    <w:abstractNumId w:val="8"/>
+    <w:abstractNumId w:val="12"/>
   </w:num>
   <w:num w:numId="13" w16cid:durableId="1018048507">
-    <w:abstractNumId w:val="14"/>
+    <w:abstractNumId w:val="24"/>
   </w:num>
   <w:num w:numId="14" w16cid:durableId="616067702">
-    <w:abstractNumId w:val="12"/>
+    <w:abstractNumId w:val="22"/>
   </w:num>
   <w:num w:numId="15" w16cid:durableId="492182446">
-    <w:abstractNumId w:val="17"/>
+    <w:abstractNumId w:val="27"/>
   </w:num>
   <w:num w:numId="16" w16cid:durableId="1448158042">
-    <w:abstractNumId w:val="18"/>
+    <w:abstractNumId w:val="28"/>
   </w:num>
   <w:num w:numId="17" w16cid:durableId="194463556">
-    <w:abstractNumId w:val="21"/>
+    <w:abstractNumId w:val="31"/>
   </w:num>
   <w:num w:numId="18" w16cid:durableId="1003237408">
-    <w:abstractNumId w:val="15"/>
+    <w:abstractNumId w:val="25"/>
   </w:num>
   <w:num w:numId="19" w16cid:durableId="1439369886">
-    <w:abstractNumId w:val="20"/>
+    <w:abstractNumId w:val="30"/>
   </w:num>
   <w:num w:numId="20" w16cid:durableId="2104570707">
-    <w:abstractNumId w:val="10"/>
+    <w:abstractNumId w:val="14"/>
   </w:num>
   <w:num w:numId="21" w16cid:durableId="1708338081">
     <w:abstractNumId w:val="0"/>
   </w:num>
   <w:num w:numId="22" w16cid:durableId="976227825">
     <w:abstractNumId w:val="3"/>
+  </w:num>
+  <w:num w:numId="23" w16cid:durableId="651953507">
+    <w:abstractNumId w:val="17"/>
+  </w:num>
+  <w:num w:numId="24" w16cid:durableId="1867061134">
+    <w:abstractNumId w:val="4"/>
+  </w:num>
+  <w:num w:numId="25" w16cid:durableId="489249652">
+    <w:abstractNumId w:val="11"/>
+  </w:num>
+  <w:num w:numId="26" w16cid:durableId="751895847">
+    <w:abstractNumId w:val="19"/>
+  </w:num>
+  <w:num w:numId="27" w16cid:durableId="1741369088">
+    <w:abstractNumId w:val="21"/>
+  </w:num>
+  <w:num w:numId="28" w16cid:durableId="2024044172">
+    <w:abstractNumId w:val="10"/>
+  </w:num>
+  <w:num w:numId="29" w16cid:durableId="33510307">
+    <w:abstractNumId w:val="16"/>
+  </w:num>
+  <w:num w:numId="30" w16cid:durableId="723220435">
+    <w:abstractNumId w:val="7"/>
+  </w:num>
+  <w:num w:numId="31" w16cid:durableId="1867594437">
+    <w:abstractNumId w:val="18"/>
+  </w:num>
+  <w:num w:numId="32" w16cid:durableId="1863401314">
+    <w:abstractNumId w:val="15"/>
   </w:num>
 </w:numbering>
 </file>

--- a/5.Основы проектирования баз данных.docx
+++ b/5.Основы проектирования баз данных.docx
@@ -691,17 +691,42 @@
           <w:ilvl w:val="0"/>
           <w:numId w:val="22"/>
         </w:numPr>
-      </w:pPr>
-      <w:r>
-        <w:t>PL/SQL (</w:t>
-      </w:r>
-      <w:proofErr w:type="spellStart"/>
-      <w:r>
-        <w:t>Procedural</w:t>
-      </w:r>
-      <w:proofErr w:type="spellEnd"/>
-      <w:r>
-        <w:t xml:space="preserve"> Language/SQL) - используется в СУБД Oracle.</w:t>
+        <w:rPr>
+          <w:lang w:val="en-US"/>
+        </w:rPr>
+      </w:pPr>
+      <w:r>
+        <w:rPr>
+          <w:lang w:val="en-US"/>
+        </w:rPr>
+        <w:t xml:space="preserve">PL/SQL (Procedural Language/SQL) - </w:t>
+      </w:r>
+      <w:r>
+        <w:t>используется</w:t>
+      </w:r>
+      <w:r>
+        <w:rPr>
+          <w:lang w:val="en-US"/>
+        </w:rPr>
+        <w:t xml:space="preserve"> </w:t>
+      </w:r>
+      <w:r>
+        <w:t>в</w:t>
+      </w:r>
+      <w:r>
+        <w:rPr>
+          <w:lang w:val="en-US"/>
+        </w:rPr>
+        <w:t xml:space="preserve"> </w:t>
+      </w:r>
+      <w:r>
+        <w:t>СУБД</w:t>
+      </w:r>
+      <w:r>
+        <w:rPr>
+          <w:lang w:val="en-US"/>
+        </w:rPr>
+        <w:t xml:space="preserve"> Oracle.</w:t>
       </w:r>
     </w:p>
     <w:p>
@@ -711,33 +736,42 @@
           <w:ilvl w:val="0"/>
           <w:numId w:val="22"/>
         </w:numPr>
-      </w:pPr>
-      <w:r>
-        <w:t>SQL/PSM (SQL/</w:t>
-      </w:r>
-      <w:proofErr w:type="spellStart"/>
-      <w:r>
-        <w:t>Persistent</w:t>
-      </w:r>
-      <w:proofErr w:type="spellEnd"/>
-      <w:r>
+        <w:rPr>
+          <w:lang w:val="en-US"/>
+        </w:rPr>
+      </w:pPr>
+      <w:r>
+        <w:rPr>
+          <w:lang w:val="en-US"/>
+        </w:rPr>
+        <w:t xml:space="preserve">SQL/PSM (SQL/Persistent Stored Module) - </w:t>
+      </w:r>
+      <w:r>
+        <w:t>используется</w:t>
+      </w:r>
+      <w:r>
+        <w:rPr>
+          <w:lang w:val="en-US"/>
+        </w:rPr>
         <w:t xml:space="preserve"> </w:t>
       </w:r>
-      <w:proofErr w:type="spellStart"/>
-      <w:r>
-        <w:t>Stored</w:t>
-      </w:r>
-      <w:proofErr w:type="spellEnd"/>
-      <w:r>
+      <w:r>
+        <w:t>в</w:t>
+      </w:r>
+      <w:r>
+        <w:rPr>
+          <w:lang w:val="en-US"/>
+        </w:rPr>
         <w:t xml:space="preserve"> </w:t>
       </w:r>
-      <w:proofErr w:type="spellStart"/>
-      <w:r>
-        <w:t>Module</w:t>
-      </w:r>
-      <w:proofErr w:type="spellEnd"/>
-      <w:r>
-        <w:t>) - используется в СУБД MySQL.</w:t>
+      <w:r>
+        <w:t>СУБД</w:t>
+      </w:r>
+      <w:r>
+        <w:rPr>
+          <w:lang w:val="en-US"/>
+        </w:rPr>
+        <w:t xml:space="preserve"> MySQL.</w:t>
       </w:r>
     </w:p>
     <w:p>
@@ -747,30 +781,78 @@
           <w:ilvl w:val="0"/>
           <w:numId w:val="22"/>
         </w:numPr>
+        <w:rPr>
+          <w:lang w:val="en-US"/>
+        </w:rPr>
       </w:pPr>
       <w:proofErr w:type="spellStart"/>
       <w:r>
+        <w:rPr>
+          <w:lang w:val="en-US"/>
+        </w:rPr>
         <w:t>PLpg</w:t>
       </w:r>
       <w:proofErr w:type="spellEnd"/>
       <w:r>
+        <w:rPr>
+          <w:lang w:val="en-US"/>
+        </w:rPr>
         <w:t>/SQL (</w:t>
       </w:r>
       <w:proofErr w:type="spellStart"/>
       <w:r>
+        <w:rPr>
+          <w:lang w:val="en-US"/>
+        </w:rPr>
         <w:t>Procedual</w:t>
       </w:r>
       <w:proofErr w:type="spellEnd"/>
       <w:r>
+        <w:rPr>
+          <w:lang w:val="en-US"/>
+        </w:rPr>
         <w:t xml:space="preserve"> Language/</w:t>
       </w:r>
       <w:proofErr w:type="spellStart"/>
       <w:r>
+        <w:rPr>
+          <w:lang w:val="en-US"/>
+        </w:rPr>
         <w:t>postgreSQL</w:t>
       </w:r>
       <w:proofErr w:type="spellEnd"/>
       <w:r>
-        <w:t>) - используется в СУБД PostgreSQL.</w:t>
+        <w:rPr>
+          <w:lang w:val="en-US"/>
+        </w:rPr>
+        <w:t xml:space="preserve">) - </w:t>
+      </w:r>
+      <w:r>
+        <w:t>используется</w:t>
+      </w:r>
+      <w:r>
+        <w:rPr>
+          <w:lang w:val="en-US"/>
+        </w:rPr>
+        <w:t xml:space="preserve"> </w:t>
+      </w:r>
+      <w:r>
+        <w:t>в</w:t>
+      </w:r>
+      <w:r>
+        <w:rPr>
+          <w:lang w:val="en-US"/>
+        </w:rPr>
+        <w:t xml:space="preserve"> </w:t>
+      </w:r>
+      <w:r>
+        <w:t>СУБД</w:t>
+      </w:r>
+      <w:r>
+        <w:rPr>
+          <w:lang w:val="en-US"/>
+        </w:rPr>
+        <w:t xml:space="preserve"> PostgreSQL.</w:t>
       </w:r>
     </w:p>
     <w:p>
@@ -780,17 +862,56 @@
           <w:ilvl w:val="0"/>
           <w:numId w:val="22"/>
         </w:numPr>
-      </w:pPr>
-      <w:r>
+        <w:rPr>
+          <w:lang w:val="en-US"/>
+        </w:rPr>
+      </w:pPr>
+      <w:r>
+        <w:rPr>
+          <w:lang w:val="en-US"/>
+        </w:rPr>
         <w:t xml:space="preserve">SQLPL (SQL </w:t>
       </w:r>
       <w:proofErr w:type="spellStart"/>
       <w:r>
+        <w:rPr>
+          <w:lang w:val="en-US"/>
+        </w:rPr>
         <w:t>Prosedual</w:t>
       </w:r>
       <w:proofErr w:type="spellEnd"/>
       <w:r>
-        <w:t xml:space="preserve"> Language) - используется в СУБД DB2</w:t>
+        <w:rPr>
+          <w:lang w:val="en-US"/>
+        </w:rPr>
+        <w:t xml:space="preserve"> Language) - </w:t>
+      </w:r>
+      <w:r>
+        <w:t>используется</w:t>
+      </w:r>
+      <w:r>
+        <w:rPr>
+          <w:lang w:val="en-US"/>
+        </w:rPr>
+        <w:t xml:space="preserve"> </w:t>
+      </w:r>
+      <w:r>
+        <w:t>в</w:t>
+      </w:r>
+      <w:r>
+        <w:rPr>
+          <w:lang w:val="en-US"/>
+        </w:rPr>
+        <w:t xml:space="preserve"> </w:t>
+      </w:r>
+      <w:r>
+        <w:t>СУБД</w:t>
+      </w:r>
+      <w:r>
+        <w:rPr>
+          <w:lang w:val="en-US"/>
+        </w:rPr>
+        <w:t xml:space="preserve"> DB2</w:t>
       </w:r>
     </w:p>
     <w:p>
@@ -800,14 +921,50 @@
           <w:ilvl w:val="0"/>
           <w:numId w:val="22"/>
         </w:numPr>
-      </w:pPr>
-      <w:r>
-        <w:t>Jet SQL - используется в СУБД Microsoft Access.</w:t>
-      </w:r>
-    </w:p>
-    <w:p>
-      <w:pPr>
-        <w:pStyle w:val="ac"/>
+        <w:rPr>
+          <w:lang w:val="en-US"/>
+        </w:rPr>
+      </w:pPr>
+      <w:r>
+        <w:rPr>
+          <w:lang w:val="en-US"/>
+        </w:rPr>
+        <w:t xml:space="preserve">Jet SQL - </w:t>
+      </w:r>
+      <w:r>
+        <w:t>используется</w:t>
+      </w:r>
+      <w:r>
+        <w:rPr>
+          <w:lang w:val="en-US"/>
+        </w:rPr>
+        <w:t xml:space="preserve"> </w:t>
+      </w:r>
+      <w:r>
+        <w:t>в</w:t>
+      </w:r>
+      <w:r>
+        <w:rPr>
+          <w:lang w:val="en-US"/>
+        </w:rPr>
+        <w:t xml:space="preserve"> </w:t>
+      </w:r>
+      <w:r>
+        <w:t>СУБД</w:t>
+      </w:r>
+      <w:r>
+        <w:rPr>
+          <w:lang w:val="en-US"/>
+        </w:rPr>
+        <w:t xml:space="preserve"> Microsoft Access.</w:t>
+      </w:r>
+    </w:p>
+    <w:p>
+      <w:pPr>
+        <w:pStyle w:val="ac"/>
+        <w:rPr>
+          <w:lang w:val="en-US"/>
+        </w:rPr>
       </w:pPr>
     </w:p>
     <w:p>
@@ -844,23 +1001,14 @@
     <w:p>
       <w:pPr>
         <w:pStyle w:val="1"/>
-        <w:rPr>
-          <w:lang w:val="en-US"/>
-        </w:rPr>
-      </w:pPr>
-      <w:r>
-        <w:t xml:space="preserve">#2 </w:t>
-      </w:r>
-      <w:r>
-        <w:t>Основные этапы проектирования БД</w:t>
-      </w:r>
-    </w:p>
-    <w:p>
-      <w:pPr>
-        <w:pStyle w:val="ac"/>
-        <w:rPr>
-          <w:lang w:val="en-US"/>
-        </w:rPr>
+      </w:pPr>
+      <w:r>
+        <w:t>#2 Основные этапы проектирования БД</w:t>
+      </w:r>
+    </w:p>
+    <w:p>
+      <w:pPr>
+        <w:pStyle w:val="ac"/>
       </w:pPr>
       <w:r>
         <w:t>05.09.25</w:t>
@@ -869,9 +1017,6 @@
     <w:p>
       <w:pPr>
         <w:pStyle w:val="ac"/>
-        <w:rPr>
-          <w:lang w:val="en-US"/>
-        </w:rPr>
       </w:pPr>
     </w:p>
     <w:p>
@@ -880,6 +1025,71 @@
       </w:pPr>
       <w:r>
         <w:t>Создание БД включает несколько этапов</w:t>
+      </w:r>
+    </w:p>
+    <w:p>
+      <w:pPr>
+        <w:pStyle w:val="2"/>
+      </w:pPr>
+      <w:r>
+        <w:t>1. Анализ требований</w:t>
+      </w:r>
+    </w:p>
+    <w:p>
+      <w:pPr>
+        <w:pStyle w:val="ac"/>
+      </w:pPr>
+      <w:r>
+        <w:t>Цель: выявить и детально определить запросы к БД</w:t>
+      </w:r>
+    </w:p>
+    <w:p>
+      <w:pPr>
+        <w:pStyle w:val="ac"/>
+      </w:pPr>
+    </w:p>
+    <w:p>
+      <w:pPr>
+        <w:pStyle w:val="ac"/>
+      </w:pPr>
+      <w:r>
+        <w:t>Задачи:</w:t>
+      </w:r>
+    </w:p>
+    <w:p>
+      <w:pPr>
+        <w:pStyle w:val="ac"/>
+        <w:numPr>
+          <w:ilvl w:val="0"/>
+          <w:numId w:val="24"/>
+        </w:numPr>
+      </w:pPr>
+      <w:r>
+        <w:t>проанализировать требования;</w:t>
+      </w:r>
+    </w:p>
+    <w:p>
+      <w:pPr>
+        <w:pStyle w:val="ac"/>
+        <w:numPr>
+          <w:ilvl w:val="0"/>
+          <w:numId w:val="24"/>
+        </w:numPr>
+      </w:pPr>
+      <w:r>
+        <w:t>идентифицировать функциональные (ЧТО система должна делать обязательно) и не функциональные (КАК система должна выполнять свои функции) требования;</w:t>
+      </w:r>
+    </w:p>
+    <w:p>
+      <w:pPr>
+        <w:pStyle w:val="ac"/>
+        <w:numPr>
+          <w:ilvl w:val="0"/>
+          <w:numId w:val="24"/>
+        </w:numPr>
+      </w:pPr>
+      <w:r>
+        <w:t>ограничения и предпочтения;</w:t>
       </w:r>
     </w:p>
     <w:p>
@@ -890,31 +1100,37 @@
         </w:rPr>
       </w:pPr>
       <w:r>
-        <w:t>1. Анализ требований</w:t>
-      </w:r>
-    </w:p>
-    <w:p>
-      <w:pPr>
-        <w:pStyle w:val="ac"/>
-      </w:pPr>
-      <w:r>
-        <w:t>Цель</w:t>
-      </w:r>
-      <w:r>
-        <w:t>: выявить</w:t>
-      </w:r>
-      <w:r>
-        <w:t xml:space="preserve"> и детально определить запросы к БД</w:t>
-      </w:r>
-    </w:p>
-    <w:p>
-      <w:pPr>
-        <w:pStyle w:val="ac"/>
-      </w:pPr>
-    </w:p>
-    <w:p>
-      <w:pPr>
-        <w:pStyle w:val="ac"/>
+        <w:lastRenderedPageBreak/>
+        <w:t>2. Проектирование</w:t>
+      </w:r>
+    </w:p>
+    <w:p>
+      <w:pPr>
+        <w:pStyle w:val="ac"/>
+      </w:pPr>
+      <w:r>
+        <w:t>Второй этап делится на 3 под-этапа:</w:t>
+      </w:r>
+    </w:p>
+    <w:p>
+      <w:pPr>
+        <w:pStyle w:val="ac"/>
+        <w:numPr>
+          <w:ilvl w:val="0"/>
+          <w:numId w:val="26"/>
+        </w:numPr>
+      </w:pPr>
+      <w:r>
+        <w:t>Концептуальное (инфологическое) проектирование — это построение абстрактной модели данных.</w:t>
+      </w:r>
+    </w:p>
+    <w:p>
+      <w:pPr>
+        <w:pStyle w:val="ac"/>
+        <w:numPr>
+          <w:ilvl w:val="1"/>
+          <w:numId w:val="26"/>
+        </w:numPr>
       </w:pPr>
       <w:r>
         <w:t>Задачи:</w:t>
@@ -924,12 +1140,144 @@
       <w:pPr>
         <w:pStyle w:val="ac"/>
         <w:numPr>
+          <w:ilvl w:val="2"/>
+          <w:numId w:val="27"/>
+        </w:numPr>
+      </w:pPr>
+      <w:r>
+        <w:t>определение сущностей и их атрибутов.</w:t>
+      </w:r>
+    </w:p>
+    <w:p>
+      <w:pPr>
+        <w:pStyle w:val="ac"/>
+        <w:numPr>
+          <w:ilvl w:val="2"/>
+          <w:numId w:val="27"/>
+        </w:numPr>
+      </w:pPr>
+      <w:r>
+        <w:t>определение отношений между сущностями (связь);</w:t>
+      </w:r>
+    </w:p>
+    <w:p>
+      <w:pPr>
+        <w:pStyle w:val="ac"/>
+        <w:numPr>
+          <w:ilvl w:val="1"/>
+          <w:numId w:val="27"/>
+        </w:numPr>
+      </w:pPr>
+      <w:r>
+        <w:t>Правила создания концептуального проектирования:</w:t>
+      </w:r>
+    </w:p>
+    <w:p>
+      <w:pPr>
+        <w:pStyle w:val="ac"/>
+        <w:numPr>
+          <w:ilvl w:val="2"/>
+          <w:numId w:val="28"/>
+        </w:numPr>
+      </w:pPr>
+      <w:r>
+        <w:t>Квадрат - сущность;</w:t>
+      </w:r>
+    </w:p>
+    <w:p>
+      <w:pPr>
+        <w:pStyle w:val="ac"/>
+        <w:numPr>
+          <w:ilvl w:val="2"/>
+          <w:numId w:val="28"/>
+        </w:numPr>
+      </w:pPr>
+      <w:r>
+        <w:t>Овал - атрибуты сущности;</w:t>
+      </w:r>
+    </w:p>
+    <w:p>
+      <w:pPr>
+        <w:pStyle w:val="ac"/>
+        <w:numPr>
+          <w:ilvl w:val="2"/>
+          <w:numId w:val="28"/>
+        </w:numPr>
+      </w:pPr>
+      <w:r>
+        <w:t>Линии - связи;</w:t>
+      </w:r>
+    </w:p>
+    <w:p>
+      <w:pPr>
+        <w:pStyle w:val="ac"/>
+        <w:numPr>
           <w:ilvl w:val="0"/>
-          <w:numId w:val="24"/>
-        </w:numPr>
-      </w:pPr>
-      <w:r>
-        <w:t>проанализировать требования;</w:t>
+          <w:numId w:val="28"/>
+        </w:numPr>
+      </w:pPr>
+      <w:r>
+        <w:t>Логическое (дата-логическое) проектирование:</w:t>
+      </w:r>
+    </w:p>
+    <w:p>
+      <w:pPr>
+        <w:pStyle w:val="ac"/>
+        <w:numPr>
+          <w:ilvl w:val="1"/>
+          <w:numId w:val="28"/>
+        </w:numPr>
+      </w:pPr>
+      <w:r>
+        <w:t>Это преобразование абстрактной модели, предметной области в чёткую структуру, которая описывает сущности их атрибуты и взаимосвязи, а также ограничения.</w:t>
+      </w:r>
+    </w:p>
+    <w:p>
+      <w:pPr>
+        <w:pStyle w:val="ac"/>
+        <w:numPr>
+          <w:ilvl w:val="1"/>
+          <w:numId w:val="28"/>
+        </w:numPr>
+      </w:pPr>
+      <w:r>
+        <w:t>Схемы из концептуального проектирования переходят в логическое проектирование. Изменения в схеме:</w:t>
+      </w:r>
+    </w:p>
+    <w:p>
+      <w:pPr>
+        <w:pStyle w:val="ac"/>
+        <w:numPr>
+          <w:ilvl w:val="2"/>
+          <w:numId w:val="30"/>
+        </w:numPr>
+      </w:pPr>
+      <w:r>
+        <w:t>Квадраты становятся заголовками;</w:t>
+      </w:r>
+    </w:p>
+    <w:p>
+      <w:pPr>
+        <w:pStyle w:val="ac"/>
+        <w:numPr>
+          <w:ilvl w:val="2"/>
+          <w:numId w:val="30"/>
+        </w:numPr>
+      </w:pPr>
+      <w:r>
+        <w:t>Овалы становятся пунктами в таблице;</w:t>
+      </w:r>
+    </w:p>
+    <w:p>
+      <w:pPr>
+        <w:pStyle w:val="ac"/>
+        <w:numPr>
+          <w:ilvl w:val="2"/>
+          <w:numId w:val="30"/>
+        </w:numPr>
+      </w:pPr>
+      <w:r>
+        <w:t>Происходит уточнение связей (1–1, 1-N, N-N)</w:t>
       </w:r>
     </w:p>
     <w:p>
@@ -937,11 +1285,44 @@
         <w:pStyle w:val="ac"/>
         <w:numPr>
           <w:ilvl w:val="0"/>
-          <w:numId w:val="24"/>
-        </w:numPr>
-      </w:pPr>
-      <w:r>
-        <w:t>идентифицировать функциональные (ЧТО система должна делать обязательно) и не функциональные (КАК система должна выполнять свои функции) требования;</w:t>
+          <w:numId w:val="28"/>
+        </w:numPr>
+      </w:pPr>
+      <w:r>
+        <w:t>Физическое проектирование:</w:t>
+      </w:r>
+    </w:p>
+    <w:p>
+      <w:pPr>
+        <w:pStyle w:val="ac"/>
+        <w:numPr>
+          <w:ilvl w:val="1"/>
+          <w:numId w:val="28"/>
+        </w:numPr>
+      </w:pPr>
+      <w:r>
+        <w:t>реализация логического проектирования в конкретном СУБД;</w:t>
+      </w:r>
+    </w:p>
+    <w:p>
+      <w:pPr>
+        <w:pStyle w:val="2"/>
+      </w:pPr>
+      <w:r>
+        <w:t>3. Реализация</w:t>
+      </w:r>
+    </w:p>
+    <w:p>
+      <w:pPr>
+        <w:pStyle w:val="ac"/>
+      </w:pPr>
+    </w:p>
+    <w:p>
+      <w:pPr>
+        <w:pStyle w:val="ac"/>
+      </w:pPr>
+      <w:r>
+        <w:t>Это уточнение физического проектирования.</w:t>
       </w:r>
     </w:p>
     <w:p>
@@ -949,383 +1330,697 @@
         <w:pStyle w:val="ac"/>
         <w:numPr>
           <w:ilvl w:val="0"/>
-          <w:numId w:val="24"/>
-        </w:numPr>
-      </w:pPr>
-      <w:r>
-        <w:t>ограничения и предпочтения;</w:t>
-      </w:r>
+          <w:numId w:val="32"/>
+        </w:numPr>
+      </w:pPr>
+      <w:r>
+        <w:t>создание индексов;</w:t>
+      </w:r>
+    </w:p>
+    <w:p>
+      <w:pPr>
+        <w:pStyle w:val="ac"/>
+        <w:numPr>
+          <w:ilvl w:val="0"/>
+          <w:numId w:val="32"/>
+        </w:numPr>
+      </w:pPr>
+      <w:r>
+        <w:t>создание ограничений;</w:t>
+      </w:r>
+    </w:p>
+    <w:p>
+      <w:pPr>
+        <w:pStyle w:val="ac"/>
+        <w:numPr>
+          <w:ilvl w:val="0"/>
+          <w:numId w:val="32"/>
+        </w:numPr>
+      </w:pPr>
+      <w:r>
+        <w:t>создание триггеров;</w:t>
+      </w:r>
+    </w:p>
+    <w:p>
+      <w:pPr>
+        <w:pStyle w:val="ac"/>
+        <w:numPr>
+          <w:ilvl w:val="0"/>
+          <w:numId w:val="32"/>
+        </w:numPr>
+      </w:pPr>
+      <w:r>
+        <w:t>создание прав доступа;</w:t>
+      </w:r>
+    </w:p>
+    <w:p>
+      <w:pPr>
+        <w:pStyle w:val="ac"/>
+        <w:numPr>
+          <w:ilvl w:val="0"/>
+          <w:numId w:val="32"/>
+        </w:numPr>
+      </w:pPr>
+      <w:r>
+        <w:t>заполнение таблиц данными;</w:t>
+      </w:r>
+    </w:p>
+    <w:p>
+      <w:pPr>
+        <w:pStyle w:val="ac"/>
+        <w:numPr>
+          <w:ilvl w:val="0"/>
+          <w:numId w:val="32"/>
+        </w:numPr>
+      </w:pPr>
+      <w:r>
+        <w:t>интеграция в программу, в которой будет использоваться в БД;</w:t>
+      </w:r>
+    </w:p>
+    <w:p>
+      <w:pPr>
+        <w:pStyle w:val="ac"/>
+        <w:numPr>
+          <w:ilvl w:val="0"/>
+          <w:numId w:val="32"/>
+        </w:numPr>
+      </w:pPr>
+      <w:r>
+        <w:t>интеграция в приложение, где будет использоваться БД;</w:t>
+      </w:r>
+    </w:p>
+    <w:p>
+      <w:pPr>
+        <w:pStyle w:val="ac"/>
+      </w:pPr>
     </w:p>
     <w:p>
       <w:pPr>
         <w:pStyle w:val="2"/>
+      </w:pPr>
+      <w:r>
+        <w:t>4. Эксплуатация и поддержка актуальности</w:t>
+      </w:r>
+    </w:p>
+    <w:p>
+      <w:pPr>
+        <w:pStyle w:val="ac"/>
+      </w:pPr>
+    </w:p>
+    <w:p>
+      <w:pPr>
+        <w:pStyle w:val="ac"/>
+      </w:pPr>
+      <w:r>
+        <w:t>После внедрения БД, важно написать документацию по использованию, обновлению по мере развития системы.</w:t>
+      </w:r>
+    </w:p>
+    <w:p>
+      <w:pPr>
+        <w:rPr>
+          <w:sz w:val="18"/>
+          <w:szCs w:val="18"/>
+        </w:rPr>
+      </w:pPr>
+      <w:r>
+        <w:br w:type="page"/>
+      </w:r>
+    </w:p>
+    <w:p>
+      <w:pPr>
+        <w:pStyle w:val="1"/>
         <w:rPr>
           <w:lang w:val="en-US"/>
         </w:rPr>
       </w:pPr>
       <w:r>
-        <w:lastRenderedPageBreak/>
-        <w:t>2. Проектирование</w:t>
-      </w:r>
-    </w:p>
-    <w:p>
-      <w:pPr>
-        <w:pStyle w:val="ac"/>
-      </w:pPr>
-      <w:r>
-        <w:t>Второй этап делится на 3 под-этапа:</w:t>
-      </w:r>
-    </w:p>
-    <w:p>
-      <w:pPr>
-        <w:pStyle w:val="ac"/>
-        <w:numPr>
-          <w:ilvl w:val="0"/>
-          <w:numId w:val="26"/>
-        </w:numPr>
-      </w:pPr>
-      <w:r>
-        <w:t xml:space="preserve">Концептуальное (инфологическое) проектирование </w:t>
-      </w:r>
-      <w:r>
-        <w:t>— это</w:t>
-      </w:r>
-      <w:r>
-        <w:t xml:space="preserve"> построение абстрактной модели данных.</w:t>
-      </w:r>
-    </w:p>
-    <w:p>
-      <w:pPr>
-        <w:pStyle w:val="ac"/>
-        <w:numPr>
-          <w:ilvl w:val="1"/>
-          <w:numId w:val="26"/>
-        </w:numPr>
-      </w:pPr>
-      <w:r>
-        <w:t>Задачи:</w:t>
-      </w:r>
-    </w:p>
-    <w:p>
-      <w:pPr>
-        <w:pStyle w:val="ac"/>
-        <w:numPr>
-          <w:ilvl w:val="2"/>
-          <w:numId w:val="27"/>
-        </w:numPr>
-      </w:pPr>
-      <w:r>
-        <w:t xml:space="preserve">определение сущностей и их </w:t>
-      </w:r>
-      <w:r>
-        <w:t>атрибутов.</w:t>
-      </w:r>
-    </w:p>
-    <w:p>
-      <w:pPr>
-        <w:pStyle w:val="ac"/>
-        <w:numPr>
-          <w:ilvl w:val="2"/>
-          <w:numId w:val="27"/>
-        </w:numPr>
-      </w:pPr>
-      <w:r>
-        <w:t>определение отношений между сущностями (связь);</w:t>
-      </w:r>
-    </w:p>
-    <w:p>
-      <w:pPr>
-        <w:pStyle w:val="ac"/>
-        <w:numPr>
-          <w:ilvl w:val="1"/>
-          <w:numId w:val="27"/>
-        </w:numPr>
-      </w:pPr>
-      <w:r>
-        <w:t>Правила создания концептуального проектирования:</w:t>
-      </w:r>
-    </w:p>
-    <w:p>
-      <w:pPr>
-        <w:pStyle w:val="ac"/>
-        <w:numPr>
-          <w:ilvl w:val="2"/>
-          <w:numId w:val="28"/>
-        </w:numPr>
-      </w:pPr>
-      <w:r>
-        <w:t>Квадрат - сущность;</w:t>
-      </w:r>
-    </w:p>
-    <w:p>
-      <w:pPr>
-        <w:pStyle w:val="ac"/>
-        <w:numPr>
-          <w:ilvl w:val="2"/>
-          <w:numId w:val="28"/>
-        </w:numPr>
-      </w:pPr>
-      <w:r>
-        <w:t>Овал - атрибуты сущности;</w:t>
-      </w:r>
-    </w:p>
-    <w:p>
-      <w:pPr>
-        <w:pStyle w:val="ac"/>
-        <w:numPr>
-          <w:ilvl w:val="2"/>
-          <w:numId w:val="28"/>
-        </w:numPr>
-      </w:pPr>
-      <w:r>
-        <w:t>Линии - связи;</w:t>
-      </w:r>
-    </w:p>
-    <w:p>
-      <w:pPr>
-        <w:pStyle w:val="ac"/>
-        <w:numPr>
-          <w:ilvl w:val="0"/>
-          <w:numId w:val="28"/>
-        </w:numPr>
-      </w:pPr>
-      <w:r>
-        <w:t>Логическое (дата-логическое) проектирование:</w:t>
-      </w:r>
-    </w:p>
-    <w:p>
-      <w:pPr>
-        <w:pStyle w:val="ac"/>
-        <w:numPr>
-          <w:ilvl w:val="1"/>
-          <w:numId w:val="28"/>
-        </w:numPr>
-      </w:pPr>
-      <w:r>
-        <w:t xml:space="preserve">Это преобразование абстрактной модели, предметной области в чёткую структуру, которая описывает сущности их атрибуты и взаимосвязи, а </w:t>
-      </w:r>
-      <w:r>
-        <w:t>также</w:t>
-      </w:r>
-      <w:r>
-        <w:t xml:space="preserve"> ограничения.</w:t>
-      </w:r>
-    </w:p>
-    <w:p>
-      <w:pPr>
-        <w:pStyle w:val="ac"/>
-        <w:numPr>
-          <w:ilvl w:val="1"/>
-          <w:numId w:val="28"/>
-        </w:numPr>
-      </w:pPr>
-      <w:r>
-        <w:t>Схемы из концептуального проектирования переходят в логическое проектирование. Изменения в схеме:</w:t>
-      </w:r>
-    </w:p>
-    <w:p>
-      <w:pPr>
-        <w:pStyle w:val="ac"/>
-        <w:numPr>
-          <w:ilvl w:val="2"/>
-          <w:numId w:val="30"/>
-        </w:numPr>
-      </w:pPr>
-      <w:r>
-        <w:t>Квадраты становятся заголовками;</w:t>
-      </w:r>
-    </w:p>
-    <w:p>
-      <w:pPr>
-        <w:pStyle w:val="ac"/>
-        <w:numPr>
-          <w:ilvl w:val="2"/>
-          <w:numId w:val="30"/>
-        </w:numPr>
-      </w:pPr>
-      <w:r>
-        <w:t>Овалы становятся пунктами в таблице;</w:t>
-      </w:r>
-    </w:p>
-    <w:p>
-      <w:pPr>
-        <w:pStyle w:val="ac"/>
-        <w:numPr>
-          <w:ilvl w:val="2"/>
-          <w:numId w:val="30"/>
-        </w:numPr>
-      </w:pPr>
-      <w:r>
-        <w:t>Происходит уточнение связей (</w:t>
-      </w:r>
-      <w:r>
-        <w:t>1–1</w:t>
-      </w:r>
-      <w:r>
-        <w:t>, 1-N, N-N)</w:t>
-      </w:r>
-    </w:p>
-    <w:p>
-      <w:pPr>
-        <w:pStyle w:val="ac"/>
-        <w:numPr>
-          <w:ilvl w:val="0"/>
-          <w:numId w:val="28"/>
-        </w:numPr>
-      </w:pPr>
-      <w:r>
-        <w:t>Физическое проектирование:</w:t>
-      </w:r>
-    </w:p>
-    <w:p>
-      <w:pPr>
-        <w:pStyle w:val="ac"/>
-        <w:numPr>
-          <w:ilvl w:val="1"/>
-          <w:numId w:val="28"/>
-        </w:numPr>
-      </w:pPr>
-      <w:r>
-        <w:t>реализация логического проектирования в конкретном СУБД;</w:t>
-      </w:r>
-    </w:p>
-    <w:p>
-      <w:pPr>
-        <w:pStyle w:val="2"/>
-      </w:pPr>
-      <w:r>
-        <w:t>3. Реализация</w:t>
-      </w:r>
-    </w:p>
-    <w:p>
-      <w:pPr>
-        <w:pStyle w:val="ac"/>
-      </w:pPr>
-    </w:p>
-    <w:p>
-      <w:pPr>
-        <w:pStyle w:val="ac"/>
-      </w:pPr>
-      <w:r>
-        <w:t>Это уточнение физического проектирования.</w:t>
-      </w:r>
-    </w:p>
-    <w:p>
-      <w:pPr>
-        <w:pStyle w:val="ac"/>
-        <w:numPr>
-          <w:ilvl w:val="0"/>
-          <w:numId w:val="32"/>
-        </w:numPr>
-      </w:pPr>
-      <w:r>
-        <w:t>создание индексов;</w:t>
-      </w:r>
-    </w:p>
-    <w:p>
-      <w:pPr>
-        <w:pStyle w:val="ac"/>
-        <w:numPr>
-          <w:ilvl w:val="0"/>
-          <w:numId w:val="32"/>
-        </w:numPr>
-      </w:pPr>
-      <w:r>
-        <w:t>создание ограничений;</w:t>
-      </w:r>
-    </w:p>
-    <w:p>
-      <w:pPr>
-        <w:pStyle w:val="ac"/>
-        <w:numPr>
-          <w:ilvl w:val="0"/>
-          <w:numId w:val="32"/>
-        </w:numPr>
-      </w:pPr>
-      <w:r>
-        <w:t>создание триггеров;</w:t>
-      </w:r>
-    </w:p>
-    <w:p>
-      <w:pPr>
-        <w:pStyle w:val="ac"/>
-        <w:numPr>
-          <w:ilvl w:val="0"/>
-          <w:numId w:val="32"/>
-        </w:numPr>
-      </w:pPr>
-      <w:r>
-        <w:t>создание прав доступа;</w:t>
-      </w:r>
-    </w:p>
-    <w:p>
-      <w:pPr>
-        <w:pStyle w:val="ac"/>
-        <w:numPr>
-          <w:ilvl w:val="0"/>
-          <w:numId w:val="32"/>
-        </w:numPr>
-      </w:pPr>
-      <w:r>
-        <w:t>заполнение таблиц данными;</w:t>
-      </w:r>
-    </w:p>
-    <w:p>
-      <w:pPr>
-        <w:pStyle w:val="ac"/>
-        <w:numPr>
-          <w:ilvl w:val="0"/>
-          <w:numId w:val="32"/>
-        </w:numPr>
-      </w:pPr>
-      <w:r>
-        <w:t>интеграция в программу, в которой будет использоваться в БД;</w:t>
-      </w:r>
-    </w:p>
-    <w:p>
-      <w:pPr>
-        <w:pStyle w:val="ac"/>
-        <w:numPr>
-          <w:ilvl w:val="0"/>
-          <w:numId w:val="32"/>
-        </w:numPr>
-      </w:pPr>
-      <w:r>
-        <w:t>интеграция в приложение, где будет использоваться БД;</w:t>
-      </w:r>
-    </w:p>
-    <w:p>
-      <w:pPr>
-        <w:pStyle w:val="ac"/>
-      </w:pPr>
-    </w:p>
-    <w:p>
-      <w:pPr>
-        <w:pStyle w:val="2"/>
-      </w:pPr>
-      <w:r>
-        <w:t>4. Эксплуатация и поддержка актуальности</w:t>
-      </w:r>
-    </w:p>
-    <w:p>
-      <w:pPr>
-        <w:pStyle w:val="ac"/>
-      </w:pPr>
-    </w:p>
-    <w:p>
-      <w:pPr>
-        <w:pStyle w:val="ac"/>
         <w:rPr>
           <w:lang w:val="en-US"/>
         </w:rPr>
-      </w:pPr>
-      <w:r>
-        <w:t>После внедрения БД, важно написать документацию по использованию, обновлению по мере развития системы.</w:t>
+        <w:lastRenderedPageBreak/>
+        <w:t xml:space="preserve">#3 </w:t>
+      </w:r>
+      <w:r>
+        <w:t>Технологии работы баз данных</w:t>
+      </w:r>
+    </w:p>
+    <w:p>
+      <w:pPr>
+        <w:pStyle w:val="ac"/>
+      </w:pPr>
+      <w:r>
+        <w:t>10.09.25</w:t>
+      </w:r>
+    </w:p>
+    <w:p>
+      <w:pPr>
+        <w:pStyle w:val="ac"/>
+      </w:pPr>
+    </w:p>
+    <w:p>
+      <w:pPr>
+        <w:pStyle w:val="ac"/>
+      </w:pPr>
+      <w:r>
+        <w:drawing>
+          <wp:anchor distT="0" distB="0" distL="114300" distR="114300" simplePos="0" relativeHeight="251658240" behindDoc="0" locked="0" layoutInCell="1" allowOverlap="1" wp14:anchorId="06A2879D" wp14:editId="3AF4BDDA">
+            <wp:simplePos x="0" y="0"/>
+            <wp:positionH relativeFrom="margin">
+              <wp:posOffset>2885440</wp:posOffset>
+            </wp:positionH>
+            <wp:positionV relativeFrom="paragraph">
+              <wp:posOffset>34925</wp:posOffset>
+            </wp:positionV>
+            <wp:extent cx="1515745" cy="4048125"/>
+            <wp:effectExtent l="0" t="0" r="8255" b="9525"/>
+            <wp:wrapSquare wrapText="bothSides"/>
+            <wp:docPr id="1799526022" name="Рисунок 1" descr="Изображение выглядит как текст, снимок экрана, диаграмма, Шрифт&#10;&#10;Содержимое, созданное искусственным интеллектом, может быть неверным."/>
+            <wp:cNvGraphicFramePr>
+              <a:graphicFrameLocks xmlns:a="http://schemas.openxmlformats.org/drawingml/2006/main" noChangeAspect="1"/>
+            </wp:cNvGraphicFramePr>
+            <a:graphic xmlns:a="http://schemas.openxmlformats.org/drawingml/2006/main">
+              <a:graphicData uri="http://schemas.openxmlformats.org/drawingml/2006/picture">
+                <pic:pic xmlns:pic="http://schemas.openxmlformats.org/drawingml/2006/picture">
+                  <pic:nvPicPr>
+                    <pic:cNvPr id="1799526022" name="Рисунок 1" descr="Изображение выглядит как текст, снимок экрана, диаграмма, Шрифт&#10;&#10;Содержимое, созданное искусственным интеллектом, может быть неверным."/>
+                    <pic:cNvPicPr/>
+                  </pic:nvPicPr>
+                  <pic:blipFill>
+                    <a:blip r:embed="rId8">
+                      <a:extLst>
+                        <a:ext uri="{28A0092B-C50C-407E-A947-70E740481C1C}">
+                          <a14:useLocalDpi xmlns:a14="http://schemas.microsoft.com/office/drawing/2010/main" val="0"/>
+                        </a:ext>
+                      </a:extLst>
+                    </a:blip>
+                    <a:stretch>
+                      <a:fillRect/>
+                    </a:stretch>
+                  </pic:blipFill>
+                  <pic:spPr>
+                    <a:xfrm>
+                      <a:off x="0" y="0"/>
+                      <a:ext cx="1515745" cy="4048125"/>
+                    </a:xfrm>
+                    <a:prstGeom prst="rect">
+                      <a:avLst/>
+                    </a:prstGeom>
+                  </pic:spPr>
+                </pic:pic>
+              </a:graphicData>
+            </a:graphic>
+            <wp14:sizeRelH relativeFrom="margin">
+              <wp14:pctWidth>0</wp14:pctWidth>
+            </wp14:sizeRelH>
+            <wp14:sizeRelV relativeFrom="margin">
+              <wp14:pctHeight>0</wp14:pctHeight>
+            </wp14:sizeRelV>
+          </wp:anchor>
+        </w:drawing>
+      </w:r>
+      <w:r>
+        <w:t>Виды архитектур БД:</w:t>
+      </w:r>
+    </w:p>
+    <w:p>
+      <w:pPr>
+        <w:pStyle w:val="ac"/>
+        <w:numPr>
+          <w:ilvl w:val="0"/>
+          <w:numId w:val="33"/>
+        </w:numPr>
+      </w:pPr>
+      <w:r>
+        <w:rPr>
+          <w:b/>
+          <w:bCs/>
+        </w:rPr>
+        <w:t>Централизованная архитектура</w:t>
+      </w:r>
+      <w:r>
+        <w:t xml:space="preserve"> </w:t>
+      </w:r>
+      <w:r>
+        <w:t>— это</w:t>
+      </w:r>
+      <w:r>
+        <w:t xml:space="preserve"> </w:t>
+      </w:r>
+      <w:r>
+        <w:t>система,</w:t>
+      </w:r>
+      <w:r>
+        <w:t xml:space="preserve"> где все данные хранятся в едином пространстве, управляемом центральным сервером. Такая архитектура обеспечивает единообразное хранение и обработку информации. через централизованный механизм контроля доступа.</w:t>
+      </w:r>
+    </w:p>
+    <w:p>
+      <w:pPr>
+        <w:pStyle w:val="ac"/>
+        <w:numPr>
+          <w:ilvl w:val="1"/>
+          <w:numId w:val="33"/>
+        </w:numPr>
+      </w:pPr>
+      <w:r>
+        <w:rPr>
+          <w:b/>
+          <w:bCs/>
+        </w:rPr>
+        <w:t>Принцип работы</w:t>
+      </w:r>
+      <w:r>
+        <w:t xml:space="preserve"> - все операции с БД, пользовательские интерфейсы и приложения управляются одним центральным компьютером (сервером). Пользователь (клиенты) обращаются к серверу для доступа к данным и манипулирования ими. БД может располагаться на одном ПК, который может не иметь поддержки сети и работать автономно. В этом случае работа в БД возможна только локально. Если компьютер работает в сети, доступ к информации может осуществляться удалённо с других компьютеров в сети.</w:t>
+      </w:r>
+    </w:p>
+    <w:p>
+      <w:pPr>
+        <w:pStyle w:val="ac"/>
+        <w:numPr>
+          <w:ilvl w:val="1"/>
+          <w:numId w:val="33"/>
+        </w:numPr>
+      </w:pPr>
+      <w:r>
+        <w:rPr>
+          <w:b/>
+          <w:bCs/>
+        </w:rPr>
+        <w:t>Плюсы</w:t>
+      </w:r>
+      <w:r>
+        <w:t>:</w:t>
+      </w:r>
+    </w:p>
+    <w:p>
+      <w:pPr>
+        <w:pStyle w:val="ac"/>
+        <w:numPr>
+          <w:ilvl w:val="2"/>
+          <w:numId w:val="33"/>
+        </w:numPr>
+      </w:pPr>
+      <w:r>
+        <w:t>высокий уровень безопасности данных (когда информации сосредоточена в одном месте, проще контролировать доступ и предотвращать несанкционированные действия);</w:t>
+      </w:r>
+    </w:p>
+    <w:p>
+      <w:pPr>
+        <w:pStyle w:val="ac"/>
+        <w:numPr>
+          <w:ilvl w:val="2"/>
+          <w:numId w:val="33"/>
+        </w:numPr>
+      </w:pPr>
+      <w:r>
+        <w:t>упрощённое резервное копирование и восстановление данных;</w:t>
+      </w:r>
+    </w:p>
+    <w:p>
+      <w:pPr>
+        <w:pStyle w:val="ac"/>
+        <w:numPr>
+          <w:ilvl w:val="2"/>
+          <w:numId w:val="33"/>
+        </w:numPr>
+      </w:pPr>
+      <w:r>
+        <w:t>простота администрирования;</w:t>
+      </w:r>
+    </w:p>
+    <w:p>
+      <w:pPr>
+        <w:pStyle w:val="ac"/>
+        <w:numPr>
+          <w:ilvl w:val="2"/>
+          <w:numId w:val="33"/>
+        </w:numPr>
+      </w:pPr>
+      <w:r>
+        <w:t>экономическая эффективность;</w:t>
+      </w:r>
+    </w:p>
+    <w:p>
+      <w:pPr>
+        <w:pStyle w:val="ac"/>
+        <w:numPr>
+          <w:ilvl w:val="1"/>
+          <w:numId w:val="33"/>
+        </w:numPr>
+      </w:pPr>
+      <w:r>
+        <w:rPr>
+          <w:b/>
+          <w:bCs/>
+        </w:rPr>
+        <w:t>Минусы</w:t>
+      </w:r>
+      <w:r>
+        <w:t>:</w:t>
+      </w:r>
+    </w:p>
+    <w:p>
+      <w:pPr>
+        <w:pStyle w:val="ac"/>
+        <w:numPr>
+          <w:ilvl w:val="2"/>
+          <w:numId w:val="33"/>
+        </w:numPr>
+      </w:pPr>
+      <w:r>
+        <w:t>риск отказа системы (если сервер выходит из строя, то вся система становится недоступной);</w:t>
+      </w:r>
+    </w:p>
+    <w:p>
+      <w:pPr>
+        <w:pStyle w:val="ac"/>
+        <w:numPr>
+          <w:ilvl w:val="2"/>
+          <w:numId w:val="33"/>
+        </w:numPr>
+      </w:pPr>
+      <w:r>
+        <w:t>проблемы с масштабируемостью (по мере роста числа пользователей сервер может с трудом справляться с выросшей нагрузкой)</w:t>
+      </w:r>
+    </w:p>
+    <w:p>
+      <w:pPr>
+        <w:pStyle w:val="ac"/>
+        <w:numPr>
+          <w:ilvl w:val="2"/>
+          <w:numId w:val="33"/>
+        </w:numPr>
+      </w:pPr>
+      <w:r>
+        <w:t>зависит от сетевой инфраструктуры</w:t>
+      </w:r>
+    </w:p>
+    <w:p>
+      <w:pPr>
+        <w:rPr>
+          <w:sz w:val="18"/>
+          <w:szCs w:val="18"/>
+        </w:rPr>
+      </w:pPr>
+      <w:r>
+        <w:br w:type="page"/>
+      </w:r>
+    </w:p>
+    <w:p>
+      <w:pPr>
+        <w:pStyle w:val="ac"/>
+        <w:numPr>
+          <w:ilvl w:val="0"/>
+          <w:numId w:val="34"/>
+        </w:numPr>
+      </w:pPr>
+      <w:r>
+        <w:rPr>
+          <w:b/>
+          <w:bCs/>
+        </w:rPr>
+        <w:lastRenderedPageBreak/>
+        <w:t>Архитектура файл-север</w:t>
+      </w:r>
+      <w:r>
+        <w:t xml:space="preserve"> </w:t>
+      </w:r>
+      <w:r>
+        <w:t>— это</w:t>
+      </w:r>
+      <w:r>
+        <w:t xml:space="preserve"> подход к организации хранения данных в информационных системах, основанный на клиент-серверной модели взаимодействия. Централизованный элемент </w:t>
+      </w:r>
+      <w:r>
+        <w:t>— это</w:t>
+      </w:r>
+      <w:r>
+        <w:t xml:space="preserve"> </w:t>
+      </w:r>
+      <w:r>
+        <w:t>специализированный сервер,</w:t>
+      </w:r>
+      <w:r>
+        <w:t xml:space="preserve"> отвечающий за хранение и управление файлами.</w:t>
+      </w:r>
+    </w:p>
+    <w:p>
+      <w:pPr>
+        <w:pStyle w:val="ac"/>
+        <w:numPr>
+          <w:ilvl w:val="1"/>
+          <w:numId w:val="34"/>
+        </w:numPr>
+      </w:pPr>
+      <w:r>
+        <w:rPr>
+          <w:b/>
+          <w:bCs/>
+        </w:rPr>
+        <w:t>Принцип работы</w:t>
+      </w:r>
+      <w:r>
+        <w:t>:</w:t>
+      </w:r>
+    </w:p>
+    <w:p>
+      <w:pPr>
+        <w:pStyle w:val="ac"/>
+        <w:numPr>
+          <w:ilvl w:val="2"/>
+          <w:numId w:val="34"/>
+        </w:numPr>
+      </w:pPr>
+      <w:r>
+        <w:t xml:space="preserve">Клиент отправляет запрос на доступ к файлу </w:t>
+      </w:r>
+      <w:r>
+        <w:t>через прикладную программу,</w:t>
+      </w:r>
+      <w:r>
+        <w:t xml:space="preserve"> находящуюся на его ПК.</w:t>
+      </w:r>
+    </w:p>
+    <w:p>
+      <w:pPr>
+        <w:pStyle w:val="ac"/>
+        <w:numPr>
+          <w:ilvl w:val="2"/>
+          <w:numId w:val="34"/>
+        </w:numPr>
+      </w:pPr>
+      <w:r>
+        <w:t>Программа отправляет запрос в СУБД.</w:t>
+      </w:r>
+    </w:p>
+    <w:p>
+      <w:pPr>
+        <w:pStyle w:val="ac"/>
+        <w:numPr>
+          <w:ilvl w:val="2"/>
+          <w:numId w:val="34"/>
+        </w:numPr>
+      </w:pPr>
+      <w:r>
+        <w:t>СУБД запрашивает необходимые данные у БД, находящейся на файловом сервере.</w:t>
+      </w:r>
+    </w:p>
+    <w:p>
+      <w:pPr>
+        <w:pStyle w:val="ac"/>
+        <w:numPr>
+          <w:ilvl w:val="2"/>
+          <w:numId w:val="34"/>
+        </w:numPr>
+      </w:pPr>
+      <w:r>
+        <w:t>Сервер отвечает и отдаёт запрашиваемые файлы в СУБД и в прикладную программу.</w:t>
+      </w:r>
+    </w:p>
+    <w:p>
+      <w:pPr>
+        <w:pStyle w:val="ac"/>
+        <w:numPr>
+          <w:ilvl w:val="1"/>
+          <w:numId w:val="34"/>
+        </w:numPr>
+      </w:pPr>
+      <w:r>
+        <w:rPr>
+          <w:b/>
+          <w:bCs/>
+        </w:rPr>
+        <w:t>Плюсы</w:t>
+      </w:r>
+      <w:r>
+        <w:t>:</w:t>
+      </w:r>
+    </w:p>
+    <w:p>
+      <w:pPr>
+        <w:pStyle w:val="ac"/>
+        <w:numPr>
+          <w:ilvl w:val="2"/>
+          <w:numId w:val="34"/>
+        </w:numPr>
+      </w:pPr>
+      <w:r>
+        <w:t>масштабируемость (можно увеличить количество пользователей, которые будут использовать БД);</w:t>
+      </w:r>
+    </w:p>
+    <w:p>
+      <w:pPr>
+        <w:pStyle w:val="ac"/>
+        <w:numPr>
+          <w:ilvl w:val="2"/>
+          <w:numId w:val="34"/>
+        </w:numPr>
+      </w:pPr>
+      <w:r>
+        <w:t>централизованное управление (администратор может контролировать все аспекты работы с файлами из единой точки);</w:t>
+      </w:r>
+    </w:p>
+    <w:p>
+      <w:pPr>
+        <w:pStyle w:val="ac"/>
+        <w:numPr>
+          <w:ilvl w:val="2"/>
+          <w:numId w:val="34"/>
+        </w:numPr>
+      </w:pPr>
+      <w:r>
+        <w:t>безопасность (появляются механизмы авторизации и аутентификации);</w:t>
+      </w:r>
+    </w:p>
+    <w:p>
+      <w:pPr>
+        <w:pStyle w:val="ac"/>
+        <w:numPr>
+          <w:ilvl w:val="2"/>
+          <w:numId w:val="34"/>
+        </w:numPr>
+      </w:pPr>
+      <w:r>
+        <w:t>единая точка резервного копирования;</w:t>
+      </w:r>
+    </w:p>
+    <w:p>
+      <w:pPr>
+        <w:pStyle w:val="ac"/>
+        <w:numPr>
+          <w:ilvl w:val="1"/>
+          <w:numId w:val="34"/>
+        </w:numPr>
+      </w:pPr>
+      <w:r>
+        <w:rPr>
+          <w:b/>
+          <w:bCs/>
+        </w:rPr>
+        <w:t>Минусы</w:t>
+      </w:r>
+      <w:r>
+        <w:t>:</w:t>
+      </w:r>
+    </w:p>
+    <w:p>
+      <w:pPr>
+        <w:pStyle w:val="ac"/>
+        <w:numPr>
+          <w:ilvl w:val="2"/>
+          <w:numId w:val="34"/>
+        </w:numPr>
+      </w:pPr>
+      <w:r>
+        <w:t>сложность обеспечения целостности и согласованности данных (если несколько клиентов одновременно пытаются изменить одни и те же данные - возникает риск конфликтов и несоответствия данных);</w:t>
+      </w:r>
+    </w:p>
+    <w:p>
+      <w:pPr>
+        <w:pStyle w:val="ac"/>
+        <w:numPr>
+          <w:ilvl w:val="2"/>
+          <w:numId w:val="34"/>
+        </w:numPr>
+      </w:pPr>
+      <w:r>
+        <w:t xml:space="preserve">высокая сетевая нагрузка (при большом количестве одновременно работающих пользователей, отправляющих запросы </w:t>
+      </w:r>
+      <w:r>
+        <w:t>на сервер,</w:t>
+      </w:r>
+      <w:r>
+        <w:t xml:space="preserve"> происходит высокая сетевая нагрузка);</w:t>
+      </w:r>
+    </w:p>
+    <w:p>
+      <w:pPr>
+        <w:pStyle w:val="ac"/>
+        <w:numPr>
+          <w:ilvl w:val="2"/>
+          <w:numId w:val="34"/>
+        </w:numPr>
+      </w:pPr>
+      <w:r>
+        <w:t xml:space="preserve">потенциальная точка отказа (если у нас откажет </w:t>
+      </w:r>
+      <w:r>
+        <w:t>сервер,</w:t>
+      </w:r>
+      <w:r>
+        <w:t xml:space="preserve"> на котором хранятся данные, БД не будет работать, но СУБД будет работать)</w:t>
+      </w:r>
+    </w:p>
+    <w:p>
+      <w:pPr>
+        <w:pStyle w:val="ac"/>
+      </w:pPr>
+    </w:p>
+    <w:p>
+      <w:pPr>
+        <w:pStyle w:val="ac"/>
+        <w:jc w:val="center"/>
+      </w:pPr>
+      <w:r>
+        <w:drawing>
+          <wp:inline distT="0" distB="0" distL="0" distR="0" wp14:anchorId="37F16A25" wp14:editId="56F84F88">
+            <wp:extent cx="3970003" cy="2124075"/>
+            <wp:effectExtent l="0" t="0" r="0" b="0"/>
+            <wp:docPr id="1530389745" name="Рисунок 1" descr="Изображение выглядит как диаграмма, текст, Технический чертеж, План&#10;&#10;Содержимое, созданное искусственным интеллектом, может быть неверным."/>
+            <wp:cNvGraphicFramePr>
+              <a:graphicFrameLocks xmlns:a="http://schemas.openxmlformats.org/drawingml/2006/main" noChangeAspect="1"/>
+            </wp:cNvGraphicFramePr>
+            <a:graphic xmlns:a="http://schemas.openxmlformats.org/drawingml/2006/main">
+              <a:graphicData uri="http://schemas.openxmlformats.org/drawingml/2006/picture">
+                <pic:pic xmlns:pic="http://schemas.openxmlformats.org/drawingml/2006/picture">
+                  <pic:nvPicPr>
+                    <pic:cNvPr id="1530389745" name="Рисунок 1" descr="Изображение выглядит как диаграмма, текст, Технический чертеж, План&#10;&#10;Содержимое, созданное искусственным интеллектом, может быть неверным."/>
+                    <pic:cNvPicPr/>
+                  </pic:nvPicPr>
+                  <pic:blipFill>
+                    <a:blip r:embed="rId9"/>
+                    <a:stretch>
+                      <a:fillRect/>
+                    </a:stretch>
+                  </pic:blipFill>
+                  <pic:spPr>
+                    <a:xfrm>
+                      <a:off x="0" y="0"/>
+                      <a:ext cx="3976375" cy="2127484"/>
+                    </a:xfrm>
+                    <a:prstGeom prst="rect">
+                      <a:avLst/>
+                    </a:prstGeom>
+                  </pic:spPr>
+                </pic:pic>
+              </a:graphicData>
+            </a:graphic>
+          </wp:inline>
+        </w:drawing>
       </w:r>
     </w:p>
     <w:sectPr>
-      <w:footerReference w:type="even" r:id="rId8"/>
-      <w:footerReference w:type="default" r:id="rId9"/>
+      <w:footerReference w:type="even" r:id="rId10"/>
+      <w:footerReference w:type="default" r:id="rId11"/>
       <w:pgSz w:w="8391" w:h="11906" w:code="11"/>
       <w:pgMar w:top="720" w:right="720" w:bottom="720" w:left="720" w:header="708" w:footer="708" w:gutter="0"/>
       <w:cols w:space="708"/>
@@ -2011,6 +2706,121 @@
     </w:lvl>
   </w:abstractNum>
   <w:abstractNum w:abstractNumId="5" w15:restartNumberingAfterBreak="0">
+    <w:nsid w:val="1B2B0577"/>
+    <w:multiLevelType w:val="multilevel"/>
+    <w:tmpl w:val="5D642F7E"/>
+    <w:lvl w:ilvl="0">
+      <w:start w:val="1"/>
+      <w:numFmt w:val="decimal"/>
+      <w:lvlText w:val="%1."/>
+      <w:lvlJc w:val="left"/>
+      <w:pPr>
+        <w:ind w:left="360" w:hanging="360"/>
+      </w:pPr>
+      <w:rPr>
+        <w:rFonts w:hint="default"/>
+      </w:rPr>
+    </w:lvl>
+    <w:lvl w:ilvl="1">
+      <w:start w:val="1"/>
+      <w:numFmt w:val="bullet"/>
+      <w:lvlText w:val=""/>
+      <w:lvlJc w:val="left"/>
+      <w:pPr>
+        <w:ind w:left="720" w:hanging="360"/>
+      </w:pPr>
+      <w:rPr>
+        <w:rFonts w:ascii="Symbol" w:hAnsi="Symbol" w:hint="default"/>
+        <w:color w:val="auto"/>
+      </w:rPr>
+    </w:lvl>
+    <w:lvl w:ilvl="2">
+      <w:start w:val="1"/>
+      <w:numFmt w:val="bullet"/>
+      <w:lvlText w:val=""/>
+      <w:lvlJc w:val="left"/>
+      <w:pPr>
+        <w:ind w:left="1080" w:hanging="360"/>
+      </w:pPr>
+      <w:rPr>
+        <w:rFonts w:ascii="Symbol" w:hAnsi="Symbol" w:hint="default"/>
+        <w:color w:val="auto"/>
+      </w:rPr>
+    </w:lvl>
+    <w:lvl w:ilvl="3">
+      <w:start w:val="1"/>
+      <w:numFmt w:val="decimal"/>
+      <w:lvlText w:val="(%4)"/>
+      <w:lvlJc w:val="left"/>
+      <w:pPr>
+        <w:ind w:left="1440" w:hanging="360"/>
+      </w:pPr>
+      <w:rPr>
+        <w:rFonts w:hint="default"/>
+      </w:rPr>
+    </w:lvl>
+    <w:lvl w:ilvl="4">
+      <w:start w:val="1"/>
+      <w:numFmt w:val="lowerLetter"/>
+      <w:lvlText w:val="(%5)"/>
+      <w:lvlJc w:val="left"/>
+      <w:pPr>
+        <w:ind w:left="1800" w:hanging="360"/>
+      </w:pPr>
+      <w:rPr>
+        <w:rFonts w:hint="default"/>
+      </w:rPr>
+    </w:lvl>
+    <w:lvl w:ilvl="5">
+      <w:start w:val="1"/>
+      <w:numFmt w:val="lowerRoman"/>
+      <w:lvlText w:val="(%6)"/>
+      <w:lvlJc w:val="left"/>
+      <w:pPr>
+        <w:ind w:left="2160" w:hanging="360"/>
+      </w:pPr>
+      <w:rPr>
+        <w:rFonts w:hint="default"/>
+      </w:rPr>
+    </w:lvl>
+    <w:lvl w:ilvl="6">
+      <w:start w:val="1"/>
+      <w:numFmt w:val="decimal"/>
+      <w:lvlText w:val="%7."/>
+      <w:lvlJc w:val="left"/>
+      <w:pPr>
+        <w:ind w:left="2520" w:hanging="360"/>
+      </w:pPr>
+      <w:rPr>
+        <w:rFonts w:hint="default"/>
+      </w:rPr>
+    </w:lvl>
+    <w:lvl w:ilvl="7">
+      <w:start w:val="1"/>
+      <w:numFmt w:val="lowerLetter"/>
+      <w:lvlText w:val="%8."/>
+      <w:lvlJc w:val="left"/>
+      <w:pPr>
+        <w:ind w:left="2880" w:hanging="360"/>
+      </w:pPr>
+      <w:rPr>
+        <w:rFonts w:hint="default"/>
+      </w:rPr>
+    </w:lvl>
+    <w:lvl w:ilvl="8">
+      <w:start w:val="1"/>
+      <w:numFmt w:val="lowerRoman"/>
+      <w:lvlText w:val="%9."/>
+      <w:lvlJc w:val="left"/>
+      <w:pPr>
+        <w:ind w:left="3240" w:hanging="360"/>
+      </w:pPr>
+      <w:rPr>
+        <w:rFonts w:hint="default"/>
+      </w:rPr>
+    </w:lvl>
+  </w:abstractNum>
+  <w:abstractNum w:abstractNumId="6" w15:restartNumberingAfterBreak="0">
     <w:nsid w:val="20AC11E4"/>
     <w:multiLevelType w:val="hybridMultilevel"/>
     <w:tmpl w:val="2FFEABE0"/>
@@ -2123,7 +2933,7 @@
       </w:rPr>
     </w:lvl>
   </w:abstractNum>
-  <w:abstractNum w:abstractNumId="6" w15:restartNumberingAfterBreak="0">
+  <w:abstractNum w:abstractNumId="7" w15:restartNumberingAfterBreak="0">
     <w:nsid w:val="218F253D"/>
     <w:multiLevelType w:val="hybridMultilevel"/>
     <w:tmpl w:val="BC8CD3B6"/>
@@ -2236,7 +3046,7 @@
       </w:rPr>
     </w:lvl>
   </w:abstractNum>
-  <w:abstractNum w:abstractNumId="7" w15:restartNumberingAfterBreak="0">
+  <w:abstractNum w:abstractNumId="8" w15:restartNumberingAfterBreak="0">
     <w:nsid w:val="2B7E2CC4"/>
     <w:multiLevelType w:val="multilevel"/>
     <w:tmpl w:val="5D642F7E"/>
@@ -2351,7 +3161,7 @@
       </w:rPr>
     </w:lvl>
   </w:abstractNum>
-  <w:abstractNum w:abstractNumId="8" w15:restartNumberingAfterBreak="0">
+  <w:abstractNum w:abstractNumId="9" w15:restartNumberingAfterBreak="0">
     <w:nsid w:val="30D22D7F"/>
     <w:multiLevelType w:val="hybridMultilevel"/>
     <w:tmpl w:val="4C48F526"/>
@@ -2464,7 +3274,7 @@
       </w:rPr>
     </w:lvl>
   </w:abstractNum>
-  <w:abstractNum w:abstractNumId="9" w15:restartNumberingAfterBreak="0">
+  <w:abstractNum w:abstractNumId="10" w15:restartNumberingAfterBreak="0">
     <w:nsid w:val="321504D1"/>
     <w:multiLevelType w:val="hybridMultilevel"/>
     <w:tmpl w:val="EBEEB53A"/>
@@ -2577,7 +3387,7 @@
       </w:rPr>
     </w:lvl>
   </w:abstractNum>
-  <w:abstractNum w:abstractNumId="10" w15:restartNumberingAfterBreak="0">
+  <w:abstractNum w:abstractNumId="11" w15:restartNumberingAfterBreak="0">
     <w:nsid w:val="33852713"/>
     <w:multiLevelType w:val="multilevel"/>
     <w:tmpl w:val="5D642F7E"/>
@@ -2692,7 +3502,122 @@
       </w:rPr>
     </w:lvl>
   </w:abstractNum>
-  <w:abstractNum w:abstractNumId="11" w15:restartNumberingAfterBreak="0">
+  <w:abstractNum w:abstractNumId="12" w15:restartNumberingAfterBreak="0">
+    <w:nsid w:val="36AA609C"/>
+    <w:multiLevelType w:val="multilevel"/>
+    <w:tmpl w:val="5D642F7E"/>
+    <w:lvl w:ilvl="0">
+      <w:start w:val="1"/>
+      <w:numFmt w:val="decimal"/>
+      <w:lvlText w:val="%1."/>
+      <w:lvlJc w:val="left"/>
+      <w:pPr>
+        <w:ind w:left="360" w:hanging="360"/>
+      </w:pPr>
+      <w:rPr>
+        <w:rFonts w:hint="default"/>
+      </w:rPr>
+    </w:lvl>
+    <w:lvl w:ilvl="1">
+      <w:start w:val="1"/>
+      <w:numFmt w:val="bullet"/>
+      <w:lvlText w:val=""/>
+      <w:lvlJc w:val="left"/>
+      <w:pPr>
+        <w:ind w:left="720" w:hanging="360"/>
+      </w:pPr>
+      <w:rPr>
+        <w:rFonts w:ascii="Symbol" w:hAnsi="Symbol" w:hint="default"/>
+        <w:color w:val="auto"/>
+      </w:rPr>
+    </w:lvl>
+    <w:lvl w:ilvl="2">
+      <w:start w:val="1"/>
+      <w:numFmt w:val="bullet"/>
+      <w:lvlText w:val=""/>
+      <w:lvlJc w:val="left"/>
+      <w:pPr>
+        <w:ind w:left="1080" w:hanging="360"/>
+      </w:pPr>
+      <w:rPr>
+        <w:rFonts w:ascii="Symbol" w:hAnsi="Symbol" w:hint="default"/>
+        <w:color w:val="auto"/>
+      </w:rPr>
+    </w:lvl>
+    <w:lvl w:ilvl="3">
+      <w:start w:val="1"/>
+      <w:numFmt w:val="decimal"/>
+      <w:lvlText w:val="(%4)"/>
+      <w:lvlJc w:val="left"/>
+      <w:pPr>
+        <w:ind w:left="1440" w:hanging="360"/>
+      </w:pPr>
+      <w:rPr>
+        <w:rFonts w:hint="default"/>
+      </w:rPr>
+    </w:lvl>
+    <w:lvl w:ilvl="4">
+      <w:start w:val="1"/>
+      <w:numFmt w:val="lowerLetter"/>
+      <w:lvlText w:val="(%5)"/>
+      <w:lvlJc w:val="left"/>
+      <w:pPr>
+        <w:ind w:left="1800" w:hanging="360"/>
+      </w:pPr>
+      <w:rPr>
+        <w:rFonts w:hint="default"/>
+      </w:rPr>
+    </w:lvl>
+    <w:lvl w:ilvl="5">
+      <w:start w:val="1"/>
+      <w:numFmt w:val="lowerRoman"/>
+      <w:lvlText w:val="(%6)"/>
+      <w:lvlJc w:val="left"/>
+      <w:pPr>
+        <w:ind w:left="2160" w:hanging="360"/>
+      </w:pPr>
+      <w:rPr>
+        <w:rFonts w:hint="default"/>
+      </w:rPr>
+    </w:lvl>
+    <w:lvl w:ilvl="6">
+      <w:start w:val="1"/>
+      <w:numFmt w:val="decimal"/>
+      <w:lvlText w:val="%7."/>
+      <w:lvlJc w:val="left"/>
+      <w:pPr>
+        <w:ind w:left="2520" w:hanging="360"/>
+      </w:pPr>
+      <w:rPr>
+        <w:rFonts w:hint="default"/>
+      </w:rPr>
+    </w:lvl>
+    <w:lvl w:ilvl="7">
+      <w:start w:val="1"/>
+      <w:numFmt w:val="lowerLetter"/>
+      <w:lvlText w:val="%8."/>
+      <w:lvlJc w:val="left"/>
+      <w:pPr>
+        <w:ind w:left="2880" w:hanging="360"/>
+      </w:pPr>
+      <w:rPr>
+        <w:rFonts w:hint="default"/>
+      </w:rPr>
+    </w:lvl>
+    <w:lvl w:ilvl="8">
+      <w:start w:val="1"/>
+      <w:numFmt w:val="lowerRoman"/>
+      <w:lvlText w:val="%9."/>
+      <w:lvlJc w:val="left"/>
+      <w:pPr>
+        <w:ind w:left="3240" w:hanging="360"/>
+      </w:pPr>
+      <w:rPr>
+        <w:rFonts w:hint="default"/>
+      </w:rPr>
+    </w:lvl>
+  </w:abstractNum>
+  <w:abstractNum w:abstractNumId="13" w15:restartNumberingAfterBreak="0">
     <w:nsid w:val="407229D9"/>
     <w:multiLevelType w:val="multilevel"/>
     <w:tmpl w:val="5D642F7E"/>
@@ -2807,7 +3732,7 @@
       </w:rPr>
     </w:lvl>
   </w:abstractNum>
-  <w:abstractNum w:abstractNumId="12" w15:restartNumberingAfterBreak="0">
+  <w:abstractNum w:abstractNumId="14" w15:restartNumberingAfterBreak="0">
     <w:nsid w:val="444B2F3A"/>
     <w:multiLevelType w:val="hybridMultilevel"/>
     <w:tmpl w:val="E4927358"/>
@@ -2920,7 +3845,7 @@
       </w:rPr>
     </w:lvl>
   </w:abstractNum>
-  <w:abstractNum w:abstractNumId="13" w15:restartNumberingAfterBreak="0">
+  <w:abstractNum w:abstractNumId="15" w15:restartNumberingAfterBreak="0">
     <w:nsid w:val="451F6B59"/>
     <w:multiLevelType w:val="hybridMultilevel"/>
     <w:tmpl w:val="0CF2F644"/>
@@ -3033,7 +3958,7 @@
       </w:rPr>
     </w:lvl>
   </w:abstractNum>
-  <w:abstractNum w:abstractNumId="14" w15:restartNumberingAfterBreak="0">
+  <w:abstractNum w:abstractNumId="16" w15:restartNumberingAfterBreak="0">
     <w:nsid w:val="45F33A6C"/>
     <w:multiLevelType w:val="multilevel"/>
     <w:tmpl w:val="65A00BF4"/>
@@ -3147,7 +4072,7 @@
       </w:rPr>
     </w:lvl>
   </w:abstractNum>
-  <w:abstractNum w:abstractNumId="15" w15:restartNumberingAfterBreak="0">
+  <w:abstractNum w:abstractNumId="17" w15:restartNumberingAfterBreak="0">
     <w:nsid w:val="4D1D068A"/>
     <w:multiLevelType w:val="multilevel"/>
     <w:tmpl w:val="BEB83A76"/>
@@ -3261,7 +4186,7 @@
       </w:rPr>
     </w:lvl>
   </w:abstractNum>
-  <w:abstractNum w:abstractNumId="16" w15:restartNumberingAfterBreak="0">
+  <w:abstractNum w:abstractNumId="18" w15:restartNumberingAfterBreak="0">
     <w:nsid w:val="4DFE5AA0"/>
     <w:multiLevelType w:val="multilevel"/>
     <w:tmpl w:val="5D642F7E"/>
@@ -3376,7 +4301,7 @@
       </w:rPr>
     </w:lvl>
   </w:abstractNum>
-  <w:abstractNum w:abstractNumId="17" w15:restartNumberingAfterBreak="0">
+  <w:abstractNum w:abstractNumId="19" w15:restartNumberingAfterBreak="0">
     <w:nsid w:val="50290968"/>
     <w:multiLevelType w:val="hybridMultilevel"/>
     <w:tmpl w:val="3E06BE96"/>
@@ -3489,7 +4414,7 @@
       </w:rPr>
     </w:lvl>
   </w:abstractNum>
-  <w:abstractNum w:abstractNumId="18" w15:restartNumberingAfterBreak="0">
+  <w:abstractNum w:abstractNumId="20" w15:restartNumberingAfterBreak="0">
     <w:nsid w:val="52067497"/>
     <w:multiLevelType w:val="multilevel"/>
     <w:tmpl w:val="BEB83A76"/>
@@ -3603,7 +4528,7 @@
       </w:rPr>
     </w:lvl>
   </w:abstractNum>
-  <w:abstractNum w:abstractNumId="19" w15:restartNumberingAfterBreak="0">
+  <w:abstractNum w:abstractNumId="21" w15:restartNumberingAfterBreak="0">
     <w:nsid w:val="528047F3"/>
     <w:multiLevelType w:val="multilevel"/>
     <w:tmpl w:val="5D642F7E"/>
@@ -3718,7 +4643,7 @@
       </w:rPr>
     </w:lvl>
   </w:abstractNum>
-  <w:abstractNum w:abstractNumId="20" w15:restartNumberingAfterBreak="0">
+  <w:abstractNum w:abstractNumId="22" w15:restartNumberingAfterBreak="0">
     <w:nsid w:val="56887157"/>
     <w:multiLevelType w:val="hybridMultilevel"/>
     <w:tmpl w:val="C82CF192"/>
@@ -3804,7 +4729,7 @@
       </w:pPr>
     </w:lvl>
   </w:abstractNum>
-  <w:abstractNum w:abstractNumId="21" w15:restartNumberingAfterBreak="0">
+  <w:abstractNum w:abstractNumId="23" w15:restartNumberingAfterBreak="0">
     <w:nsid w:val="5D2D5AE5"/>
     <w:multiLevelType w:val="multilevel"/>
     <w:tmpl w:val="5D642F7E"/>
@@ -3919,7 +4844,7 @@
       </w:rPr>
     </w:lvl>
   </w:abstractNum>
-  <w:abstractNum w:abstractNumId="22" w15:restartNumberingAfterBreak="0">
+  <w:abstractNum w:abstractNumId="24" w15:restartNumberingAfterBreak="0">
     <w:nsid w:val="5F79024F"/>
     <w:multiLevelType w:val="multilevel"/>
     <w:tmpl w:val="F03603FA"/>
@@ -4033,7 +4958,7 @@
       </w:rPr>
     </w:lvl>
   </w:abstractNum>
-  <w:abstractNum w:abstractNumId="23" w15:restartNumberingAfterBreak="0">
+  <w:abstractNum w:abstractNumId="25" w15:restartNumberingAfterBreak="0">
     <w:nsid w:val="637842FD"/>
     <w:multiLevelType w:val="hybridMultilevel"/>
     <w:tmpl w:val="46DEFE36"/>
@@ -4146,7 +5071,7 @@
       </w:rPr>
     </w:lvl>
   </w:abstractNum>
-  <w:abstractNum w:abstractNumId="24" w15:restartNumberingAfterBreak="0">
+  <w:abstractNum w:abstractNumId="26" w15:restartNumberingAfterBreak="0">
     <w:nsid w:val="64166A4D"/>
     <w:multiLevelType w:val="hybridMultilevel"/>
     <w:tmpl w:val="BD9EF6DE"/>
@@ -4232,7 +5157,7 @@
       </w:pPr>
     </w:lvl>
   </w:abstractNum>
-  <w:abstractNum w:abstractNumId="25" w15:restartNumberingAfterBreak="0">
+  <w:abstractNum w:abstractNumId="27" w15:restartNumberingAfterBreak="0">
     <w:nsid w:val="67BB386B"/>
     <w:multiLevelType w:val="multilevel"/>
     <w:tmpl w:val="58D8E9AE"/>
@@ -4346,7 +5271,7 @@
       </w:rPr>
     </w:lvl>
   </w:abstractNum>
-  <w:abstractNum w:abstractNumId="26" w15:restartNumberingAfterBreak="0">
+  <w:abstractNum w:abstractNumId="28" w15:restartNumberingAfterBreak="0">
     <w:nsid w:val="70F11623"/>
     <w:multiLevelType w:val="hybridMultilevel"/>
     <w:tmpl w:val="4232E888"/>
@@ -4459,7 +5384,7 @@
       </w:rPr>
     </w:lvl>
   </w:abstractNum>
-  <w:abstractNum w:abstractNumId="27" w15:restartNumberingAfterBreak="0">
+  <w:abstractNum w:abstractNumId="29" w15:restartNumberingAfterBreak="0">
     <w:nsid w:val="712D0B29"/>
     <w:multiLevelType w:val="hybridMultilevel"/>
     <w:tmpl w:val="F95244CA"/>
@@ -4551,7 +5476,7 @@
       </w:pPr>
     </w:lvl>
   </w:abstractNum>
-  <w:abstractNum w:abstractNumId="28" w15:restartNumberingAfterBreak="0">
+  <w:abstractNum w:abstractNumId="30" w15:restartNumberingAfterBreak="0">
     <w:nsid w:val="722541F7"/>
     <w:multiLevelType w:val="hybridMultilevel"/>
     <w:tmpl w:val="BDF04394"/>
@@ -4664,7 +5589,7 @@
       </w:rPr>
     </w:lvl>
   </w:abstractNum>
-  <w:abstractNum w:abstractNumId="29" w15:restartNumberingAfterBreak="0">
+  <w:abstractNum w:abstractNumId="31" w15:restartNumberingAfterBreak="0">
     <w:nsid w:val="72C52F91"/>
     <w:multiLevelType w:val="hybridMultilevel"/>
     <w:tmpl w:val="126029C0"/>
@@ -4777,7 +5702,7 @@
       </w:rPr>
     </w:lvl>
   </w:abstractNum>
-  <w:abstractNum w:abstractNumId="30" w15:restartNumberingAfterBreak="0">
+  <w:abstractNum w:abstractNumId="32" w15:restartNumberingAfterBreak="0">
     <w:nsid w:val="73D21A5B"/>
     <w:multiLevelType w:val="hybridMultilevel"/>
     <w:tmpl w:val="9586E2E4"/>
@@ -4863,7 +5788,7 @@
       </w:pPr>
     </w:lvl>
   </w:abstractNum>
-  <w:abstractNum w:abstractNumId="31" w15:restartNumberingAfterBreak="0">
+  <w:abstractNum w:abstractNumId="33" w15:restartNumberingAfterBreak="0">
     <w:nsid w:val="7D8F1865"/>
     <w:multiLevelType w:val="multilevel"/>
     <w:tmpl w:val="58D8E9AE"/>
@@ -4978,64 +5903,64 @@
     </w:lvl>
   </w:abstractNum>
   <w:num w:numId="1" w16cid:durableId="1694964843">
-    <w:abstractNumId w:val="29"/>
+    <w:abstractNumId w:val="31"/>
   </w:num>
   <w:num w:numId="2" w16cid:durableId="368606771">
-    <w:abstractNumId w:val="9"/>
+    <w:abstractNumId w:val="10"/>
   </w:num>
   <w:num w:numId="3" w16cid:durableId="933438129">
-    <w:abstractNumId w:val="5"/>
+    <w:abstractNumId w:val="6"/>
   </w:num>
   <w:num w:numId="4" w16cid:durableId="1578712521">
     <w:abstractNumId w:val="1"/>
   </w:num>
   <w:num w:numId="5" w16cid:durableId="2036617979">
-    <w:abstractNumId w:val="6"/>
+    <w:abstractNumId w:val="7"/>
   </w:num>
   <w:num w:numId="6" w16cid:durableId="2131389973">
-    <w:abstractNumId w:val="23"/>
+    <w:abstractNumId w:val="25"/>
   </w:num>
   <w:num w:numId="7" w16cid:durableId="928738859">
-    <w:abstractNumId w:val="13"/>
+    <w:abstractNumId w:val="15"/>
   </w:num>
   <w:num w:numId="8" w16cid:durableId="956788988">
-    <w:abstractNumId w:val="20"/>
+    <w:abstractNumId w:val="22"/>
   </w:num>
   <w:num w:numId="9" w16cid:durableId="1670062955">
-    <w:abstractNumId w:val="26"/>
+    <w:abstractNumId w:val="28"/>
   </w:num>
   <w:num w:numId="10" w16cid:durableId="1356928992">
-    <w:abstractNumId w:val="8"/>
+    <w:abstractNumId w:val="9"/>
   </w:num>
   <w:num w:numId="11" w16cid:durableId="1973636751">
     <w:abstractNumId w:val="2"/>
   </w:num>
   <w:num w:numId="12" w16cid:durableId="2079208632">
-    <w:abstractNumId w:val="12"/>
+    <w:abstractNumId w:val="14"/>
   </w:num>
   <w:num w:numId="13" w16cid:durableId="1018048507">
+    <w:abstractNumId w:val="26"/>
+  </w:num>
+  <w:num w:numId="14" w16cid:durableId="616067702">
     <w:abstractNumId w:val="24"/>
   </w:num>
-  <w:num w:numId="14" w16cid:durableId="616067702">
-    <w:abstractNumId w:val="22"/>
+  <w:num w:numId="15" w16cid:durableId="492182446">
+    <w:abstractNumId w:val="29"/>
   </w:num>
-  <w:num w:numId="15" w16cid:durableId="492182446">
+  <w:num w:numId="16" w16cid:durableId="1448158042">
+    <w:abstractNumId w:val="30"/>
+  </w:num>
+  <w:num w:numId="17" w16cid:durableId="194463556">
+    <w:abstractNumId w:val="33"/>
+  </w:num>
+  <w:num w:numId="18" w16cid:durableId="1003237408">
     <w:abstractNumId w:val="27"/>
   </w:num>
-  <w:num w:numId="16" w16cid:durableId="1448158042">
-    <w:abstractNumId w:val="28"/>
-  </w:num>
-  <w:num w:numId="17" w16cid:durableId="194463556">
-    <w:abstractNumId w:val="31"/>
-  </w:num>
-  <w:num w:numId="18" w16cid:durableId="1003237408">
-    <w:abstractNumId w:val="25"/>
-  </w:num>
   <w:num w:numId="19" w16cid:durableId="1439369886">
-    <w:abstractNumId w:val="30"/>
+    <w:abstractNumId w:val="32"/>
   </w:num>
   <w:num w:numId="20" w16cid:durableId="2104570707">
-    <w:abstractNumId w:val="14"/>
+    <w:abstractNumId w:val="16"/>
   </w:num>
   <w:num w:numId="21" w16cid:durableId="1708338081">
     <w:abstractNumId w:val="0"/>
@@ -5044,34 +5969,40 @@
     <w:abstractNumId w:val="3"/>
   </w:num>
   <w:num w:numId="23" w16cid:durableId="651953507">
-    <w:abstractNumId w:val="17"/>
+    <w:abstractNumId w:val="19"/>
   </w:num>
   <w:num w:numId="24" w16cid:durableId="1867061134">
     <w:abstractNumId w:val="4"/>
   </w:num>
   <w:num w:numId="25" w16cid:durableId="489249652">
+    <w:abstractNumId w:val="13"/>
+  </w:num>
+  <w:num w:numId="26" w16cid:durableId="751895847">
+    <w:abstractNumId w:val="21"/>
+  </w:num>
+  <w:num w:numId="27" w16cid:durableId="1741369088">
+    <w:abstractNumId w:val="23"/>
+  </w:num>
+  <w:num w:numId="28" w16cid:durableId="2024044172">
     <w:abstractNumId w:val="11"/>
   </w:num>
-  <w:num w:numId="26" w16cid:durableId="751895847">
-    <w:abstractNumId w:val="19"/>
-  </w:num>
-  <w:num w:numId="27" w16cid:durableId="1741369088">
-    <w:abstractNumId w:val="21"/>
-  </w:num>
-  <w:num w:numId="28" w16cid:durableId="2024044172">
-    <w:abstractNumId w:val="10"/>
-  </w:num>
   <w:num w:numId="29" w16cid:durableId="33510307">
-    <w:abstractNumId w:val="16"/>
+    <w:abstractNumId w:val="18"/>
   </w:num>
   <w:num w:numId="30" w16cid:durableId="723220435">
-    <w:abstractNumId w:val="7"/>
+    <w:abstractNumId w:val="8"/>
   </w:num>
   <w:num w:numId="31" w16cid:durableId="1867594437">
-    <w:abstractNumId w:val="18"/>
+    <w:abstractNumId w:val="20"/>
   </w:num>
   <w:num w:numId="32" w16cid:durableId="1863401314">
-    <w:abstractNumId w:val="15"/>
+    <w:abstractNumId w:val="17"/>
+  </w:num>
+  <w:num w:numId="33" w16cid:durableId="1009872923">
+    <w:abstractNumId w:val="5"/>
+  </w:num>
+  <w:num w:numId="34" w16cid:durableId="1961758451">
+    <w:abstractNumId w:val="12"/>
   </w:num>
 </w:numbering>
 </file>

--- a/5.Основы проектирования баз данных.docx
+++ b/5.Основы проектирования баз данных.docx
@@ -1458,7 +1458,16 @@
           <w:lang w:val="en-US"/>
         </w:rPr>
         <w:lastRenderedPageBreak/>
-        <w:t xml:space="preserve">#3 </w:t>
+        <w:t>#3</w:t>
+      </w:r>
+      <w:r>
+        <w:t>-4</w:t>
+      </w:r>
+      <w:r>
+        <w:rPr>
+          <w:lang w:val="en-US"/>
+        </w:rPr>
+        <w:t xml:space="preserve"> </w:t>
       </w:r>
       <w:r>
         <w:t>Технологии работы баз данных</w:t>
@@ -1482,6 +1491,9 @@
         <w:pStyle w:val="ac"/>
       </w:pPr>
       <w:r>
+        <w:rPr>
+          <w:noProof/>
+        </w:rPr>
         <w:drawing>
           <wp:anchor distT="0" distB="0" distL="114300" distR="114300" simplePos="0" relativeHeight="251658240" behindDoc="0" locked="0" layoutInCell="1" allowOverlap="1" wp14:anchorId="06A2879D" wp14:editId="3AF4BDDA">
             <wp:simplePos x="0" y="0"/>
@@ -1558,19 +1570,7 @@
         <w:t>Централизованная архитектура</w:t>
       </w:r>
       <w:r>
-        <w:t xml:space="preserve"> </w:t>
-      </w:r>
-      <w:r>
-        <w:t>— это</w:t>
-      </w:r>
-      <w:r>
-        <w:t xml:space="preserve"> </w:t>
-      </w:r>
-      <w:r>
-        <w:t>система,</w:t>
-      </w:r>
-      <w:r>
-        <w:t xml:space="preserve"> где все данные хранятся в едином пространстве, управляемом центральным сервером. Такая архитектура обеспечивает единообразное хранение и обработку информации. через централизованный механизм контроля доступа.</w:t>
+        <w:t xml:space="preserve"> — это система, где все данные хранятся в едином пространстве, управляемом центральным сервером. Такая архитектура обеспечивает единообразное хранение и обработку информации. через централизованный механизм контроля доступа.</w:t>
       </w:r>
     </w:p>
     <w:p>
@@ -1730,7 +1730,7 @@
         <w:pStyle w:val="ac"/>
         <w:numPr>
           <w:ilvl w:val="0"/>
-          <w:numId w:val="34"/>
+          <w:numId w:val="33"/>
         </w:numPr>
       </w:pPr>
       <w:r>
@@ -1742,25 +1742,7 @@
         <w:t>Архитектура файл-север</w:t>
       </w:r>
       <w:r>
-        <w:t xml:space="preserve"> </w:t>
-      </w:r>
-      <w:r>
-        <w:t>— это</w:t>
-      </w:r>
-      <w:r>
-        <w:t xml:space="preserve"> подход к организации хранения данных в информационных системах, основанный на клиент-серверной модели взаимодействия. Централизованный элемент </w:t>
-      </w:r>
-      <w:r>
-        <w:t>— это</w:t>
-      </w:r>
-      <w:r>
-        <w:t xml:space="preserve"> </w:t>
-      </w:r>
-      <w:r>
-        <w:t>специализированный сервер,</w:t>
-      </w:r>
-      <w:r>
-        <w:t xml:space="preserve"> отвечающий за хранение и управление файлами.</w:t>
+        <w:t xml:space="preserve"> — это подход к организации хранения данных в информационных системах, основанный на клиент-серверной модели взаимодействия. Централизованный элемент — это специализированный сервер, отвечающий за хранение и управление файлами.</w:t>
       </w:r>
     </w:p>
     <w:p>
@@ -1768,7 +1750,7 @@
         <w:pStyle w:val="ac"/>
         <w:numPr>
           <w:ilvl w:val="1"/>
-          <w:numId w:val="34"/>
+          <w:numId w:val="33"/>
         </w:numPr>
       </w:pPr>
       <w:r>
@@ -1787,17 +1769,11 @@
         <w:pStyle w:val="ac"/>
         <w:numPr>
           <w:ilvl w:val="2"/>
-          <w:numId w:val="34"/>
-        </w:numPr>
-      </w:pPr>
-      <w:r>
-        <w:t xml:space="preserve">Клиент отправляет запрос на доступ к файлу </w:t>
-      </w:r>
-      <w:r>
-        <w:t>через прикладную программу,</w:t>
-      </w:r>
-      <w:r>
-        <w:t xml:space="preserve"> находящуюся на его ПК.</w:t>
+          <w:numId w:val="33"/>
+        </w:numPr>
+      </w:pPr>
+      <w:r>
+        <w:t>Клиент отправляет запрос на доступ к файлу через прикладную программу, находящуюся на его ПК.</w:t>
       </w:r>
     </w:p>
     <w:p>
@@ -1805,7 +1781,7 @@
         <w:pStyle w:val="ac"/>
         <w:numPr>
           <w:ilvl w:val="2"/>
-          <w:numId w:val="34"/>
+          <w:numId w:val="33"/>
         </w:numPr>
       </w:pPr>
       <w:r>
@@ -1817,7 +1793,7 @@
         <w:pStyle w:val="ac"/>
         <w:numPr>
           <w:ilvl w:val="2"/>
-          <w:numId w:val="34"/>
+          <w:numId w:val="33"/>
         </w:numPr>
       </w:pPr>
       <w:r>
@@ -1829,7 +1805,7 @@
         <w:pStyle w:val="ac"/>
         <w:numPr>
           <w:ilvl w:val="2"/>
-          <w:numId w:val="34"/>
+          <w:numId w:val="33"/>
         </w:numPr>
       </w:pPr>
       <w:r>
@@ -1841,7 +1817,7 @@
         <w:pStyle w:val="ac"/>
         <w:numPr>
           <w:ilvl w:val="1"/>
-          <w:numId w:val="34"/>
+          <w:numId w:val="33"/>
         </w:numPr>
       </w:pPr>
       <w:r>
@@ -1860,7 +1836,7 @@
         <w:pStyle w:val="ac"/>
         <w:numPr>
           <w:ilvl w:val="2"/>
-          <w:numId w:val="34"/>
+          <w:numId w:val="33"/>
         </w:numPr>
       </w:pPr>
       <w:r>
@@ -1872,7 +1848,7 @@
         <w:pStyle w:val="ac"/>
         <w:numPr>
           <w:ilvl w:val="2"/>
-          <w:numId w:val="34"/>
+          <w:numId w:val="33"/>
         </w:numPr>
       </w:pPr>
       <w:r>
@@ -1884,7 +1860,7 @@
         <w:pStyle w:val="ac"/>
         <w:numPr>
           <w:ilvl w:val="2"/>
-          <w:numId w:val="34"/>
+          <w:numId w:val="33"/>
         </w:numPr>
       </w:pPr>
       <w:r>
@@ -1896,7 +1872,7 @@
         <w:pStyle w:val="ac"/>
         <w:numPr>
           <w:ilvl w:val="2"/>
-          <w:numId w:val="34"/>
+          <w:numId w:val="33"/>
         </w:numPr>
       </w:pPr>
       <w:r>
@@ -1908,7 +1884,7 @@
         <w:pStyle w:val="ac"/>
         <w:numPr>
           <w:ilvl w:val="1"/>
-          <w:numId w:val="34"/>
+          <w:numId w:val="33"/>
         </w:numPr>
       </w:pPr>
       <w:r>
@@ -1927,7 +1903,7 @@
         <w:pStyle w:val="ac"/>
         <w:numPr>
           <w:ilvl w:val="2"/>
-          <w:numId w:val="34"/>
+          <w:numId w:val="33"/>
         </w:numPr>
       </w:pPr>
       <w:r>
@@ -1939,17 +1915,11 @@
         <w:pStyle w:val="ac"/>
         <w:numPr>
           <w:ilvl w:val="2"/>
-          <w:numId w:val="34"/>
-        </w:numPr>
-      </w:pPr>
-      <w:r>
-        <w:t xml:space="preserve">высокая сетевая нагрузка (при большом количестве одновременно работающих пользователей, отправляющих запросы </w:t>
-      </w:r>
-      <w:r>
-        <w:t>на сервер,</w:t>
-      </w:r>
-      <w:r>
-        <w:t xml:space="preserve"> происходит высокая сетевая нагрузка);</w:t>
+          <w:numId w:val="33"/>
+        </w:numPr>
+      </w:pPr>
+      <w:r>
+        <w:t>высокая сетевая нагрузка (при большом количестве одновременно работающих пользователей, отправляющих запросы на сервер, происходит высокая сетевая нагрузка);</w:t>
       </w:r>
     </w:p>
     <w:p>
@@ -1957,17 +1927,11 @@
         <w:pStyle w:val="ac"/>
         <w:numPr>
           <w:ilvl w:val="2"/>
-          <w:numId w:val="34"/>
-        </w:numPr>
-      </w:pPr>
-      <w:r>
-        <w:t xml:space="preserve">потенциальная точка отказа (если у нас откажет </w:t>
-      </w:r>
-      <w:r>
-        <w:t>сервер,</w:t>
-      </w:r>
-      <w:r>
-        <w:t xml:space="preserve"> на котором хранятся данные, БД не будет работать, но СУБД будет работать)</w:t>
+          <w:numId w:val="33"/>
+        </w:numPr>
+      </w:pPr>
+      <w:r>
+        <w:t>потенциальная точка отказа (если у нас откажет сервер, на котором хранятся данные, БД не будет работать, но СУБД будет работать)</w:t>
       </w:r>
     </w:p>
     <w:p>
@@ -1981,6 +1945,9 @@
         <w:jc w:val="center"/>
       </w:pPr>
       <w:r>
+        <w:rPr>
+          <w:noProof/>
+        </w:rPr>
         <w:drawing>
           <wp:inline distT="0" distB="0" distL="0" distR="0" wp14:anchorId="37F16A25" wp14:editId="56F84F88">
             <wp:extent cx="3970003" cy="2124075"/>
@@ -2018,9 +1985,923 @@
         </w:drawing>
       </w:r>
     </w:p>
+    <w:p>
+      <w:pPr>
+        <w:pStyle w:val="ac"/>
+        <w:numPr>
+          <w:ilvl w:val="0"/>
+          <w:numId w:val="33"/>
+        </w:numPr>
+      </w:pPr>
+      <w:r>
+        <w:lastRenderedPageBreak/>
+        <w:t>Архитектура клиент-сервер - предполагает наличие некоторого наличия компьютеров, объединённых в сеть, один из которых выполняет особые управляющие функции (Является сервером сети). Такая архитектура разделяет функции приложения пользователя и сервера. Приложения-клиент формируют запрос к серверу, на котором расположено БД на языке запросов SQL. Является промышленном стандартом в мире реляционных БД.</w:t>
+      </w:r>
+    </w:p>
+    <w:p>
+      <w:pPr>
+        <w:pStyle w:val="ac"/>
+        <w:numPr>
+          <w:ilvl w:val="1"/>
+          <w:numId w:val="33"/>
+        </w:numPr>
+      </w:pPr>
+      <w:r>
+        <w:t>Плюсы:</w:t>
+      </w:r>
+    </w:p>
+    <w:p>
+      <w:pPr>
+        <w:pStyle w:val="ac"/>
+        <w:numPr>
+          <w:ilvl w:val="2"/>
+          <w:numId w:val="33"/>
+        </w:numPr>
+      </w:pPr>
+      <w:r>
+        <w:rPr>
+          <w:noProof/>
+        </w:rPr>
+        <w:drawing>
+          <wp:anchor distT="0" distB="0" distL="114300" distR="114300" simplePos="0" relativeHeight="251659264" behindDoc="0" locked="0" layoutInCell="1" allowOverlap="1" wp14:anchorId="3D2F52BD" wp14:editId="1A0B8025">
+            <wp:simplePos x="0" y="0"/>
+            <wp:positionH relativeFrom="margin">
+              <wp:align>right</wp:align>
+            </wp:positionH>
+            <wp:positionV relativeFrom="paragraph">
+              <wp:posOffset>6985</wp:posOffset>
+            </wp:positionV>
+            <wp:extent cx="2205990" cy="1983105"/>
+            <wp:effectExtent l="0" t="0" r="3810" b="0"/>
+            <wp:wrapSquare wrapText="bothSides"/>
+            <wp:docPr id="2045763076" name="Рисунок 1"/>
+            <wp:cNvGraphicFramePr>
+              <a:graphicFrameLocks xmlns:a="http://schemas.openxmlformats.org/drawingml/2006/main" noChangeAspect="1"/>
+            </wp:cNvGraphicFramePr>
+            <a:graphic xmlns:a="http://schemas.openxmlformats.org/drawingml/2006/main">
+              <a:graphicData uri="http://schemas.openxmlformats.org/drawingml/2006/picture">
+                <pic:pic xmlns:pic="http://schemas.openxmlformats.org/drawingml/2006/picture">
+                  <pic:nvPicPr>
+                    <pic:cNvPr id="0" name="Picture 1"/>
+                    <pic:cNvPicPr>
+                      <a:picLocks noChangeAspect="1" noChangeArrowheads="1"/>
+                    </pic:cNvPicPr>
+                  </pic:nvPicPr>
+                  <pic:blipFill>
+                    <a:blip r:embed="rId10" cstate="print">
+                      <a:extLst>
+                        <a:ext uri="{28A0092B-C50C-407E-A947-70E740481C1C}">
+                          <a14:useLocalDpi xmlns:a14="http://schemas.microsoft.com/office/drawing/2010/main" val="0"/>
+                        </a:ext>
+                      </a:extLst>
+                    </a:blip>
+                    <a:srcRect/>
+                    <a:stretch>
+                      <a:fillRect/>
+                    </a:stretch>
+                  </pic:blipFill>
+                  <pic:spPr bwMode="auto">
+                    <a:xfrm>
+                      <a:off x="0" y="0"/>
+                      <a:ext cx="2205990" cy="1983105"/>
+                    </a:xfrm>
+                    <a:prstGeom prst="rect">
+                      <a:avLst/>
+                    </a:prstGeom>
+                    <a:noFill/>
+                    <a:ln>
+                      <a:noFill/>
+                    </a:ln>
+                  </pic:spPr>
+                </pic:pic>
+              </a:graphicData>
+            </a:graphic>
+            <wp14:sizeRelH relativeFrom="margin">
+              <wp14:pctWidth>0</wp14:pctWidth>
+            </wp14:sizeRelH>
+            <wp14:sizeRelV relativeFrom="margin">
+              <wp14:pctHeight>0</wp14:pctHeight>
+            </wp14:sizeRelV>
+          </wp:anchor>
+        </w:drawing>
+      </w:r>
+      <w:r>
+        <w:t>масштабируемость (можно увеличить количество пользователей, которые будут использовать БД);</w:t>
+      </w:r>
+    </w:p>
+    <w:p>
+      <w:pPr>
+        <w:pStyle w:val="ac"/>
+        <w:numPr>
+          <w:ilvl w:val="2"/>
+          <w:numId w:val="33"/>
+        </w:numPr>
+      </w:pPr>
+      <w:r>
+        <w:t>централизованное управление (администратор может контролировать все аспекты работы с файлами из единой точки);</w:t>
+      </w:r>
+    </w:p>
+    <w:p>
+      <w:pPr>
+        <w:pStyle w:val="ac"/>
+        <w:numPr>
+          <w:ilvl w:val="2"/>
+          <w:numId w:val="33"/>
+        </w:numPr>
+      </w:pPr>
+      <w:r>
+        <w:t>безопасность (появляются механизмы авторизации и аутентификации);</w:t>
+      </w:r>
+    </w:p>
+    <w:p>
+      <w:pPr>
+        <w:pStyle w:val="ac"/>
+        <w:numPr>
+          <w:ilvl w:val="2"/>
+          <w:numId w:val="33"/>
+        </w:numPr>
+      </w:pPr>
+      <w:r>
+        <w:t>гибкость (легко добавлять новые функции без значительных изменений);</w:t>
+      </w:r>
+    </w:p>
+    <w:p>
+      <w:pPr>
+        <w:pStyle w:val="ac"/>
+        <w:numPr>
+          <w:ilvl w:val="2"/>
+          <w:numId w:val="33"/>
+        </w:numPr>
+      </w:pPr>
+      <w:r>
+        <w:t>обновляемость;</w:t>
+      </w:r>
+    </w:p>
+    <w:p>
+      <w:pPr>
+        <w:pStyle w:val="ac"/>
+        <w:numPr>
+          <w:ilvl w:val="1"/>
+          <w:numId w:val="33"/>
+        </w:numPr>
+      </w:pPr>
+      <w:r>
+        <w:t>Минусы:</w:t>
+      </w:r>
+    </w:p>
+    <w:p>
+      <w:pPr>
+        <w:pStyle w:val="ac"/>
+        <w:numPr>
+          <w:ilvl w:val="2"/>
+          <w:numId w:val="33"/>
+        </w:numPr>
+      </w:pPr>
+      <w:r>
+        <w:t>зависит от сервера;</w:t>
+      </w:r>
+    </w:p>
+    <w:p>
+      <w:pPr>
+        <w:pStyle w:val="ac"/>
+        <w:numPr>
+          <w:ilvl w:val="2"/>
+          <w:numId w:val="33"/>
+        </w:numPr>
+      </w:pPr>
+      <w:r>
+        <w:t>сложность настройки;</w:t>
+      </w:r>
+    </w:p>
+    <w:p>
+      <w:pPr>
+        <w:pStyle w:val="ac"/>
+        <w:numPr>
+          <w:ilvl w:val="2"/>
+          <w:numId w:val="33"/>
+        </w:numPr>
+      </w:pPr>
+      <w:r>
+        <w:t>сетевые задержки;</w:t>
+      </w:r>
+    </w:p>
+    <w:p>
+      <w:pPr>
+        <w:pStyle w:val="ac"/>
+        <w:numPr>
+          <w:ilvl w:val="2"/>
+          <w:numId w:val="33"/>
+        </w:numPr>
+      </w:pPr>
+      <w:r>
+        <w:t>стоимость;</w:t>
+      </w:r>
+    </w:p>
+    <w:p>
+      <w:pPr>
+        <w:pStyle w:val="ac"/>
+        <w:numPr>
+          <w:ilvl w:val="2"/>
+          <w:numId w:val="33"/>
+        </w:numPr>
+      </w:pPr>
+      <w:r>
+        <w:t>уязвимость к атакам;</w:t>
+      </w:r>
+    </w:p>
+    <w:p>
+      <w:pPr>
+        <w:pStyle w:val="ac"/>
+      </w:pPr>
+    </w:p>
+    <w:p>
+      <w:pPr>
+        <w:pStyle w:val="ac"/>
+        <w:numPr>
+          <w:ilvl w:val="0"/>
+          <w:numId w:val="33"/>
+        </w:numPr>
+      </w:pPr>
+      <w:r>
+        <w:t xml:space="preserve">Трёхзвенная (многозвенная) архитектура клиент-сервер - данная архитектура представляет собой дальнейшее совершенствование </w:t>
+      </w:r>
+      <w:r>
+        <w:t>архитектуры клиент</w:t>
+      </w:r>
+      <w:r>
+        <w:t xml:space="preserve">-сервер. В трёхзвенной архитектуре </w:t>
+      </w:r>
+      <w:r>
+        <w:t>вся бизнес-логика,</w:t>
+      </w:r>
+      <w:r>
+        <w:t xml:space="preserve"> ранее входящая </w:t>
+      </w:r>
+      <w:r>
+        <w:t>в клиентские приложения,</w:t>
+      </w:r>
+      <w:r>
+        <w:t xml:space="preserve"> выделяется в отдельное звено, называемым сервером приложений. При этом клиентским приложениям остаётся лишь пользоваться интерфейсом.</w:t>
+      </w:r>
+    </w:p>
+    <w:p>
+      <w:pPr>
+        <w:pStyle w:val="ac"/>
+        <w:numPr>
+          <w:ilvl w:val="1"/>
+          <w:numId w:val="33"/>
+        </w:numPr>
+      </w:pPr>
+      <w:r>
+        <w:t>Плюсы:</w:t>
+      </w:r>
+    </w:p>
+    <w:p>
+      <w:pPr>
+        <w:pStyle w:val="ac"/>
+        <w:numPr>
+          <w:ilvl w:val="2"/>
+          <w:numId w:val="33"/>
+        </w:numPr>
+      </w:pPr>
+      <w:r>
+        <w:t>масштабируемость (можно увеличить количество пользователей, которые будут использовать БД);</w:t>
+      </w:r>
+    </w:p>
+    <w:p>
+      <w:pPr>
+        <w:pStyle w:val="ac"/>
+        <w:numPr>
+          <w:ilvl w:val="2"/>
+          <w:numId w:val="33"/>
+        </w:numPr>
+      </w:pPr>
+      <w:r>
+        <w:t xml:space="preserve">управляемость (разделение на уровни упрощает управление разных систем, легко изменить один </w:t>
+      </w:r>
+      <w:r>
+        <w:t>уровень,</w:t>
+      </w:r>
+      <w:r>
+        <w:t xml:space="preserve"> не затрагивая другой)</w:t>
+      </w:r>
+    </w:p>
+    <w:p>
+      <w:pPr>
+        <w:pStyle w:val="ac"/>
+        <w:numPr>
+          <w:ilvl w:val="2"/>
+          <w:numId w:val="33"/>
+        </w:numPr>
+      </w:pPr>
+      <w:r>
+        <w:t>безопасность (появляются механизмы авторизации и аутентификации);</w:t>
+      </w:r>
+    </w:p>
+    <w:p>
+      <w:pPr>
+        <w:pStyle w:val="ac"/>
+        <w:numPr>
+          <w:ilvl w:val="2"/>
+          <w:numId w:val="33"/>
+        </w:numPr>
+      </w:pPr>
+      <w:r>
+        <w:t>гибкость (легко добавлять новые функции без значительных изменений);</w:t>
+      </w:r>
+    </w:p>
+    <w:p>
+      <w:pPr>
+        <w:rPr>
+          <w:sz w:val="18"/>
+          <w:szCs w:val="18"/>
+        </w:rPr>
+      </w:pPr>
+      <w:r>
+        <w:br w:type="page"/>
+      </w:r>
+    </w:p>
+    <w:p>
+      <w:pPr>
+        <w:pStyle w:val="ac"/>
+        <w:numPr>
+          <w:ilvl w:val="1"/>
+          <w:numId w:val="33"/>
+        </w:numPr>
+      </w:pPr>
+      <w:r>
+        <w:lastRenderedPageBreak/>
+        <w:t>Минусы:</w:t>
+      </w:r>
+    </w:p>
+    <w:p>
+      <w:pPr>
+        <w:pStyle w:val="ac"/>
+        <w:numPr>
+          <w:ilvl w:val="2"/>
+          <w:numId w:val="33"/>
+        </w:numPr>
+      </w:pPr>
+      <w:r>
+        <w:t>затраты на инфраструктуру;</w:t>
+      </w:r>
+    </w:p>
+    <w:p>
+      <w:pPr>
+        <w:pStyle w:val="ac"/>
+        <w:numPr>
+          <w:ilvl w:val="2"/>
+          <w:numId w:val="33"/>
+        </w:numPr>
+      </w:pPr>
+      <w:r>
+        <w:t>задержка в обработке запросов;</w:t>
+      </w:r>
+    </w:p>
+    <w:p>
+      <w:pPr>
+        <w:pStyle w:val="ac"/>
+        <w:numPr>
+          <w:ilvl w:val="2"/>
+          <w:numId w:val="33"/>
+        </w:numPr>
+      </w:pPr>
+      <w:r>
+        <w:t>сложность разработки;</w:t>
+      </w:r>
+    </w:p>
+    <w:p>
+      <w:pPr>
+        <w:pStyle w:val="ac"/>
+      </w:pPr>
+    </w:p>
+    <w:p>
+      <w:pPr>
+        <w:pStyle w:val="ac"/>
+        <w:jc w:val="center"/>
+      </w:pPr>
+      <w:r>
+        <w:rPr>
+          <w:noProof/>
+        </w:rPr>
+        <w:drawing>
+          <wp:inline distT="0" distB="0" distL="0" distR="0" wp14:anchorId="1BDB8A17" wp14:editId="6EDC71ED">
+            <wp:extent cx="3859481" cy="2342463"/>
+            <wp:effectExtent l="0" t="0" r="8255" b="1270"/>
+            <wp:docPr id="321116657" name="Рисунок 2"/>
+            <wp:cNvGraphicFramePr>
+              <a:graphicFrameLocks xmlns:a="http://schemas.openxmlformats.org/drawingml/2006/main" noChangeAspect="1"/>
+            </wp:cNvGraphicFramePr>
+            <a:graphic xmlns:a="http://schemas.openxmlformats.org/drawingml/2006/main">
+              <a:graphicData uri="http://schemas.openxmlformats.org/drawingml/2006/picture">
+                <pic:pic xmlns:pic="http://schemas.openxmlformats.org/drawingml/2006/picture">
+                  <pic:nvPicPr>
+                    <pic:cNvPr id="0" name="Picture 2"/>
+                    <pic:cNvPicPr>
+                      <a:picLocks noChangeAspect="1" noChangeArrowheads="1"/>
+                    </pic:cNvPicPr>
+                  </pic:nvPicPr>
+                  <pic:blipFill>
+                    <a:blip r:embed="rId11" cstate="print">
+                      <a:extLst>
+                        <a:ext uri="{28A0092B-C50C-407E-A947-70E740481C1C}">
+                          <a14:useLocalDpi xmlns:a14="http://schemas.microsoft.com/office/drawing/2010/main" val="0"/>
+                        </a:ext>
+                      </a:extLst>
+                    </a:blip>
+                    <a:srcRect/>
+                    <a:stretch>
+                      <a:fillRect/>
+                    </a:stretch>
+                  </pic:blipFill>
+                  <pic:spPr bwMode="auto">
+                    <a:xfrm>
+                      <a:off x="0" y="0"/>
+                      <a:ext cx="3866017" cy="2346430"/>
+                    </a:xfrm>
+                    <a:prstGeom prst="rect">
+                      <a:avLst/>
+                    </a:prstGeom>
+                    <a:noFill/>
+                    <a:ln>
+                      <a:noFill/>
+                    </a:ln>
+                  </pic:spPr>
+                </pic:pic>
+              </a:graphicData>
+            </a:graphic>
+          </wp:inline>
+        </w:drawing>
+      </w:r>
+    </w:p>
+    <w:p>
+      <w:pPr>
+        <w:pStyle w:val="1"/>
+        <w:rPr>
+          <w:lang w:val="en-US"/>
+        </w:rPr>
+      </w:pPr>
+      <w:r>
+        <w:rPr>
+          <w:lang w:val="en-US"/>
+        </w:rPr>
+        <w:t>#</w:t>
+      </w:r>
+      <w:r>
+        <w:t>5</w:t>
+      </w:r>
+      <w:r>
+        <w:rPr>
+          <w:lang w:val="en-US"/>
+        </w:rPr>
+        <w:t xml:space="preserve"> </w:t>
+      </w:r>
+      <w:r>
+        <w:t>Уровни баз данных. Логическая и физическая независимость данных</w:t>
+      </w:r>
+    </w:p>
+    <w:p>
+      <w:pPr>
+        <w:pStyle w:val="ac"/>
+      </w:pPr>
+      <w:r>
+        <w:t>15.09.25</w:t>
+      </w:r>
+    </w:p>
+    <w:p>
+      <w:pPr>
+        <w:pStyle w:val="ac"/>
+      </w:pPr>
+    </w:p>
+    <w:p>
+      <w:pPr>
+        <w:pStyle w:val="ac"/>
+      </w:pPr>
+      <w:r>
+        <w:t xml:space="preserve">В архитектуре БД выделяется 3 уровня абстракции - </w:t>
+      </w:r>
+      <w:r>
+        <w:rPr>
+          <w:i/>
+          <w:iCs/>
+        </w:rPr>
+        <w:t>внешний, концептуальный и внутренний</w:t>
+      </w:r>
+      <w:r>
+        <w:t>.</w:t>
+      </w:r>
+    </w:p>
+    <w:p>
+      <w:pPr>
+        <w:pStyle w:val="ac"/>
+      </w:pPr>
+      <w:r>
+        <w:t xml:space="preserve">Цель </w:t>
+      </w:r>
+      <w:r>
+        <w:t>трёхуровневой</w:t>
+      </w:r>
+      <w:r>
+        <w:t xml:space="preserve"> архитектуры отделить пользовательское представление БД от её физического представления, чтобы обеспечить независимость.</w:t>
+      </w:r>
+    </w:p>
+    <w:p>
+      <w:pPr>
+        <w:pStyle w:val="2"/>
+        <w:rPr>
+          <w:lang w:val="en-US"/>
+        </w:rPr>
+      </w:pPr>
+      <w:r>
+        <w:t>Внешний уровень</w:t>
+      </w:r>
+    </w:p>
+    <w:p>
+      <w:pPr>
+        <w:pStyle w:val="ac"/>
+      </w:pPr>
+      <w:r>
+        <w:t xml:space="preserve">Описывает данные с точки зрения конкретного пользователя или группы пользователей. Служит интерфейсом между пользователем и БД. </w:t>
+      </w:r>
+    </w:p>
+    <w:p>
+      <w:pPr>
+        <w:rPr>
+          <w:sz w:val="18"/>
+          <w:szCs w:val="18"/>
+          <w:lang w:val="en-US"/>
+        </w:rPr>
+      </w:pPr>
+      <w:r>
+        <w:br w:type="page"/>
+      </w:r>
+    </w:p>
+    <w:p>
+      <w:pPr>
+        <w:pStyle w:val="ac"/>
+      </w:pPr>
+      <w:r>
+        <w:lastRenderedPageBreak/>
+        <w:t xml:space="preserve">Особенности: </w:t>
+      </w:r>
+    </w:p>
+    <w:p>
+      <w:pPr>
+        <w:pStyle w:val="ac"/>
+        <w:numPr>
+          <w:ilvl w:val="0"/>
+          <w:numId w:val="40"/>
+        </w:numPr>
+      </w:pPr>
+      <w:r>
+        <w:t>основная задача - предоставить каждому пользователю данные в наиболее удобной ему форме, скрывая сложность внутренней структуры БД.</w:t>
+      </w:r>
+    </w:p>
+    <w:p>
+      <w:pPr>
+        <w:pStyle w:val="ac"/>
+        <w:numPr>
+          <w:ilvl w:val="0"/>
+          <w:numId w:val="40"/>
+        </w:numPr>
+      </w:pPr>
+      <w:r>
+        <w:t>Этот уровень определяет точку зрения на БД отдельных приложений. Каждое приложение видит и обрабатывает только те данные, которые необходимы именно этому приложению.</w:t>
+      </w:r>
+    </w:p>
+    <w:p>
+      <w:pPr>
+        <w:pStyle w:val="ac"/>
+      </w:pPr>
+    </w:p>
+    <w:p>
+      <w:pPr>
+        <w:pStyle w:val="ac"/>
+      </w:pPr>
+      <w:r>
+        <w:t>Характеристики:</w:t>
+      </w:r>
+    </w:p>
+    <w:p>
+      <w:pPr>
+        <w:pStyle w:val="ac"/>
+        <w:numPr>
+          <w:ilvl w:val="0"/>
+          <w:numId w:val="38"/>
+        </w:numPr>
+      </w:pPr>
+      <w:r>
+        <w:t>пользовательская ориентация;</w:t>
+      </w:r>
+    </w:p>
+    <w:p>
+      <w:pPr>
+        <w:pStyle w:val="ac"/>
+        <w:numPr>
+          <w:ilvl w:val="0"/>
+          <w:numId w:val="38"/>
+        </w:numPr>
+      </w:pPr>
+      <w:r>
+        <w:t>логическая независимость безопасность;</w:t>
+      </w:r>
+    </w:p>
+    <w:p>
+      <w:pPr>
+        <w:pStyle w:val="ac"/>
+        <w:numPr>
+          <w:ilvl w:val="0"/>
+          <w:numId w:val="38"/>
+        </w:numPr>
+      </w:pPr>
+      <w:r>
+        <w:t>возможность создания различных представлений одних и тех же данных;</w:t>
+      </w:r>
+    </w:p>
+    <w:p>
+      <w:pPr>
+        <w:pStyle w:val="2"/>
+        <w:rPr>
+          <w:lang w:val="en-US"/>
+        </w:rPr>
+      </w:pPr>
+      <w:r>
+        <w:t>Концептуальный уровень</w:t>
+      </w:r>
+    </w:p>
+    <w:p>
+      <w:pPr>
+        <w:pStyle w:val="ac"/>
+      </w:pPr>
+      <w:r>
+        <w:t xml:space="preserve">Описывает данные с точки зрения всей информационной системы. Это </w:t>
+      </w:r>
+      <w:r>
+        <w:t>общий уровень,</w:t>
+      </w:r>
+      <w:r>
+        <w:t xml:space="preserve"> который описывает структуру БД и связью между данными.</w:t>
+      </w:r>
+    </w:p>
+    <w:p>
+      <w:pPr>
+        <w:pStyle w:val="ac"/>
+      </w:pPr>
+    </w:p>
+    <w:p>
+      <w:pPr>
+        <w:pStyle w:val="ac"/>
+      </w:pPr>
+      <w:r>
+        <w:t>Особенности:</w:t>
+      </w:r>
+    </w:p>
+    <w:p>
+      <w:pPr>
+        <w:pStyle w:val="ac"/>
+        <w:numPr>
+          <w:ilvl w:val="0"/>
+          <w:numId w:val="38"/>
+        </w:numPr>
+      </w:pPr>
+      <w:r>
+        <w:t xml:space="preserve">Формирует общую модель </w:t>
+      </w:r>
+      <w:r>
+        <w:t>предметной области,</w:t>
+      </w:r>
+      <w:r>
+        <w:t xml:space="preserve"> которая охватывает все аспекты хранения и обработки информации.;</w:t>
+      </w:r>
+    </w:p>
+    <w:p>
+      <w:pPr>
+        <w:pStyle w:val="ac"/>
+        <w:numPr>
+          <w:ilvl w:val="0"/>
+          <w:numId w:val="38"/>
+        </w:numPr>
+      </w:pPr>
+      <w:r>
+        <w:t>Определяет общую структуру БД;</w:t>
+      </w:r>
+    </w:p>
+    <w:p>
+      <w:pPr>
+        <w:pStyle w:val="ac"/>
+        <w:numPr>
+          <w:ilvl w:val="0"/>
+          <w:numId w:val="38"/>
+        </w:numPr>
+      </w:pPr>
+      <w:r>
+        <w:t>Обеспечивает целостность и согласованность данных;</w:t>
+      </w:r>
+    </w:p>
+    <w:p>
+      <w:pPr>
+        <w:pStyle w:val="ac"/>
+        <w:numPr>
+          <w:ilvl w:val="0"/>
+          <w:numId w:val="38"/>
+        </w:numPr>
+      </w:pPr>
+      <w:r>
+        <w:t>Обеспечивает логическую независимость данных, возможность изменять физическое представление без влияния на прикладные программы;</w:t>
+      </w:r>
+    </w:p>
+    <w:p>
+      <w:pPr>
+        <w:pStyle w:val="2"/>
+        <w:rPr>
+          <w:lang w:val="en-US"/>
+        </w:rPr>
+      </w:pPr>
+      <w:r>
+        <w:t>Внутренний уровень</w:t>
+      </w:r>
+    </w:p>
+    <w:p>
+      <w:pPr>
+        <w:pStyle w:val="ac"/>
+      </w:pPr>
+      <w:r>
+        <w:t>Описывает данные с точки зрения физического хранения в БД. Внутренняя схема определяет как данные хранятся на диске, как они организованны и как к ним осуществляется доступ.</w:t>
+      </w:r>
+    </w:p>
+    <w:p>
+      <w:pPr>
+        <w:pStyle w:val="ac"/>
+      </w:pPr>
+    </w:p>
+    <w:p>
+      <w:pPr>
+        <w:pStyle w:val="ac"/>
+      </w:pPr>
+      <w:r>
+        <w:t>Особенности:</w:t>
+      </w:r>
+    </w:p>
+    <w:p>
+      <w:pPr>
+        <w:pStyle w:val="ac"/>
+        <w:numPr>
+          <w:ilvl w:val="0"/>
+          <w:numId w:val="38"/>
+        </w:numPr>
+      </w:pPr>
+      <w:r>
+        <w:t>содержит описание структур данных и организацию отдельных файлов;</w:t>
+      </w:r>
+    </w:p>
+    <w:p>
+      <w:pPr>
+        <w:pStyle w:val="ac"/>
+        <w:numPr>
+          <w:ilvl w:val="0"/>
+          <w:numId w:val="38"/>
+        </w:numPr>
+      </w:pPr>
+      <w:r>
+        <w:t>на физическом уровне определяются методы взаимодействия с СУБД с операционный системой;</w:t>
+      </w:r>
+    </w:p>
+    <w:p>
+      <w:pPr>
+        <w:rPr>
+          <w:sz w:val="18"/>
+          <w:szCs w:val="18"/>
+          <w:lang w:val="en-US"/>
+        </w:rPr>
+      </w:pPr>
+      <w:r>
+        <w:br w:type="page"/>
+      </w:r>
+    </w:p>
+    <w:p>
+      <w:pPr>
+        <w:pStyle w:val="ac"/>
+        <w:jc w:val="center"/>
+        <w:rPr>
+          <w:lang w:val="en-US"/>
+        </w:rPr>
+      </w:pPr>
+      <w:r>
+        <w:rPr>
+          <w:noProof/>
+          <w:lang w:val="en-US"/>
+        </w:rPr>
+        <w:lastRenderedPageBreak/>
+        <w:drawing>
+          <wp:inline distT="0" distB="0" distL="0" distR="0" wp14:anchorId="37F15250" wp14:editId="2438736D">
+            <wp:extent cx="3019606" cy="1828800"/>
+            <wp:effectExtent l="0" t="0" r="9525" b="0"/>
+            <wp:docPr id="672753653" name="Рисунок 4"/>
+            <wp:cNvGraphicFramePr>
+              <a:graphicFrameLocks xmlns:a="http://schemas.openxmlformats.org/drawingml/2006/main" noChangeAspect="1"/>
+            </wp:cNvGraphicFramePr>
+            <a:graphic xmlns:a="http://schemas.openxmlformats.org/drawingml/2006/main">
+              <a:graphicData uri="http://schemas.openxmlformats.org/drawingml/2006/picture">
+                <pic:pic xmlns:pic="http://schemas.openxmlformats.org/drawingml/2006/picture">
+                  <pic:nvPicPr>
+                    <pic:cNvPr id="0" name="Picture 4"/>
+                    <pic:cNvPicPr>
+                      <a:picLocks noChangeAspect="1" noChangeArrowheads="1"/>
+                    </pic:cNvPicPr>
+                  </pic:nvPicPr>
+                  <pic:blipFill>
+                    <a:blip r:embed="rId12" cstate="print">
+                      <a:extLst>
+                        <a:ext uri="{28A0092B-C50C-407E-A947-70E740481C1C}">
+                          <a14:useLocalDpi xmlns:a14="http://schemas.microsoft.com/office/drawing/2010/main" val="0"/>
+                        </a:ext>
+                      </a:extLst>
+                    </a:blip>
+                    <a:srcRect/>
+                    <a:stretch>
+                      <a:fillRect/>
+                    </a:stretch>
+                  </pic:blipFill>
+                  <pic:spPr bwMode="auto">
+                    <a:xfrm>
+                      <a:off x="0" y="0"/>
+                      <a:ext cx="3024377" cy="1831690"/>
+                    </a:xfrm>
+                    <a:prstGeom prst="rect">
+                      <a:avLst/>
+                    </a:prstGeom>
+                    <a:noFill/>
+                    <a:ln>
+                      <a:noFill/>
+                    </a:ln>
+                  </pic:spPr>
+                </pic:pic>
+              </a:graphicData>
+            </a:graphic>
+          </wp:inline>
+        </w:drawing>
+      </w:r>
+    </w:p>
+    <w:p>
+      <w:pPr>
+        <w:pStyle w:val="ac"/>
+        <w:jc w:val="center"/>
+        <w:rPr>
+          <w:lang w:val="en-US"/>
+        </w:rPr>
+      </w:pPr>
+    </w:p>
+    <w:p>
+      <w:pPr>
+        <w:pStyle w:val="ac"/>
+      </w:pPr>
+      <w:r>
+        <w:t>Данная архитектура позволяет обеспечить логическую (между уровнями внешним и концептуальным) и физическую (между уровнями концептуальным и внутренним) независимость при работе с данными.</w:t>
+      </w:r>
+    </w:p>
+    <w:p>
+      <w:pPr>
+        <w:pStyle w:val="ac"/>
+      </w:pPr>
+    </w:p>
+    <w:p>
+      <w:pPr>
+        <w:pStyle w:val="ac"/>
+      </w:pPr>
+      <w:r>
+        <w:rPr>
+          <w:b/>
+          <w:bCs/>
+        </w:rPr>
+        <w:t>Логическая независимость</w:t>
+      </w:r>
+      <w:r>
+        <w:t xml:space="preserve"> - предполагает возможность изменение одного приложения без корректировки других приложений, работающих с этой же базой данных.</w:t>
+      </w:r>
+    </w:p>
+    <w:p>
+      <w:pPr>
+        <w:pStyle w:val="ac"/>
+      </w:pPr>
+    </w:p>
+    <w:p>
+      <w:pPr>
+        <w:pStyle w:val="ac"/>
+      </w:pPr>
+      <w:r>
+        <w:rPr>
+          <w:b/>
+          <w:bCs/>
+        </w:rPr>
+        <w:t>Физическая независимость</w:t>
+      </w:r>
+      <w:r>
+        <w:t xml:space="preserve"> - предполагает возможность переноса хранимой информации с одного носителя на другой, при сохранении работоспособности всех приложений работающих с данной базой данных</w:t>
+      </w:r>
+    </w:p>
     <w:sectPr>
-      <w:footerReference w:type="even" r:id="rId10"/>
-      <w:footerReference w:type="default" r:id="rId11"/>
+      <w:footerReference w:type="even" r:id="rId13"/>
+      <w:footerReference w:type="default" r:id="rId14"/>
       <w:pgSz w:w="8391" w:h="11906" w:code="11"/>
       <w:pgMar w:top="720" w:right="720" w:bottom="720" w:left="720" w:header="708" w:footer="708" w:gutter="0"/>
       <w:cols w:space="708"/>
@@ -2706,6 +3587,121 @@
     </w:lvl>
   </w:abstractNum>
   <w:abstractNum w:abstractNumId="5" w15:restartNumberingAfterBreak="0">
+    <w:nsid w:val="19E80ED8"/>
+    <w:multiLevelType w:val="multilevel"/>
+    <w:tmpl w:val="351A9794"/>
+    <w:lvl w:ilvl="0">
+      <w:start w:val="1"/>
+      <w:numFmt w:val="bullet"/>
+      <w:lvlText w:val=""/>
+      <w:lvlJc w:val="left"/>
+      <w:pPr>
+        <w:ind w:left="360" w:hanging="360"/>
+      </w:pPr>
+      <w:rPr>
+        <w:rFonts w:ascii="Symbol" w:hAnsi="Symbol" w:hint="default"/>
+      </w:rPr>
+    </w:lvl>
+    <w:lvl w:ilvl="1">
+      <w:start w:val="1"/>
+      <w:numFmt w:val="bullet"/>
+      <w:lvlText w:val=""/>
+      <w:lvlJc w:val="left"/>
+      <w:pPr>
+        <w:ind w:left="720" w:hanging="360"/>
+      </w:pPr>
+      <w:rPr>
+        <w:rFonts w:ascii="Symbol" w:hAnsi="Symbol" w:hint="default"/>
+        <w:color w:val="auto"/>
+      </w:rPr>
+    </w:lvl>
+    <w:lvl w:ilvl="2">
+      <w:start w:val="1"/>
+      <w:numFmt w:val="bullet"/>
+      <w:lvlText w:val=""/>
+      <w:lvlJc w:val="left"/>
+      <w:pPr>
+        <w:ind w:left="1080" w:hanging="360"/>
+      </w:pPr>
+      <w:rPr>
+        <w:rFonts w:ascii="Symbol" w:hAnsi="Symbol" w:hint="default"/>
+        <w:color w:val="auto"/>
+      </w:rPr>
+    </w:lvl>
+    <w:lvl w:ilvl="3">
+      <w:start w:val="1"/>
+      <w:numFmt w:val="decimal"/>
+      <w:lvlText w:val="(%4)"/>
+      <w:lvlJc w:val="left"/>
+      <w:pPr>
+        <w:ind w:left="1440" w:hanging="360"/>
+      </w:pPr>
+      <w:rPr>
+        <w:rFonts w:hint="default"/>
+      </w:rPr>
+    </w:lvl>
+    <w:lvl w:ilvl="4">
+      <w:start w:val="1"/>
+      <w:numFmt w:val="lowerLetter"/>
+      <w:lvlText w:val="(%5)"/>
+      <w:lvlJc w:val="left"/>
+      <w:pPr>
+        <w:ind w:left="1800" w:hanging="360"/>
+      </w:pPr>
+      <w:rPr>
+        <w:rFonts w:hint="default"/>
+      </w:rPr>
+    </w:lvl>
+    <w:lvl w:ilvl="5">
+      <w:start w:val="1"/>
+      <w:numFmt w:val="lowerRoman"/>
+      <w:lvlText w:val="(%6)"/>
+      <w:lvlJc w:val="left"/>
+      <w:pPr>
+        <w:ind w:left="2160" w:hanging="360"/>
+      </w:pPr>
+      <w:rPr>
+        <w:rFonts w:hint="default"/>
+      </w:rPr>
+    </w:lvl>
+    <w:lvl w:ilvl="6">
+      <w:start w:val="1"/>
+      <w:numFmt w:val="decimal"/>
+      <w:lvlText w:val="%7."/>
+      <w:lvlJc w:val="left"/>
+      <w:pPr>
+        <w:ind w:left="2520" w:hanging="360"/>
+      </w:pPr>
+      <w:rPr>
+        <w:rFonts w:hint="default"/>
+      </w:rPr>
+    </w:lvl>
+    <w:lvl w:ilvl="7">
+      <w:start w:val="1"/>
+      <w:numFmt w:val="lowerLetter"/>
+      <w:lvlText w:val="%8."/>
+      <w:lvlJc w:val="left"/>
+      <w:pPr>
+        <w:ind w:left="2880" w:hanging="360"/>
+      </w:pPr>
+      <w:rPr>
+        <w:rFonts w:hint="default"/>
+      </w:rPr>
+    </w:lvl>
+    <w:lvl w:ilvl="8">
+      <w:start w:val="1"/>
+      <w:numFmt w:val="lowerRoman"/>
+      <w:lvlText w:val="%9."/>
+      <w:lvlJc w:val="left"/>
+      <w:pPr>
+        <w:ind w:left="3240" w:hanging="360"/>
+      </w:pPr>
+      <w:rPr>
+        <w:rFonts w:hint="default"/>
+      </w:rPr>
+    </w:lvl>
+  </w:abstractNum>
+  <w:abstractNum w:abstractNumId="6" w15:restartNumberingAfterBreak="0">
     <w:nsid w:val="1B2B0577"/>
     <w:multiLevelType w:val="multilevel"/>
     <w:tmpl w:val="5D642F7E"/>
@@ -2820,7 +3816,7 @@
       </w:rPr>
     </w:lvl>
   </w:abstractNum>
-  <w:abstractNum w:abstractNumId="6" w15:restartNumberingAfterBreak="0">
+  <w:abstractNum w:abstractNumId="7" w15:restartNumberingAfterBreak="0">
     <w:nsid w:val="20AC11E4"/>
     <w:multiLevelType w:val="hybridMultilevel"/>
     <w:tmpl w:val="2FFEABE0"/>
@@ -2933,7 +3929,7 @@
       </w:rPr>
     </w:lvl>
   </w:abstractNum>
-  <w:abstractNum w:abstractNumId="7" w15:restartNumberingAfterBreak="0">
+  <w:abstractNum w:abstractNumId="8" w15:restartNumberingAfterBreak="0">
     <w:nsid w:val="218F253D"/>
     <w:multiLevelType w:val="hybridMultilevel"/>
     <w:tmpl w:val="BC8CD3B6"/>
@@ -3046,7 +4042,122 @@
       </w:rPr>
     </w:lvl>
   </w:abstractNum>
-  <w:abstractNum w:abstractNumId="8" w15:restartNumberingAfterBreak="0">
+  <w:abstractNum w:abstractNumId="9" w15:restartNumberingAfterBreak="0">
+    <w:nsid w:val="25BE1F64"/>
+    <w:multiLevelType w:val="multilevel"/>
+    <w:tmpl w:val="351A9794"/>
+    <w:lvl w:ilvl="0">
+      <w:start w:val="1"/>
+      <w:numFmt w:val="bullet"/>
+      <w:lvlText w:val=""/>
+      <w:lvlJc w:val="left"/>
+      <w:pPr>
+        <w:ind w:left="360" w:hanging="360"/>
+      </w:pPr>
+      <w:rPr>
+        <w:rFonts w:ascii="Symbol" w:hAnsi="Symbol" w:hint="default"/>
+      </w:rPr>
+    </w:lvl>
+    <w:lvl w:ilvl="1">
+      <w:start w:val="1"/>
+      <w:numFmt w:val="bullet"/>
+      <w:lvlText w:val=""/>
+      <w:lvlJc w:val="left"/>
+      <w:pPr>
+        <w:ind w:left="720" w:hanging="360"/>
+      </w:pPr>
+      <w:rPr>
+        <w:rFonts w:ascii="Symbol" w:hAnsi="Symbol" w:hint="default"/>
+        <w:color w:val="auto"/>
+      </w:rPr>
+    </w:lvl>
+    <w:lvl w:ilvl="2">
+      <w:start w:val="1"/>
+      <w:numFmt w:val="bullet"/>
+      <w:lvlText w:val=""/>
+      <w:lvlJc w:val="left"/>
+      <w:pPr>
+        <w:ind w:left="1080" w:hanging="360"/>
+      </w:pPr>
+      <w:rPr>
+        <w:rFonts w:ascii="Symbol" w:hAnsi="Symbol" w:hint="default"/>
+        <w:color w:val="auto"/>
+      </w:rPr>
+    </w:lvl>
+    <w:lvl w:ilvl="3">
+      <w:start w:val="1"/>
+      <w:numFmt w:val="decimal"/>
+      <w:lvlText w:val="(%4)"/>
+      <w:lvlJc w:val="left"/>
+      <w:pPr>
+        <w:ind w:left="1440" w:hanging="360"/>
+      </w:pPr>
+      <w:rPr>
+        <w:rFonts w:hint="default"/>
+      </w:rPr>
+    </w:lvl>
+    <w:lvl w:ilvl="4">
+      <w:start w:val="1"/>
+      <w:numFmt w:val="lowerLetter"/>
+      <w:lvlText w:val="(%5)"/>
+      <w:lvlJc w:val="left"/>
+      <w:pPr>
+        <w:ind w:left="1800" w:hanging="360"/>
+      </w:pPr>
+      <w:rPr>
+        <w:rFonts w:hint="default"/>
+      </w:rPr>
+    </w:lvl>
+    <w:lvl w:ilvl="5">
+      <w:start w:val="1"/>
+      <w:numFmt w:val="lowerRoman"/>
+      <w:lvlText w:val="(%6)"/>
+      <w:lvlJc w:val="left"/>
+      <w:pPr>
+        <w:ind w:left="2160" w:hanging="360"/>
+      </w:pPr>
+      <w:rPr>
+        <w:rFonts w:hint="default"/>
+      </w:rPr>
+    </w:lvl>
+    <w:lvl w:ilvl="6">
+      <w:start w:val="1"/>
+      <w:numFmt w:val="decimal"/>
+      <w:lvlText w:val="%7."/>
+      <w:lvlJc w:val="left"/>
+      <w:pPr>
+        <w:ind w:left="2520" w:hanging="360"/>
+      </w:pPr>
+      <w:rPr>
+        <w:rFonts w:hint="default"/>
+      </w:rPr>
+    </w:lvl>
+    <w:lvl w:ilvl="7">
+      <w:start w:val="1"/>
+      <w:numFmt w:val="lowerLetter"/>
+      <w:lvlText w:val="%8."/>
+      <w:lvlJc w:val="left"/>
+      <w:pPr>
+        <w:ind w:left="2880" w:hanging="360"/>
+      </w:pPr>
+      <w:rPr>
+        <w:rFonts w:hint="default"/>
+      </w:rPr>
+    </w:lvl>
+    <w:lvl w:ilvl="8">
+      <w:start w:val="1"/>
+      <w:numFmt w:val="lowerRoman"/>
+      <w:lvlText w:val="%9."/>
+      <w:lvlJc w:val="left"/>
+      <w:pPr>
+        <w:ind w:left="3240" w:hanging="360"/>
+      </w:pPr>
+      <w:rPr>
+        <w:rFonts w:hint="default"/>
+      </w:rPr>
+    </w:lvl>
+  </w:abstractNum>
+  <w:abstractNum w:abstractNumId="10" w15:restartNumberingAfterBreak="0">
     <w:nsid w:val="2B7E2CC4"/>
     <w:multiLevelType w:val="multilevel"/>
     <w:tmpl w:val="5D642F7E"/>
@@ -3161,7 +4272,7 @@
       </w:rPr>
     </w:lvl>
   </w:abstractNum>
-  <w:abstractNum w:abstractNumId="9" w15:restartNumberingAfterBreak="0">
+  <w:abstractNum w:abstractNumId="11" w15:restartNumberingAfterBreak="0">
     <w:nsid w:val="30D22D7F"/>
     <w:multiLevelType w:val="hybridMultilevel"/>
     <w:tmpl w:val="4C48F526"/>
@@ -3274,7 +4385,7 @@
       </w:rPr>
     </w:lvl>
   </w:abstractNum>
-  <w:abstractNum w:abstractNumId="10" w15:restartNumberingAfterBreak="0">
+  <w:abstractNum w:abstractNumId="12" w15:restartNumberingAfterBreak="0">
     <w:nsid w:val="321504D1"/>
     <w:multiLevelType w:val="hybridMultilevel"/>
     <w:tmpl w:val="EBEEB53A"/>
@@ -3387,7 +4498,7 @@
       </w:rPr>
     </w:lvl>
   </w:abstractNum>
-  <w:abstractNum w:abstractNumId="11" w15:restartNumberingAfterBreak="0">
+  <w:abstractNum w:abstractNumId="13" w15:restartNumberingAfterBreak="0">
     <w:nsid w:val="33852713"/>
     <w:multiLevelType w:val="multilevel"/>
     <w:tmpl w:val="5D642F7E"/>
@@ -3502,7 +4613,122 @@
       </w:rPr>
     </w:lvl>
   </w:abstractNum>
-  <w:abstractNum w:abstractNumId="12" w15:restartNumberingAfterBreak="0">
+  <w:abstractNum w:abstractNumId="14" w15:restartNumberingAfterBreak="0">
+    <w:nsid w:val="33A87142"/>
+    <w:multiLevelType w:val="multilevel"/>
+    <w:tmpl w:val="351A9794"/>
+    <w:lvl w:ilvl="0">
+      <w:start w:val="1"/>
+      <w:numFmt w:val="bullet"/>
+      <w:lvlText w:val=""/>
+      <w:lvlJc w:val="left"/>
+      <w:pPr>
+        <w:ind w:left="360" w:hanging="360"/>
+      </w:pPr>
+      <w:rPr>
+        <w:rFonts w:ascii="Symbol" w:hAnsi="Symbol" w:hint="default"/>
+      </w:rPr>
+    </w:lvl>
+    <w:lvl w:ilvl="1">
+      <w:start w:val="1"/>
+      <w:numFmt w:val="bullet"/>
+      <w:lvlText w:val=""/>
+      <w:lvlJc w:val="left"/>
+      <w:pPr>
+        <w:ind w:left="720" w:hanging="360"/>
+      </w:pPr>
+      <w:rPr>
+        <w:rFonts w:ascii="Symbol" w:hAnsi="Symbol" w:hint="default"/>
+        <w:color w:val="auto"/>
+      </w:rPr>
+    </w:lvl>
+    <w:lvl w:ilvl="2">
+      <w:start w:val="1"/>
+      <w:numFmt w:val="bullet"/>
+      <w:lvlText w:val=""/>
+      <w:lvlJc w:val="left"/>
+      <w:pPr>
+        <w:ind w:left="1080" w:hanging="360"/>
+      </w:pPr>
+      <w:rPr>
+        <w:rFonts w:ascii="Symbol" w:hAnsi="Symbol" w:hint="default"/>
+        <w:color w:val="auto"/>
+      </w:rPr>
+    </w:lvl>
+    <w:lvl w:ilvl="3">
+      <w:start w:val="1"/>
+      <w:numFmt w:val="decimal"/>
+      <w:lvlText w:val="(%4)"/>
+      <w:lvlJc w:val="left"/>
+      <w:pPr>
+        <w:ind w:left="1440" w:hanging="360"/>
+      </w:pPr>
+      <w:rPr>
+        <w:rFonts w:hint="default"/>
+      </w:rPr>
+    </w:lvl>
+    <w:lvl w:ilvl="4">
+      <w:start w:val="1"/>
+      <w:numFmt w:val="lowerLetter"/>
+      <w:lvlText w:val="(%5)"/>
+      <w:lvlJc w:val="left"/>
+      <w:pPr>
+        <w:ind w:left="1800" w:hanging="360"/>
+      </w:pPr>
+      <w:rPr>
+        <w:rFonts w:hint="default"/>
+      </w:rPr>
+    </w:lvl>
+    <w:lvl w:ilvl="5">
+      <w:start w:val="1"/>
+      <w:numFmt w:val="lowerRoman"/>
+      <w:lvlText w:val="(%6)"/>
+      <w:lvlJc w:val="left"/>
+      <w:pPr>
+        <w:ind w:left="2160" w:hanging="360"/>
+      </w:pPr>
+      <w:rPr>
+        <w:rFonts w:hint="default"/>
+      </w:rPr>
+    </w:lvl>
+    <w:lvl w:ilvl="6">
+      <w:start w:val="1"/>
+      <w:numFmt w:val="decimal"/>
+      <w:lvlText w:val="%7."/>
+      <w:lvlJc w:val="left"/>
+      <w:pPr>
+        <w:ind w:left="2520" w:hanging="360"/>
+      </w:pPr>
+      <w:rPr>
+        <w:rFonts w:hint="default"/>
+      </w:rPr>
+    </w:lvl>
+    <w:lvl w:ilvl="7">
+      <w:start w:val="1"/>
+      <w:numFmt w:val="lowerLetter"/>
+      <w:lvlText w:val="%8."/>
+      <w:lvlJc w:val="left"/>
+      <w:pPr>
+        <w:ind w:left="2880" w:hanging="360"/>
+      </w:pPr>
+      <w:rPr>
+        <w:rFonts w:hint="default"/>
+      </w:rPr>
+    </w:lvl>
+    <w:lvl w:ilvl="8">
+      <w:start w:val="1"/>
+      <w:numFmt w:val="lowerRoman"/>
+      <w:lvlText w:val="%9."/>
+      <w:lvlJc w:val="left"/>
+      <w:pPr>
+        <w:ind w:left="3240" w:hanging="360"/>
+      </w:pPr>
+      <w:rPr>
+        <w:rFonts w:hint="default"/>
+      </w:rPr>
+    </w:lvl>
+  </w:abstractNum>
+  <w:abstractNum w:abstractNumId="15" w15:restartNumberingAfterBreak="0">
     <w:nsid w:val="36AA609C"/>
     <w:multiLevelType w:val="multilevel"/>
     <w:tmpl w:val="5D642F7E"/>
@@ -3617,7 +4843,236 @@
       </w:rPr>
     </w:lvl>
   </w:abstractNum>
-  <w:abstractNum w:abstractNumId="13" w15:restartNumberingAfterBreak="0">
+  <w:abstractNum w:abstractNumId="16" w15:restartNumberingAfterBreak="0">
+    <w:nsid w:val="3EC972C6"/>
+    <w:multiLevelType w:val="multilevel"/>
+    <w:tmpl w:val="351A9794"/>
+    <w:lvl w:ilvl="0">
+      <w:start w:val="1"/>
+      <w:numFmt w:val="bullet"/>
+      <w:lvlText w:val=""/>
+      <w:lvlJc w:val="left"/>
+      <w:pPr>
+        <w:ind w:left="360" w:hanging="360"/>
+      </w:pPr>
+      <w:rPr>
+        <w:rFonts w:ascii="Symbol" w:hAnsi="Symbol" w:hint="default"/>
+      </w:rPr>
+    </w:lvl>
+    <w:lvl w:ilvl="1">
+      <w:start w:val="1"/>
+      <w:numFmt w:val="bullet"/>
+      <w:lvlText w:val=""/>
+      <w:lvlJc w:val="left"/>
+      <w:pPr>
+        <w:ind w:left="720" w:hanging="360"/>
+      </w:pPr>
+      <w:rPr>
+        <w:rFonts w:ascii="Symbol" w:hAnsi="Symbol" w:hint="default"/>
+        <w:color w:val="auto"/>
+      </w:rPr>
+    </w:lvl>
+    <w:lvl w:ilvl="2">
+      <w:start w:val="1"/>
+      <w:numFmt w:val="bullet"/>
+      <w:lvlText w:val=""/>
+      <w:lvlJc w:val="left"/>
+      <w:pPr>
+        <w:ind w:left="1080" w:hanging="360"/>
+      </w:pPr>
+      <w:rPr>
+        <w:rFonts w:ascii="Symbol" w:hAnsi="Symbol" w:hint="default"/>
+        <w:color w:val="auto"/>
+      </w:rPr>
+    </w:lvl>
+    <w:lvl w:ilvl="3">
+      <w:start w:val="1"/>
+      <w:numFmt w:val="decimal"/>
+      <w:lvlText w:val="(%4)"/>
+      <w:lvlJc w:val="left"/>
+      <w:pPr>
+        <w:ind w:left="1440" w:hanging="360"/>
+      </w:pPr>
+      <w:rPr>
+        <w:rFonts w:hint="default"/>
+      </w:rPr>
+    </w:lvl>
+    <w:lvl w:ilvl="4">
+      <w:start w:val="1"/>
+      <w:numFmt w:val="lowerLetter"/>
+      <w:lvlText w:val="(%5)"/>
+      <w:lvlJc w:val="left"/>
+      <w:pPr>
+        <w:ind w:left="1800" w:hanging="360"/>
+      </w:pPr>
+      <w:rPr>
+        <w:rFonts w:hint="default"/>
+      </w:rPr>
+    </w:lvl>
+    <w:lvl w:ilvl="5">
+      <w:start w:val="1"/>
+      <w:numFmt w:val="lowerRoman"/>
+      <w:lvlText w:val="(%6)"/>
+      <w:lvlJc w:val="left"/>
+      <w:pPr>
+        <w:ind w:left="2160" w:hanging="360"/>
+      </w:pPr>
+      <w:rPr>
+        <w:rFonts w:hint="default"/>
+      </w:rPr>
+    </w:lvl>
+    <w:lvl w:ilvl="6">
+      <w:start w:val="1"/>
+      <w:numFmt w:val="decimal"/>
+      <w:lvlText w:val="%7."/>
+      <w:lvlJc w:val="left"/>
+      <w:pPr>
+        <w:ind w:left="2520" w:hanging="360"/>
+      </w:pPr>
+      <w:rPr>
+        <w:rFonts w:hint="default"/>
+      </w:rPr>
+    </w:lvl>
+    <w:lvl w:ilvl="7">
+      <w:start w:val="1"/>
+      <w:numFmt w:val="lowerLetter"/>
+      <w:lvlText w:val="%8."/>
+      <w:lvlJc w:val="left"/>
+      <w:pPr>
+        <w:ind w:left="2880" w:hanging="360"/>
+      </w:pPr>
+      <w:rPr>
+        <w:rFonts w:hint="default"/>
+      </w:rPr>
+    </w:lvl>
+    <w:lvl w:ilvl="8">
+      <w:start w:val="1"/>
+      <w:numFmt w:val="lowerRoman"/>
+      <w:lvlText w:val="%9."/>
+      <w:lvlJc w:val="left"/>
+      <w:pPr>
+        <w:ind w:left="3240" w:hanging="360"/>
+      </w:pPr>
+      <w:rPr>
+        <w:rFonts w:hint="default"/>
+      </w:rPr>
+    </w:lvl>
+  </w:abstractNum>
+  <w:abstractNum w:abstractNumId="17" w15:restartNumberingAfterBreak="0">
+    <w:nsid w:val="3FC10697"/>
+    <w:multiLevelType w:val="multilevel"/>
+    <w:tmpl w:val="F03603FA"/>
+    <w:lvl w:ilvl="0">
+      <w:start w:val="1"/>
+      <w:numFmt w:val="decimal"/>
+      <w:lvlText w:val="%1."/>
+      <w:lvlJc w:val="left"/>
+      <w:pPr>
+        <w:ind w:left="360" w:hanging="360"/>
+      </w:pPr>
+      <w:rPr>
+        <w:rFonts w:hint="default"/>
+      </w:rPr>
+    </w:lvl>
+    <w:lvl w:ilvl="1">
+      <w:start w:val="1"/>
+      <w:numFmt w:val="bullet"/>
+      <w:lvlText w:val=""/>
+      <w:lvlJc w:val="left"/>
+      <w:pPr>
+        <w:ind w:left="720" w:hanging="360"/>
+      </w:pPr>
+      <w:rPr>
+        <w:rFonts w:ascii="Symbol" w:hAnsi="Symbol" w:hint="default"/>
+        <w:color w:val="auto"/>
+      </w:rPr>
+    </w:lvl>
+    <w:lvl w:ilvl="2">
+      <w:start w:val="1"/>
+      <w:numFmt w:val="lowerRoman"/>
+      <w:lvlText w:val="%3)"/>
+      <w:lvlJc w:val="left"/>
+      <w:pPr>
+        <w:ind w:left="1080" w:hanging="360"/>
+      </w:pPr>
+      <w:rPr>
+        <w:rFonts w:hint="default"/>
+      </w:rPr>
+    </w:lvl>
+    <w:lvl w:ilvl="3">
+      <w:start w:val="1"/>
+      <w:numFmt w:val="decimal"/>
+      <w:lvlText w:val="(%4)"/>
+      <w:lvlJc w:val="left"/>
+      <w:pPr>
+        <w:ind w:left="1440" w:hanging="360"/>
+      </w:pPr>
+      <w:rPr>
+        <w:rFonts w:hint="default"/>
+      </w:rPr>
+    </w:lvl>
+    <w:lvl w:ilvl="4">
+      <w:start w:val="1"/>
+      <w:numFmt w:val="lowerLetter"/>
+      <w:lvlText w:val="(%5)"/>
+      <w:lvlJc w:val="left"/>
+      <w:pPr>
+        <w:ind w:left="1800" w:hanging="360"/>
+      </w:pPr>
+      <w:rPr>
+        <w:rFonts w:hint="default"/>
+      </w:rPr>
+    </w:lvl>
+    <w:lvl w:ilvl="5">
+      <w:start w:val="1"/>
+      <w:numFmt w:val="lowerRoman"/>
+      <w:lvlText w:val="(%6)"/>
+      <w:lvlJc w:val="left"/>
+      <w:pPr>
+        <w:ind w:left="2160" w:hanging="360"/>
+      </w:pPr>
+      <w:rPr>
+        <w:rFonts w:hint="default"/>
+      </w:rPr>
+    </w:lvl>
+    <w:lvl w:ilvl="6">
+      <w:start w:val="1"/>
+      <w:numFmt w:val="decimal"/>
+      <w:lvlText w:val="%7."/>
+      <w:lvlJc w:val="left"/>
+      <w:pPr>
+        <w:ind w:left="2520" w:hanging="360"/>
+      </w:pPr>
+      <w:rPr>
+        <w:rFonts w:hint="default"/>
+      </w:rPr>
+    </w:lvl>
+    <w:lvl w:ilvl="7">
+      <w:start w:val="1"/>
+      <w:numFmt w:val="lowerLetter"/>
+      <w:lvlText w:val="%8."/>
+      <w:lvlJc w:val="left"/>
+      <w:pPr>
+        <w:ind w:left="2880" w:hanging="360"/>
+      </w:pPr>
+      <w:rPr>
+        <w:rFonts w:hint="default"/>
+      </w:rPr>
+    </w:lvl>
+    <w:lvl w:ilvl="8">
+      <w:start w:val="1"/>
+      <w:numFmt w:val="lowerRoman"/>
+      <w:lvlText w:val="%9."/>
+      <w:lvlJc w:val="left"/>
+      <w:pPr>
+        <w:ind w:left="3240" w:hanging="360"/>
+      </w:pPr>
+      <w:rPr>
+        <w:rFonts w:hint="default"/>
+      </w:rPr>
+    </w:lvl>
+  </w:abstractNum>
+  <w:abstractNum w:abstractNumId="18" w15:restartNumberingAfterBreak="0">
     <w:nsid w:val="407229D9"/>
     <w:multiLevelType w:val="multilevel"/>
     <w:tmpl w:val="5D642F7E"/>
@@ -3732,7 +5187,7 @@
       </w:rPr>
     </w:lvl>
   </w:abstractNum>
-  <w:abstractNum w:abstractNumId="14" w15:restartNumberingAfterBreak="0">
+  <w:abstractNum w:abstractNumId="19" w15:restartNumberingAfterBreak="0">
     <w:nsid w:val="444B2F3A"/>
     <w:multiLevelType w:val="hybridMultilevel"/>
     <w:tmpl w:val="E4927358"/>
@@ -3845,7 +5300,7 @@
       </w:rPr>
     </w:lvl>
   </w:abstractNum>
-  <w:abstractNum w:abstractNumId="15" w15:restartNumberingAfterBreak="0">
+  <w:abstractNum w:abstractNumId="20" w15:restartNumberingAfterBreak="0">
     <w:nsid w:val="451F6B59"/>
     <w:multiLevelType w:val="hybridMultilevel"/>
     <w:tmpl w:val="0CF2F644"/>
@@ -3958,7 +5413,121 @@
       </w:rPr>
     </w:lvl>
   </w:abstractNum>
-  <w:abstractNum w:abstractNumId="16" w15:restartNumberingAfterBreak="0">
+  <w:abstractNum w:abstractNumId="21" w15:restartNumberingAfterBreak="0">
+    <w:nsid w:val="45A345EE"/>
+    <w:multiLevelType w:val="multilevel"/>
+    <w:tmpl w:val="F03603FA"/>
+    <w:lvl w:ilvl="0">
+      <w:start w:val="1"/>
+      <w:numFmt w:val="decimal"/>
+      <w:lvlText w:val="%1."/>
+      <w:lvlJc w:val="left"/>
+      <w:pPr>
+        <w:ind w:left="360" w:hanging="360"/>
+      </w:pPr>
+      <w:rPr>
+        <w:rFonts w:hint="default"/>
+      </w:rPr>
+    </w:lvl>
+    <w:lvl w:ilvl="1">
+      <w:start w:val="1"/>
+      <w:numFmt w:val="bullet"/>
+      <w:lvlText w:val=""/>
+      <w:lvlJc w:val="left"/>
+      <w:pPr>
+        <w:ind w:left="720" w:hanging="360"/>
+      </w:pPr>
+      <w:rPr>
+        <w:rFonts w:ascii="Symbol" w:hAnsi="Symbol" w:hint="default"/>
+        <w:color w:val="auto"/>
+      </w:rPr>
+    </w:lvl>
+    <w:lvl w:ilvl="2">
+      <w:start w:val="1"/>
+      <w:numFmt w:val="lowerRoman"/>
+      <w:lvlText w:val="%3)"/>
+      <w:lvlJc w:val="left"/>
+      <w:pPr>
+        <w:ind w:left="1080" w:hanging="360"/>
+      </w:pPr>
+      <w:rPr>
+        <w:rFonts w:hint="default"/>
+      </w:rPr>
+    </w:lvl>
+    <w:lvl w:ilvl="3">
+      <w:start w:val="1"/>
+      <w:numFmt w:val="decimal"/>
+      <w:lvlText w:val="(%4)"/>
+      <w:lvlJc w:val="left"/>
+      <w:pPr>
+        <w:ind w:left="1440" w:hanging="360"/>
+      </w:pPr>
+      <w:rPr>
+        <w:rFonts w:hint="default"/>
+      </w:rPr>
+    </w:lvl>
+    <w:lvl w:ilvl="4">
+      <w:start w:val="1"/>
+      <w:numFmt w:val="lowerLetter"/>
+      <w:lvlText w:val="(%5)"/>
+      <w:lvlJc w:val="left"/>
+      <w:pPr>
+        <w:ind w:left="1800" w:hanging="360"/>
+      </w:pPr>
+      <w:rPr>
+        <w:rFonts w:hint="default"/>
+      </w:rPr>
+    </w:lvl>
+    <w:lvl w:ilvl="5">
+      <w:start w:val="1"/>
+      <w:numFmt w:val="lowerRoman"/>
+      <w:lvlText w:val="(%6)"/>
+      <w:lvlJc w:val="left"/>
+      <w:pPr>
+        <w:ind w:left="2160" w:hanging="360"/>
+      </w:pPr>
+      <w:rPr>
+        <w:rFonts w:hint="default"/>
+      </w:rPr>
+    </w:lvl>
+    <w:lvl w:ilvl="6">
+      <w:start w:val="1"/>
+      <w:numFmt w:val="decimal"/>
+      <w:lvlText w:val="%7."/>
+      <w:lvlJc w:val="left"/>
+      <w:pPr>
+        <w:ind w:left="2520" w:hanging="360"/>
+      </w:pPr>
+      <w:rPr>
+        <w:rFonts w:hint="default"/>
+      </w:rPr>
+    </w:lvl>
+    <w:lvl w:ilvl="7">
+      <w:start w:val="1"/>
+      <w:numFmt w:val="lowerLetter"/>
+      <w:lvlText w:val="%8."/>
+      <w:lvlJc w:val="left"/>
+      <w:pPr>
+        <w:ind w:left="2880" w:hanging="360"/>
+      </w:pPr>
+      <w:rPr>
+        <w:rFonts w:hint="default"/>
+      </w:rPr>
+    </w:lvl>
+    <w:lvl w:ilvl="8">
+      <w:start w:val="1"/>
+      <w:numFmt w:val="lowerRoman"/>
+      <w:lvlText w:val="%9."/>
+      <w:lvlJc w:val="left"/>
+      <w:pPr>
+        <w:ind w:left="3240" w:hanging="360"/>
+      </w:pPr>
+      <w:rPr>
+        <w:rFonts w:hint="default"/>
+      </w:rPr>
+    </w:lvl>
+  </w:abstractNum>
+  <w:abstractNum w:abstractNumId="22" w15:restartNumberingAfterBreak="0">
     <w:nsid w:val="45F33A6C"/>
     <w:multiLevelType w:val="multilevel"/>
     <w:tmpl w:val="65A00BF4"/>
@@ -4072,7 +5641,7 @@
       </w:rPr>
     </w:lvl>
   </w:abstractNum>
-  <w:abstractNum w:abstractNumId="17" w15:restartNumberingAfterBreak="0">
+  <w:abstractNum w:abstractNumId="23" w15:restartNumberingAfterBreak="0">
     <w:nsid w:val="4D1D068A"/>
     <w:multiLevelType w:val="multilevel"/>
     <w:tmpl w:val="BEB83A76"/>
@@ -4186,7 +5755,7 @@
       </w:rPr>
     </w:lvl>
   </w:abstractNum>
-  <w:abstractNum w:abstractNumId="18" w15:restartNumberingAfterBreak="0">
+  <w:abstractNum w:abstractNumId="24" w15:restartNumberingAfterBreak="0">
     <w:nsid w:val="4DFE5AA0"/>
     <w:multiLevelType w:val="multilevel"/>
     <w:tmpl w:val="5D642F7E"/>
@@ -4301,7 +5870,7 @@
       </w:rPr>
     </w:lvl>
   </w:abstractNum>
-  <w:abstractNum w:abstractNumId="19" w15:restartNumberingAfterBreak="0">
+  <w:abstractNum w:abstractNumId="25" w15:restartNumberingAfterBreak="0">
     <w:nsid w:val="50290968"/>
     <w:multiLevelType w:val="hybridMultilevel"/>
     <w:tmpl w:val="3E06BE96"/>
@@ -4414,7 +5983,7 @@
       </w:rPr>
     </w:lvl>
   </w:abstractNum>
-  <w:abstractNum w:abstractNumId="20" w15:restartNumberingAfterBreak="0">
+  <w:abstractNum w:abstractNumId="26" w15:restartNumberingAfterBreak="0">
     <w:nsid w:val="52067497"/>
     <w:multiLevelType w:val="multilevel"/>
     <w:tmpl w:val="BEB83A76"/>
@@ -4528,7 +6097,7 @@
       </w:rPr>
     </w:lvl>
   </w:abstractNum>
-  <w:abstractNum w:abstractNumId="21" w15:restartNumberingAfterBreak="0">
+  <w:abstractNum w:abstractNumId="27" w15:restartNumberingAfterBreak="0">
     <w:nsid w:val="528047F3"/>
     <w:multiLevelType w:val="multilevel"/>
     <w:tmpl w:val="5D642F7E"/>
@@ -4643,7 +6212,7 @@
       </w:rPr>
     </w:lvl>
   </w:abstractNum>
-  <w:abstractNum w:abstractNumId="22" w15:restartNumberingAfterBreak="0">
+  <w:abstractNum w:abstractNumId="28" w15:restartNumberingAfterBreak="0">
     <w:nsid w:val="56887157"/>
     <w:multiLevelType w:val="hybridMultilevel"/>
     <w:tmpl w:val="C82CF192"/>
@@ -4729,7 +6298,7 @@
       </w:pPr>
     </w:lvl>
   </w:abstractNum>
-  <w:abstractNum w:abstractNumId="23" w15:restartNumberingAfterBreak="0">
+  <w:abstractNum w:abstractNumId="29" w15:restartNumberingAfterBreak="0">
     <w:nsid w:val="5D2D5AE5"/>
     <w:multiLevelType w:val="multilevel"/>
     <w:tmpl w:val="5D642F7E"/>
@@ -4844,7 +6413,7 @@
       </w:rPr>
     </w:lvl>
   </w:abstractNum>
-  <w:abstractNum w:abstractNumId="24" w15:restartNumberingAfterBreak="0">
+  <w:abstractNum w:abstractNumId="30" w15:restartNumberingAfterBreak="0">
     <w:nsid w:val="5F79024F"/>
     <w:multiLevelType w:val="multilevel"/>
     <w:tmpl w:val="F03603FA"/>
@@ -4958,7 +6527,7 @@
       </w:rPr>
     </w:lvl>
   </w:abstractNum>
-  <w:abstractNum w:abstractNumId="25" w15:restartNumberingAfterBreak="0">
+  <w:abstractNum w:abstractNumId="31" w15:restartNumberingAfterBreak="0">
     <w:nsid w:val="637842FD"/>
     <w:multiLevelType w:val="hybridMultilevel"/>
     <w:tmpl w:val="46DEFE36"/>
@@ -5071,7 +6640,7 @@
       </w:rPr>
     </w:lvl>
   </w:abstractNum>
-  <w:abstractNum w:abstractNumId="26" w15:restartNumberingAfterBreak="0">
+  <w:abstractNum w:abstractNumId="32" w15:restartNumberingAfterBreak="0">
     <w:nsid w:val="64166A4D"/>
     <w:multiLevelType w:val="hybridMultilevel"/>
     <w:tmpl w:val="BD9EF6DE"/>
@@ -5157,7 +6726,7 @@
       </w:pPr>
     </w:lvl>
   </w:abstractNum>
-  <w:abstractNum w:abstractNumId="27" w15:restartNumberingAfterBreak="0">
+  <w:abstractNum w:abstractNumId="33" w15:restartNumberingAfterBreak="0">
     <w:nsid w:val="67BB386B"/>
     <w:multiLevelType w:val="multilevel"/>
     <w:tmpl w:val="58D8E9AE"/>
@@ -5271,7 +6840,122 @@
       </w:rPr>
     </w:lvl>
   </w:abstractNum>
-  <w:abstractNum w:abstractNumId="28" w15:restartNumberingAfterBreak="0">
+  <w:abstractNum w:abstractNumId="34" w15:restartNumberingAfterBreak="0">
+    <w:nsid w:val="6F0D2114"/>
+    <w:multiLevelType w:val="multilevel"/>
+    <w:tmpl w:val="351A9794"/>
+    <w:lvl w:ilvl="0">
+      <w:start w:val="1"/>
+      <w:numFmt w:val="bullet"/>
+      <w:lvlText w:val=""/>
+      <w:lvlJc w:val="left"/>
+      <w:pPr>
+        <w:ind w:left="360" w:hanging="360"/>
+      </w:pPr>
+      <w:rPr>
+        <w:rFonts w:ascii="Symbol" w:hAnsi="Symbol" w:hint="default"/>
+      </w:rPr>
+    </w:lvl>
+    <w:lvl w:ilvl="1">
+      <w:start w:val="1"/>
+      <w:numFmt w:val="bullet"/>
+      <w:lvlText w:val=""/>
+      <w:lvlJc w:val="left"/>
+      <w:pPr>
+        <w:ind w:left="720" w:hanging="360"/>
+      </w:pPr>
+      <w:rPr>
+        <w:rFonts w:ascii="Symbol" w:hAnsi="Symbol" w:hint="default"/>
+        <w:color w:val="auto"/>
+      </w:rPr>
+    </w:lvl>
+    <w:lvl w:ilvl="2">
+      <w:start w:val="1"/>
+      <w:numFmt w:val="bullet"/>
+      <w:lvlText w:val=""/>
+      <w:lvlJc w:val="left"/>
+      <w:pPr>
+        <w:ind w:left="1080" w:hanging="360"/>
+      </w:pPr>
+      <w:rPr>
+        <w:rFonts w:ascii="Symbol" w:hAnsi="Symbol" w:hint="default"/>
+        <w:color w:val="auto"/>
+      </w:rPr>
+    </w:lvl>
+    <w:lvl w:ilvl="3">
+      <w:start w:val="1"/>
+      <w:numFmt w:val="decimal"/>
+      <w:lvlText w:val="(%4)"/>
+      <w:lvlJc w:val="left"/>
+      <w:pPr>
+        <w:ind w:left="1440" w:hanging="360"/>
+      </w:pPr>
+      <w:rPr>
+        <w:rFonts w:hint="default"/>
+      </w:rPr>
+    </w:lvl>
+    <w:lvl w:ilvl="4">
+      <w:start w:val="1"/>
+      <w:numFmt w:val="lowerLetter"/>
+      <w:lvlText w:val="(%5)"/>
+      <w:lvlJc w:val="left"/>
+      <w:pPr>
+        <w:ind w:left="1800" w:hanging="360"/>
+      </w:pPr>
+      <w:rPr>
+        <w:rFonts w:hint="default"/>
+      </w:rPr>
+    </w:lvl>
+    <w:lvl w:ilvl="5">
+      <w:start w:val="1"/>
+      <w:numFmt w:val="lowerRoman"/>
+      <w:lvlText w:val="(%6)"/>
+      <w:lvlJc w:val="left"/>
+      <w:pPr>
+        <w:ind w:left="2160" w:hanging="360"/>
+      </w:pPr>
+      <w:rPr>
+        <w:rFonts w:hint="default"/>
+      </w:rPr>
+    </w:lvl>
+    <w:lvl w:ilvl="6">
+      <w:start w:val="1"/>
+      <w:numFmt w:val="decimal"/>
+      <w:lvlText w:val="%7."/>
+      <w:lvlJc w:val="left"/>
+      <w:pPr>
+        <w:ind w:left="2520" w:hanging="360"/>
+      </w:pPr>
+      <w:rPr>
+        <w:rFonts w:hint="default"/>
+      </w:rPr>
+    </w:lvl>
+    <w:lvl w:ilvl="7">
+      <w:start w:val="1"/>
+      <w:numFmt w:val="lowerLetter"/>
+      <w:lvlText w:val="%8."/>
+      <w:lvlJc w:val="left"/>
+      <w:pPr>
+        <w:ind w:left="2880" w:hanging="360"/>
+      </w:pPr>
+      <w:rPr>
+        <w:rFonts w:hint="default"/>
+      </w:rPr>
+    </w:lvl>
+    <w:lvl w:ilvl="8">
+      <w:start w:val="1"/>
+      <w:numFmt w:val="lowerRoman"/>
+      <w:lvlText w:val="%9."/>
+      <w:lvlJc w:val="left"/>
+      <w:pPr>
+        <w:ind w:left="3240" w:hanging="360"/>
+      </w:pPr>
+      <w:rPr>
+        <w:rFonts w:hint="default"/>
+      </w:rPr>
+    </w:lvl>
+  </w:abstractNum>
+  <w:abstractNum w:abstractNumId="35" w15:restartNumberingAfterBreak="0">
     <w:nsid w:val="70F11623"/>
     <w:multiLevelType w:val="hybridMultilevel"/>
     <w:tmpl w:val="4232E888"/>
@@ -5384,7 +7068,7 @@
       </w:rPr>
     </w:lvl>
   </w:abstractNum>
-  <w:abstractNum w:abstractNumId="29" w15:restartNumberingAfterBreak="0">
+  <w:abstractNum w:abstractNumId="36" w15:restartNumberingAfterBreak="0">
     <w:nsid w:val="712D0B29"/>
     <w:multiLevelType w:val="hybridMultilevel"/>
     <w:tmpl w:val="F95244CA"/>
@@ -5476,7 +7160,7 @@
       </w:pPr>
     </w:lvl>
   </w:abstractNum>
-  <w:abstractNum w:abstractNumId="30" w15:restartNumberingAfterBreak="0">
+  <w:abstractNum w:abstractNumId="37" w15:restartNumberingAfterBreak="0">
     <w:nsid w:val="722541F7"/>
     <w:multiLevelType w:val="hybridMultilevel"/>
     <w:tmpl w:val="BDF04394"/>
@@ -5589,7 +7273,7 @@
       </w:rPr>
     </w:lvl>
   </w:abstractNum>
-  <w:abstractNum w:abstractNumId="31" w15:restartNumberingAfterBreak="0">
+  <w:abstractNum w:abstractNumId="38" w15:restartNumberingAfterBreak="0">
     <w:nsid w:val="72C52F91"/>
     <w:multiLevelType w:val="hybridMultilevel"/>
     <w:tmpl w:val="126029C0"/>
@@ -5702,7 +7386,7 @@
       </w:rPr>
     </w:lvl>
   </w:abstractNum>
-  <w:abstractNum w:abstractNumId="32" w15:restartNumberingAfterBreak="0">
+  <w:abstractNum w:abstractNumId="39" w15:restartNumberingAfterBreak="0">
     <w:nsid w:val="73D21A5B"/>
     <w:multiLevelType w:val="hybridMultilevel"/>
     <w:tmpl w:val="9586E2E4"/>
@@ -5788,7 +7472,7 @@
       </w:pPr>
     </w:lvl>
   </w:abstractNum>
-  <w:abstractNum w:abstractNumId="33" w15:restartNumberingAfterBreak="0">
+  <w:abstractNum w:abstractNumId="40" w15:restartNumberingAfterBreak="0">
     <w:nsid w:val="7D8F1865"/>
     <w:multiLevelType w:val="multilevel"/>
     <w:tmpl w:val="58D8E9AE"/>
@@ -5902,65 +7586,178 @@
       </w:rPr>
     </w:lvl>
   </w:abstractNum>
+  <w:abstractNum w:abstractNumId="41" w15:restartNumberingAfterBreak="0">
+    <w:nsid w:val="7E194C7C"/>
+    <w:multiLevelType w:val="hybridMultilevel"/>
+    <w:tmpl w:val="D0B8A6E4"/>
+    <w:lvl w:ilvl="0" w:tplc="04190001">
+      <w:start w:val="1"/>
+      <w:numFmt w:val="bullet"/>
+      <w:lvlText w:val=""/>
+      <w:lvlJc w:val="left"/>
+      <w:pPr>
+        <w:ind w:left="720" w:hanging="360"/>
+      </w:pPr>
+      <w:rPr>
+        <w:rFonts w:ascii="Symbol" w:hAnsi="Symbol" w:hint="default"/>
+      </w:rPr>
+    </w:lvl>
+    <w:lvl w:ilvl="1" w:tplc="04190003" w:tentative="1">
+      <w:start w:val="1"/>
+      <w:numFmt w:val="bullet"/>
+      <w:lvlText w:val="o"/>
+      <w:lvlJc w:val="left"/>
+      <w:pPr>
+        <w:ind w:left="1440" w:hanging="360"/>
+      </w:pPr>
+      <w:rPr>
+        <w:rFonts w:ascii="Courier New" w:hAnsi="Courier New" w:cs="Courier New" w:hint="default"/>
+      </w:rPr>
+    </w:lvl>
+    <w:lvl w:ilvl="2" w:tplc="04190005" w:tentative="1">
+      <w:start w:val="1"/>
+      <w:numFmt w:val="bullet"/>
+      <w:lvlText w:val=""/>
+      <w:lvlJc w:val="left"/>
+      <w:pPr>
+        <w:ind w:left="2160" w:hanging="360"/>
+      </w:pPr>
+      <w:rPr>
+        <w:rFonts w:ascii="Wingdings" w:hAnsi="Wingdings" w:hint="default"/>
+      </w:rPr>
+    </w:lvl>
+    <w:lvl w:ilvl="3" w:tplc="04190001" w:tentative="1">
+      <w:start w:val="1"/>
+      <w:numFmt w:val="bullet"/>
+      <w:lvlText w:val=""/>
+      <w:lvlJc w:val="left"/>
+      <w:pPr>
+        <w:ind w:left="2880" w:hanging="360"/>
+      </w:pPr>
+      <w:rPr>
+        <w:rFonts w:ascii="Symbol" w:hAnsi="Symbol" w:hint="default"/>
+      </w:rPr>
+    </w:lvl>
+    <w:lvl w:ilvl="4" w:tplc="04190003" w:tentative="1">
+      <w:start w:val="1"/>
+      <w:numFmt w:val="bullet"/>
+      <w:lvlText w:val="o"/>
+      <w:lvlJc w:val="left"/>
+      <w:pPr>
+        <w:ind w:left="3600" w:hanging="360"/>
+      </w:pPr>
+      <w:rPr>
+        <w:rFonts w:ascii="Courier New" w:hAnsi="Courier New" w:cs="Courier New" w:hint="default"/>
+      </w:rPr>
+    </w:lvl>
+    <w:lvl w:ilvl="5" w:tplc="04190005" w:tentative="1">
+      <w:start w:val="1"/>
+      <w:numFmt w:val="bullet"/>
+      <w:lvlText w:val=""/>
+      <w:lvlJc w:val="left"/>
+      <w:pPr>
+        <w:ind w:left="4320" w:hanging="360"/>
+      </w:pPr>
+      <w:rPr>
+        <w:rFonts w:ascii="Wingdings" w:hAnsi="Wingdings" w:hint="default"/>
+      </w:rPr>
+    </w:lvl>
+    <w:lvl w:ilvl="6" w:tplc="04190001" w:tentative="1">
+      <w:start w:val="1"/>
+      <w:numFmt w:val="bullet"/>
+      <w:lvlText w:val=""/>
+      <w:lvlJc w:val="left"/>
+      <w:pPr>
+        <w:ind w:left="5040" w:hanging="360"/>
+      </w:pPr>
+      <w:rPr>
+        <w:rFonts w:ascii="Symbol" w:hAnsi="Symbol" w:hint="default"/>
+      </w:rPr>
+    </w:lvl>
+    <w:lvl w:ilvl="7" w:tplc="04190003" w:tentative="1">
+      <w:start w:val="1"/>
+      <w:numFmt w:val="bullet"/>
+      <w:lvlText w:val="o"/>
+      <w:lvlJc w:val="left"/>
+      <w:pPr>
+        <w:ind w:left="5760" w:hanging="360"/>
+      </w:pPr>
+      <w:rPr>
+        <w:rFonts w:ascii="Courier New" w:hAnsi="Courier New" w:cs="Courier New" w:hint="default"/>
+      </w:rPr>
+    </w:lvl>
+    <w:lvl w:ilvl="8" w:tplc="04190005" w:tentative="1">
+      <w:start w:val="1"/>
+      <w:numFmt w:val="bullet"/>
+      <w:lvlText w:val=""/>
+      <w:lvlJc w:val="left"/>
+      <w:pPr>
+        <w:ind w:left="6480" w:hanging="360"/>
+      </w:pPr>
+      <w:rPr>
+        <w:rFonts w:ascii="Wingdings" w:hAnsi="Wingdings" w:hint="default"/>
+      </w:rPr>
+    </w:lvl>
+  </w:abstractNum>
   <w:num w:numId="1" w16cid:durableId="1694964843">
-    <w:abstractNumId w:val="31"/>
+    <w:abstractNumId w:val="38"/>
   </w:num>
   <w:num w:numId="2" w16cid:durableId="368606771">
-    <w:abstractNumId w:val="10"/>
+    <w:abstractNumId w:val="12"/>
   </w:num>
   <w:num w:numId="3" w16cid:durableId="933438129">
-    <w:abstractNumId w:val="6"/>
+    <w:abstractNumId w:val="7"/>
   </w:num>
   <w:num w:numId="4" w16cid:durableId="1578712521">
     <w:abstractNumId w:val="1"/>
   </w:num>
   <w:num w:numId="5" w16cid:durableId="2036617979">
-    <w:abstractNumId w:val="7"/>
+    <w:abstractNumId w:val="8"/>
   </w:num>
   <w:num w:numId="6" w16cid:durableId="2131389973">
-    <w:abstractNumId w:val="25"/>
+    <w:abstractNumId w:val="31"/>
   </w:num>
   <w:num w:numId="7" w16cid:durableId="928738859">
-    <w:abstractNumId w:val="15"/>
+    <w:abstractNumId w:val="20"/>
   </w:num>
   <w:num w:numId="8" w16cid:durableId="956788988">
-    <w:abstractNumId w:val="22"/>
+    <w:abstractNumId w:val="28"/>
   </w:num>
   <w:num w:numId="9" w16cid:durableId="1670062955">
-    <w:abstractNumId w:val="28"/>
+    <w:abstractNumId w:val="35"/>
   </w:num>
   <w:num w:numId="10" w16cid:durableId="1356928992">
-    <w:abstractNumId w:val="9"/>
+    <w:abstractNumId w:val="11"/>
   </w:num>
   <w:num w:numId="11" w16cid:durableId="1973636751">
     <w:abstractNumId w:val="2"/>
   </w:num>
   <w:num w:numId="12" w16cid:durableId="2079208632">
-    <w:abstractNumId w:val="14"/>
+    <w:abstractNumId w:val="19"/>
   </w:num>
   <w:num w:numId="13" w16cid:durableId="1018048507">
-    <w:abstractNumId w:val="26"/>
+    <w:abstractNumId w:val="32"/>
   </w:num>
   <w:num w:numId="14" w16cid:durableId="616067702">
-    <w:abstractNumId w:val="24"/>
+    <w:abstractNumId w:val="30"/>
   </w:num>
   <w:num w:numId="15" w16cid:durableId="492182446">
-    <w:abstractNumId w:val="29"/>
+    <w:abstractNumId w:val="36"/>
   </w:num>
   <w:num w:numId="16" w16cid:durableId="1448158042">
-    <w:abstractNumId w:val="30"/>
+    <w:abstractNumId w:val="37"/>
   </w:num>
   <w:num w:numId="17" w16cid:durableId="194463556">
+    <w:abstractNumId w:val="40"/>
+  </w:num>
+  <w:num w:numId="18" w16cid:durableId="1003237408">
     <w:abstractNumId w:val="33"/>
   </w:num>
-  <w:num w:numId="18" w16cid:durableId="1003237408">
-    <w:abstractNumId w:val="27"/>
-  </w:num>
   <w:num w:numId="19" w16cid:durableId="1439369886">
-    <w:abstractNumId w:val="32"/>
+    <w:abstractNumId w:val="39"/>
   </w:num>
   <w:num w:numId="20" w16cid:durableId="2104570707">
-    <w:abstractNumId w:val="16"/>
+    <w:abstractNumId w:val="22"/>
   </w:num>
   <w:num w:numId="21" w16cid:durableId="1708338081">
     <w:abstractNumId w:val="0"/>
@@ -5969,40 +7766,64 @@
     <w:abstractNumId w:val="3"/>
   </w:num>
   <w:num w:numId="23" w16cid:durableId="651953507">
-    <w:abstractNumId w:val="19"/>
+    <w:abstractNumId w:val="25"/>
   </w:num>
   <w:num w:numId="24" w16cid:durableId="1867061134">
     <w:abstractNumId w:val="4"/>
   </w:num>
   <w:num w:numId="25" w16cid:durableId="489249652">
+    <w:abstractNumId w:val="18"/>
+  </w:num>
+  <w:num w:numId="26" w16cid:durableId="751895847">
+    <w:abstractNumId w:val="27"/>
+  </w:num>
+  <w:num w:numId="27" w16cid:durableId="1741369088">
+    <w:abstractNumId w:val="29"/>
+  </w:num>
+  <w:num w:numId="28" w16cid:durableId="2024044172">
     <w:abstractNumId w:val="13"/>
   </w:num>
-  <w:num w:numId="26" w16cid:durableId="751895847">
+  <w:num w:numId="29" w16cid:durableId="33510307">
+    <w:abstractNumId w:val="24"/>
+  </w:num>
+  <w:num w:numId="30" w16cid:durableId="723220435">
+    <w:abstractNumId w:val="10"/>
+  </w:num>
+  <w:num w:numId="31" w16cid:durableId="1867594437">
+    <w:abstractNumId w:val="26"/>
+  </w:num>
+  <w:num w:numId="32" w16cid:durableId="1863401314">
+    <w:abstractNumId w:val="23"/>
+  </w:num>
+  <w:num w:numId="33" w16cid:durableId="1009872923">
+    <w:abstractNumId w:val="6"/>
+  </w:num>
+  <w:num w:numId="34" w16cid:durableId="1961758451">
+    <w:abstractNumId w:val="15"/>
+  </w:num>
+  <w:num w:numId="35" w16cid:durableId="1937784050">
+    <w:abstractNumId w:val="17"/>
+  </w:num>
+  <w:num w:numId="36" w16cid:durableId="1189374117">
     <w:abstractNumId w:val="21"/>
   </w:num>
-  <w:num w:numId="27" w16cid:durableId="1741369088">
-    <w:abstractNumId w:val="23"/>
+  <w:num w:numId="37" w16cid:durableId="133455320">
+    <w:abstractNumId w:val="41"/>
   </w:num>
-  <w:num w:numId="28" w16cid:durableId="2024044172">
-    <w:abstractNumId w:val="11"/>
+  <w:num w:numId="38" w16cid:durableId="1868593080">
+    <w:abstractNumId w:val="16"/>
   </w:num>
-  <w:num w:numId="29" w16cid:durableId="33510307">
-    <w:abstractNumId w:val="18"/>
+  <w:num w:numId="39" w16cid:durableId="273366452">
+    <w:abstractNumId w:val="34"/>
   </w:num>
-  <w:num w:numId="30" w16cid:durableId="723220435">
-    <w:abstractNumId w:val="8"/>
+  <w:num w:numId="40" w16cid:durableId="1395815108">
+    <w:abstractNumId w:val="9"/>
   </w:num>
-  <w:num w:numId="31" w16cid:durableId="1867594437">
-    <w:abstractNumId w:val="20"/>
-  </w:num>
-  <w:num w:numId="32" w16cid:durableId="1863401314">
-    <w:abstractNumId w:val="17"/>
-  </w:num>
-  <w:num w:numId="33" w16cid:durableId="1009872923">
+  <w:num w:numId="41" w16cid:durableId="1047952536">
     <w:abstractNumId w:val="5"/>
   </w:num>
-  <w:num w:numId="34" w16cid:durableId="1961758451">
-    <w:abstractNumId w:val="12"/>
+  <w:num w:numId="42" w16cid:durableId="173349637">
+    <w:abstractNumId w:val="14"/>
   </w:num>
 </w:numbering>
 </file>
@@ -6459,7 +8280,6 @@
     <w:next w:val="a"/>
     <w:link w:val="30"/>
     <w:uiPriority w:val="9"/>
-    <w:semiHidden/>
     <w:unhideWhenUsed/>
     <w:qFormat/>
     <w:rsid w:val="00014762"/>
@@ -6667,7 +8487,6 @@
     <w:basedOn w:val="a0"/>
     <w:link w:val="3"/>
     <w:uiPriority w:val="9"/>
-    <w:semiHidden/>
     <w:rsid w:val="00014762"/>
     <w:rPr>
       <w:rFonts w:eastAsiaTheme="majorEastAsia" w:cstheme="majorBidi"/>
